--- a/docs/marco_aprendizaje_testing.docx
+++ b/docs/marco_aprendizaje_testing.docx
@@ -2447,6 +2447,24 @@
         <w:lastRenderedPageBreak/>
         <w:t>Módulo 3 — Git, .gitignore y pyproject.toml</w:t>
       </w:r>
+    </w:p>
+    <w:p>
+      <w:pPr/>
+      <w:r>
+        <w:rPr>
+          <w:b/>
+        </w:rPr>
+        <w:t xml:space="preserve">Fuente oficial de pytest: </w:t>
+      </w:r>
+      <w:hyperlink r:id="rId12">
+        <w:r>
+          <w:rPr>
+            <w:color w:val="0563C1"/>
+            <w:u w:val="single"/>
+          </w:rPr>
+          <w:t>Configuración de pytest</w:t>
+        </w:r>
+      </w:hyperlink>
     </w:p>
     <w:tbl>
       <w:tblPr>
@@ -4511,6 +4529,24 @@
       </w:r>
     </w:p>
     <w:p>
+      <w:pPr/>
+      <w:r>
+        <w:rPr>
+          <w:b/>
+        </w:rPr>
+        <w:t xml:space="preserve">Fuente oficial de pytest: </w:t>
+      </w:r>
+      <w:hyperlink r:id="rId13">
+        <w:r>
+          <w:rPr>
+            <w:color w:val="0563C1"/>
+            <w:u w:val="single"/>
+          </w:rPr>
+          <w:t>Anatomía de una prueba</w:t>
+        </w:r>
+      </w:hyperlink>
+    </w:p>
+    <w:p>
       <w:pPr>
         <w:pStyle w:val="Listaconvietas"/>
       </w:pPr>
@@ -4572,6 +4608,24 @@
       </w:r>
     </w:p>
     <w:p>
+      <w:pPr/>
+      <w:r>
+        <w:rPr>
+          <w:b/>
+        </w:rPr>
+        <w:t xml:space="preserve">Fuente oficial de pytest: </w:t>
+      </w:r>
+      <w:hyperlink r:id="rId14">
+        <w:r>
+          <w:rPr>
+            <w:color w:val="0563C1"/>
+            <w:u w:val="single"/>
+          </w:rPr>
+          <w:t>Escritura y reporte de assertions</w:t>
+        </w:r>
+      </w:hyperlink>
+    </w:p>
+    <w:p>
       <w:r>
         <w:t>ImportError ocurre durante la colección o carga de módulos: Python no puede localizar un módulo o nombre requerido y la prueba no se ejecuta.</w:t>
       </w:r>
@@ -4753,6 +4807,887 @@
       <w:r>
         <w:lastRenderedPageBreak/>
         <w:t>Módulo 6 — Descubrimiento, ejecución y fallo</w:t>
+      </w:r>
+    </w:p>
+    <w:p>
+      <w:pPr>
+        <w:pStyle w:val="Citadestacada"/>
+      </w:pPr>
+      <w:r>
+        <w:t>Aprendizaje consolidado. pytest primero descubre y organiza pruebas; después las ejecuta. Descubierta, ejecutada y superada son estados diferentes.</w:t>
+      </w:r>
+    </w:p>
+    <w:p>
+      <w:pPr>
+        <w:pStyle w:val="Ttulo2"/>
+      </w:pPr>
+      <w:r>
+        <w:t>Modelo mental</w:t>
+      </w:r>
+    </w:p>
+    <w:p>
+      <w:pPr>
+        <w:pStyle w:val="Sinespaciado"/>
+        <w:spacing w:before="80" w:after="140"/>
+        <w:ind w:left="160"/>
+        <w:shd w:fill="F7F8FA"/>
+      </w:pPr>
+      <w:r>
+        <w:rPr>
+          <w:rFonts w:ascii="Consolas" w:hAnsi="Consolas"/>
+          <w:color w:val="202124"/>
+          <w:sz w:val="18"/>
+        </w:rPr>
+        <w:t>Colección → ¿qué pruebas existen?</w:t>
+      </w:r>
+      <w:r>
+        <w:br/>
+      </w:r>
+      <w:r>
+        <w:rPr>
+          <w:rFonts w:ascii="Consolas" w:hAnsi="Consolas"/>
+          <w:color w:val="202124"/>
+          <w:sz w:val="18"/>
+        </w:rPr>
+        <w:t>Node ID   → ¿cuál es su dirección?</w:t>
+      </w:r>
+      <w:r>
+        <w:br/>
+      </w:r>
+      <w:r>
+        <w:rPr>
+          <w:rFonts w:ascii="Consolas" w:hAnsi="Consolas"/>
+          <w:color w:val="202124"/>
+          <w:sz w:val="18"/>
+        </w:rPr>
+        <w:t>Ejecución → ¿qué comportamiento producen?</w:t>
+      </w:r>
+      <w:r>
+        <w:br/>
+      </w:r>
+      <w:r>
+        <w:rPr>
+          <w:rFonts w:ascii="Consolas" w:hAnsi="Consolas"/>
+          <w:color w:val="202124"/>
+          <w:sz w:val="18"/>
+        </w:rPr>
+        <w:t>Resultado → ¿cumplen la expectativa?</w:t>
+      </w:r>
+    </w:p>
+    <w:p>
+      <w:pPr>
+        <w:pStyle w:val="Ttulo2"/>
+      </w:pPr>
+      <w:r>
+        <w:t>1. Colección</w:t>
+      </w:r>
+    </w:p>
+    <w:p>
+      <w:r>
+        <w:t>Durante la colección, pytest busca archivos y funciones que respetan sus convenciones y construye una lista de elementos ejecutables. El cuerpo de las pruebas todavía no se ejecuta.</w:t>
+      </w:r>
+    </w:p>
+    <w:p>
+      <w:pPr>
+        <w:pStyle w:val="Sinespaciado"/>
+        <w:spacing w:before="80" w:after="140"/>
+        <w:ind w:left="160"/>
+        <w:shd w:fill="F7F8FA"/>
+      </w:pPr>
+      <w:r>
+        <w:rPr>
+          <w:rFonts w:ascii="Consolas" w:hAnsi="Consolas"/>
+          <w:color w:val="202124"/>
+          <w:sz w:val="18"/>
+        </w:rPr>
+        <w:t>python -m pytest --collect-only -q</w:t>
+      </w:r>
+    </w:p>
+    <w:p>
+      <w:r>
+        <w:t>La opción --collect-only permite inspeccionar la suite antes de ejecutarla. En el laboratorio se espera una prueba recogida.</w:t>
+      </w:r>
+    </w:p>
+    <w:p>
+      <w:pPr>
+        <w:pStyle w:val="Ttulo2"/>
+      </w:pPr>
+      <w:r>
+        <w:t>2. Convenciones de descubrimiento</w:t>
+      </w:r>
+    </w:p>
+    <w:p>
+      <w:pPr/>
+      <w:r>
+        <w:rPr>
+          <w:b/>
+        </w:rPr>
+        <w:t xml:space="preserve">Fuente oficial de pytest: </w:t>
+      </w:r>
+      <w:hyperlink r:id="rId15">
+        <w:r>
+          <w:rPr>
+            <w:color w:val="0563C1"/>
+            <w:u w:val="single"/>
+          </w:rPr>
+          <w:t>Buenas prácticas y descubrimiento de pruebas</w:t>
+        </w:r>
+      </w:hyperlink>
+    </w:p>
+    <w:p>
+      <w:pPr>
+        <w:pStyle w:val="Listaconvietas"/>
+      </w:pPr>
+      <w:r>
+        <w:t>Los archivos de prueba suelen llamarse test_*.py o *_test.py.</w:t>
+      </w:r>
+    </w:p>
+    <w:p>
+      <w:pPr>
+        <w:pStyle w:val="Listaconvietas"/>
+      </w:pPr>
+      <w:r>
+        <w:t>Las funciones de prueba comienzan por test_.</w:t>
+      </w:r>
+    </w:p>
+    <w:p>
+      <w:pPr>
+        <w:pStyle w:val="Listaconvietas"/>
+      </w:pPr>
+      <w:r>
+        <w:t>Una función check_normalize... no es recogida por la convención predeterminada.</w:t>
+      </w:r>
+    </w:p>
+    <w:p>
+      <w:pPr>
+        <w:pStyle w:val="Listaconvietas"/>
+      </w:pPr>
+      <w:r>
+        <w:t>Contener un assert no convierte por sí solo una función en prueba para pytest.</w:t>
+      </w:r>
+    </w:p>
+    <w:p>
+      <w:pPr>
+        <w:pStyle w:val="Ttulo2"/>
+      </w:pPr>
+      <w:r>
+        <w:t>3. Node ID</w:t>
+      </w:r>
+    </w:p>
+    <w:p>
+      <w:pPr/>
+      <w:r>
+        <w:rPr>
+          <w:b/>
+        </w:rPr>
+        <w:t xml:space="preserve">Fuente oficial de pytest: </w:t>
+      </w:r>
+      <w:hyperlink r:id="rId16">
+        <w:r>
+          <w:rPr>
+            <w:color w:val="0563C1"/>
+            <w:u w:val="single"/>
+          </w:rPr>
+          <w:t>Invocación y selección mediante Node ID</w:t>
+        </w:r>
+      </w:hyperlink>
+    </w:p>
+    <w:p>
+      <w:pPr>
+        <w:pStyle w:val="Sinespaciado"/>
+        <w:spacing w:before="80" w:after="140"/>
+        <w:ind w:left="160"/>
+        <w:shd w:fill="F7F8FA"/>
+      </w:pPr>
+      <w:r>
+        <w:rPr>
+          <w:rFonts w:ascii="Consolas" w:hAnsi="Consolas"/>
+          <w:color w:val="202124"/>
+          <w:sz w:val="18"/>
+        </w:rPr>
+        <w:t>tests/test_normalize.py::test_normalize_text_removes_spaces_and_lowercases</w:t>
+      </w:r>
+    </w:p>
+    <w:p>
+      <w:r>
+        <w:t>El node ID es la dirección única de una prueba. Puede incluir archivo, clase, función y, cuando exista, el identificador de un caso parametrizado.</w:t>
+      </w:r>
+    </w:p>
+    <w:p>
+      <w:pPr>
+        <w:pStyle w:val="Sinespaciado"/>
+        <w:spacing w:before="80" w:after="140"/>
+        <w:ind w:left="160"/>
+        <w:shd w:fill="F7F8FA"/>
+      </w:pPr>
+      <w:r>
+        <w:rPr>
+          <w:rFonts w:ascii="Consolas" w:hAnsi="Consolas"/>
+          <w:color w:val="202124"/>
+          <w:sz w:val="18"/>
+        </w:rPr>
+        <w:t>python -m pytest "tests/test_normalize.py::test_normalize_text_removes_spaces_and_lowercases" -v</w:t>
+      </w:r>
+    </w:p>
+    <w:p>
+      <w:pPr>
+        <w:pStyle w:val="Ttulo2"/>
+      </w:pPr>
+      <w:r>
+        <w:t>4. Ejecución y resultado</w:t>
+      </w:r>
+    </w:p>
+    <w:p>
+      <w:r>
+        <w:t>Después de recoger las pruebas, pytest ejecuta cada elemento. collected 1 item significa que encontró una unidad ejecutable; todavía no indica si su expectativa se cumplirá.</w:t>
+      </w:r>
+    </w:p>
+    <w:p>
+      <w:pPr>
+        <w:pStyle w:val="Listaconvietas"/>
+      </w:pPr>
+      <w:r>
+        <w:t>PASSED: la prueba terminó y la expectativa se cumplió.</w:t>
+      </w:r>
+    </w:p>
+    <w:p>
+      <w:pPr>
+        <w:pStyle w:val="Listaconvietas"/>
+      </w:pPr>
+      <w:r>
+        <w:t>FAILED: la prueba se ejecutó, pero una expectativa fue falsa.</w:t>
+      </w:r>
+    </w:p>
+    <w:p>
+      <w:pPr>
+        <w:pStyle w:val="Listaconvietas"/>
+      </w:pPr>
+      <w:r>
+        <w:t>ERROR: la preparación, importación o ejecución se interrumpió antes de completar la comprobación.</w:t>
+      </w:r>
+    </w:p>
+    <w:p>
+      <w:pPr>
+        <w:pStyle w:val="Listaconvietas"/>
+      </w:pPr>
+      <w:r>
+        <w:t>SKIPPED: una condición declarada evitó su ejecución.</w:t>
+      </w:r>
+    </w:p>
+    <w:p>
+      <w:pPr>
+        <w:pStyle w:val="Ttulo2"/>
+      </w:pPr>
+      <w:r>
+        <w:t>Incidencia real: intérprete global frente a .venv</w:t>
+      </w:r>
+    </w:p>
+    <w:p>
+      <w:pPr>
+        <w:pStyle w:val="Sinespaciado"/>
+        <w:spacing w:before="80" w:after="140"/>
+        <w:ind w:left="160"/>
+        <w:shd w:fill="F7F8FA"/>
+      </w:pPr>
+      <w:r>
+        <w:rPr>
+          <w:rFonts w:ascii="Consolas" w:hAnsi="Consolas"/>
+          <w:color w:val="202124"/>
+          <w:sz w:val="18"/>
+        </w:rPr>
+        <w:t>python -m pytest --colect-only -q</w:t>
+      </w:r>
+      <w:r>
+        <w:br/>
+      </w:r>
+      <w:r>
+        <w:rPr>
+          <w:rFonts w:ascii="Consolas" w:hAnsi="Consolas"/>
+          <w:color w:val="202124"/>
+          <w:sz w:val="18"/>
+        </w:rPr>
+        <w:t>C:\Program Files\Python314\python.exe: No module named pytest</w:t>
+      </w:r>
+    </w:p>
+    <w:p>
+      <w:r>
+        <w:t>La salida mostró que la .venv no estaba activada. El Python global no tenía pytest y, por tanto, pytest nunca llegó a procesar la opción, que además contenía la errata --colect-only.</w:t>
+      </w:r>
+    </w:p>
+    <w:p>
+      <w:pPr>
+        <w:pStyle w:val="Ttulo2"/>
+      </w:pPr>
+      <w:r>
+        <w:t>Secuencia correcta de diagnóstico</w:t>
+      </w:r>
+    </w:p>
+    <w:p>
+      <w:pPr>
+        <w:pStyle w:val="Sinespaciado"/>
+        <w:spacing w:before="80" w:after="140"/>
+        <w:ind w:left="160"/>
+        <w:shd w:fill="F7F8FA"/>
+      </w:pPr>
+      <w:r>
+        <w:rPr>
+          <w:rFonts w:ascii="Consolas" w:hAnsi="Consolas"/>
+          <w:color w:val="202124"/>
+          <w:sz w:val="18"/>
+        </w:rPr>
+        <w:t>.\.venv\Scripts\Activate.ps1</w:t>
+      </w:r>
+      <w:r>
+        <w:br/>
+      </w:r>
+      <w:r>
+        <w:rPr>
+          <w:rFonts w:ascii="Consolas" w:hAnsi="Consolas"/>
+          <w:color w:val="202124"/>
+          <w:sz w:val="18"/>
+        </w:rPr>
+        <w:t>python -c "import sys; print(sys.executable)"</w:t>
+      </w:r>
+      <w:r>
+        <w:br/>
+      </w:r>
+      <w:r>
+        <w:rPr>
+          <w:rFonts w:ascii="Consolas" w:hAnsi="Consolas"/>
+          <w:color w:val="202124"/>
+          <w:sz w:val="18"/>
+        </w:rPr>
+        <w:t>python -m pytest --collect-only -q</w:t>
+      </w:r>
+    </w:p>
+    <w:p>
+      <w:pPr>
+        <w:pStyle w:val="Listaconnmeros"/>
+      </w:pPr>
+      <w:r>
+        <w:t>Primero comprobar qué intérprete ejecuta el comando.</w:t>
+      </w:r>
+    </w:p>
+    <w:p>
+      <w:pPr>
+        <w:pStyle w:val="Listaconnmeros"/>
+      </w:pPr>
+      <w:r>
+        <w:t>Después comprobar que pytest está instalado en ese entorno.</w:t>
+      </w:r>
+    </w:p>
+    <w:p>
+      <w:pPr>
+        <w:pStyle w:val="Listaconnmeros"/>
+      </w:pPr>
+      <w:r>
+        <w:t>Finalmente corregir y evaluar las opciones de pytest.</w:t>
+      </w:r>
+    </w:p>
+    <w:p>
+      <w:pPr>
+        <w:pStyle w:val="Ttulo2"/>
+      </w:pPr>
+      <w:r>
+        <w:t>Solución teórica</w:t>
+      </w:r>
+    </w:p>
+    <w:p>
+      <w:r>
+        <w:t>Colección identifica las pruebas; ejecución llama a las pruebas recogidas. El node ID identifica de forma única una prueba. check_normalize no se descubre porque no comienza por test_. collected 1 item confirma una prueba recogida, no una prueba superada.</w:t>
+      </w:r>
+    </w:p>
+    <w:p>
+      <w:pPr>
+        <w:pStyle w:val="Ttulo2"/>
+      </w:pPr>
+      <w:r>
+        <w:t>Criterio de avance</w:t>
+      </w:r>
+    </w:p>
+    <w:p>
+      <w:r>
+        <w:t>Puedes diferenciar colección, ejecución y resultado; interpretar un node ID; explicar por qué una función no fue descubierta y verificar el intérprete antes de diagnosticar pytest.</w:t>
+      </w:r>
+    </w:p>
+    <w:p>
+      <w:pPr>
+        <w:pStyle w:val="Citadestacada"/>
+      </w:pPr>
+      <w:r>
+        <w:t>Punto de reanudación. Módulo 7: diseñar casos mediante particiones de equivalencia y valores límite.</w:t>
+      </w:r>
+    </w:p>
+    <w:p>
+      <w:pPr>
+        <w:pStyle w:val="Ttulo1"/>
+      </w:pPr>
+      <w:r>
+        <w:lastRenderedPageBreak/>
+        <w:t>Módulo 7 — Particiones y valores límite</w:t>
+      </w:r>
+    </w:p>
+    <w:p>
+      <w:pPr>
+        <w:pStyle w:val="Citadestacada"/>
+      </w:pPr>
+      <w:r>
+        <w:t>Aprendizaje en curso. Las particiones agrupan entradas que deberían recibir el mismo tratamiento; los valores límite observan exactamente dónde cambia una regla.</w:t>
+      </w:r>
+    </w:p>
+    <w:p>
+      <w:pPr>
+        <w:pStyle w:val="Ttulo2"/>
+      </w:pPr>
+      <w:r>
+        <w:t>Contrato de classify_score</w:t>
+      </w:r>
+    </w:p>
+    <w:p>
+      <w:pPr>
+        <w:pStyle w:val="Sinespaciado"/>
+        <w:spacing w:before="80" w:after="140"/>
+        <w:ind w:left="160"/>
+        <w:shd w:fill="F7F8FA"/>
+      </w:pPr>
+      <w:r>
+        <w:rPr>
+          <w:rFonts w:ascii="Consolas" w:hAnsi="Consolas"/>
+          <w:color w:val="202124"/>
+          <w:sz w:val="18"/>
+        </w:rPr>
+        <w:t>0..49   -&gt; insuficiente</w:t>
+      </w:r>
+      <w:r>
+        <w:br/>
+      </w:r>
+      <w:r>
+        <w:rPr>
+          <w:rFonts w:ascii="Consolas" w:hAnsi="Consolas"/>
+          <w:color w:val="202124"/>
+          <w:sz w:val="18"/>
+        </w:rPr>
+        <w:t>50..69  -&gt; aprobado</w:t>
+      </w:r>
+      <w:r>
+        <w:br/>
+      </w:r>
+      <w:r>
+        <w:rPr>
+          <w:rFonts w:ascii="Consolas" w:hAnsi="Consolas"/>
+          <w:color w:val="202124"/>
+          <w:sz w:val="18"/>
+        </w:rPr>
+        <w:t>70..89  -&gt; notable</w:t>
+      </w:r>
+      <w:r>
+        <w:br/>
+      </w:r>
+      <w:r>
+        <w:rPr>
+          <w:rFonts w:ascii="Consolas" w:hAnsi="Consolas"/>
+          <w:color w:val="202124"/>
+          <w:sz w:val="18"/>
+        </w:rPr>
+        <w:t>90..100 -&gt; excelente</w:t>
+      </w:r>
+    </w:p>
+    <w:p>
+      <w:r>
+        <w:t>Cada intervalo es una partición de equivalencia. Si la implementación es correcta, los valores interiores de una misma partición recorren el mismo camino lógico.</w:t>
+      </w:r>
+    </w:p>
+    <w:p>
+      <w:pPr>
+        <w:pStyle w:val="Ttulo2"/>
+      </w:pPr>
+      <w:r>
+        <w:t>Valores límite seleccionados</w:t>
+      </w:r>
+    </w:p>
+    <w:p>
+      <w:pPr>
+        <w:pStyle w:val="Listaconvietas"/>
+      </w:pPr>
+      <w:r>
+        <w:t>0 y 100 representan los extremos admitidos.</w:t>
+      </w:r>
+    </w:p>
+    <w:p>
+      <w:pPr>
+        <w:pStyle w:val="Listaconvietas"/>
+      </w:pPr>
+      <w:r>
+        <w:t>49 y 50 observan ambos lados del primer cambio.</w:t>
+      </w:r>
+    </w:p>
+    <w:p>
+      <w:pPr>
+        <w:pStyle w:val="Listaconvietas"/>
+      </w:pPr>
+      <w:r>
+        <w:t>69 y 70 observan ambos lados del segundo cambio.</w:t>
+      </w:r>
+    </w:p>
+    <w:p>
+      <w:pPr>
+        <w:pStyle w:val="Listaconvietas"/>
+      </w:pPr>
+      <w:r>
+        <w:t>89 y 90 observan ambos lados del tercer cambio.</w:t>
+      </w:r>
+    </w:p>
+    <w:p>
+      <w:pPr>
+        <w:pStyle w:val="Ttulo2"/>
+      </w:pPr>
+      <w:r>
+        <w:t>Pruebas explícitas antes de parametrizar</w:t>
+      </w:r>
+    </w:p>
+    <w:p>
+      <w:r>
+        <w:t>Se mantienen ocho funciones de prueba deliberadamente repetitivas. Esta forma hace visible cada frontera y permitirá comprender en el módulo 8 qué problema resuelve la parametrización.</w:t>
+      </w:r>
+    </w:p>
+    <w:p>
+      <w:pPr>
+        <w:pStyle w:val="Sinespaciado"/>
+        <w:spacing w:before="80" w:after="140"/>
+        <w:ind w:left="160"/>
+        <w:shd w:fill="F7F8FA"/>
+      </w:pPr>
+      <w:r>
+        <w:rPr>
+          <w:rFonts w:ascii="Consolas" w:hAnsi="Consolas"/>
+          <w:color w:val="202124"/>
+          <w:sz w:val="18"/>
+        </w:rPr>
+        <w:t>def test_score_49_is_insufficient():</w:t>
+      </w:r>
+      <w:r>
+        <w:br/>
+      </w:r>
+      <w:r>
+        <w:rPr>
+          <w:rFonts w:ascii="Consolas" w:hAnsi="Consolas"/>
+          <w:color w:val="202124"/>
+          <w:sz w:val="18"/>
+        </w:rPr>
+        <w:t xml:space="preserve">    assert classify_score(49) == "insuficiente"</w:t>
+      </w:r>
+      <w:r>
+        <w:br/>
+      </w:r>
+      <w:r>
+        <w:rPr>
+          <w:rFonts w:ascii="Consolas" w:hAnsi="Consolas"/>
+          <w:color w:val="202124"/>
+          <w:sz w:val="18"/>
+        </w:rPr>
+      </w:r>
+      <w:r>
+        <w:br/>
+      </w:r>
+      <w:r>
+        <w:rPr>
+          <w:rFonts w:ascii="Consolas" w:hAnsi="Consolas"/>
+          <w:color w:val="202124"/>
+          <w:sz w:val="18"/>
+        </w:rPr>
+        <w:t>def test_score_50_is_passed():</w:t>
+      </w:r>
+      <w:r>
+        <w:br/>
+      </w:r>
+      <w:r>
+        <w:rPr>
+          <w:rFonts w:ascii="Consolas" w:hAnsi="Consolas"/>
+          <w:color w:val="202124"/>
+          <w:sz w:val="18"/>
+        </w:rPr>
+        <w:t xml:space="preserve">    assert classify_score(50) == "aprobado"</w:t>
+      </w:r>
+    </w:p>
+    <w:p>
+      <w:pPr>
+        <w:pStyle w:val="Ttulo2"/>
+      </w:pPr>
+      <w:r>
+        <w:t>Implementación actual</w:t>
+      </w:r>
+    </w:p>
+    <w:p>
+      <w:pPr>
+        <w:pStyle w:val="Sinespaciado"/>
+        <w:spacing w:before="80" w:after="140"/>
+        <w:ind w:left="160"/>
+        <w:shd w:fill="F7F8FA"/>
+      </w:pPr>
+      <w:r>
+        <w:rPr>
+          <w:rFonts w:ascii="Consolas" w:hAnsi="Consolas"/>
+          <w:color w:val="202124"/>
+          <w:sz w:val="18"/>
+        </w:rPr>
+        <w:t>def classify_score(score: int) -&gt; str:</w:t>
+      </w:r>
+      <w:r>
+        <w:br/>
+      </w:r>
+      <w:r>
+        <w:rPr>
+          <w:rFonts w:ascii="Consolas" w:hAnsi="Consolas"/>
+          <w:color w:val="202124"/>
+          <w:sz w:val="18"/>
+        </w:rPr>
+        <w:t xml:space="preserve">    """Clasifica una puntuacion valida comprendida entre 0 y 100."""</w:t>
+      </w:r>
+      <w:r>
+        <w:br/>
+      </w:r>
+      <w:r>
+        <w:rPr>
+          <w:rFonts w:ascii="Consolas" w:hAnsi="Consolas"/>
+          <w:color w:val="202124"/>
+          <w:sz w:val="18"/>
+        </w:rPr>
+        <w:t xml:space="preserve">    if score &lt; 50:</w:t>
+      </w:r>
+      <w:r>
+        <w:br/>
+      </w:r>
+      <w:r>
+        <w:rPr>
+          <w:rFonts w:ascii="Consolas" w:hAnsi="Consolas"/>
+          <w:color w:val="202124"/>
+          <w:sz w:val="18"/>
+        </w:rPr>
+        <w:t xml:space="preserve">        return "insuficiente"</w:t>
+      </w:r>
+      <w:r>
+        <w:br/>
+      </w:r>
+      <w:r>
+        <w:rPr>
+          <w:rFonts w:ascii="Consolas" w:hAnsi="Consolas"/>
+          <w:color w:val="202124"/>
+          <w:sz w:val="18"/>
+        </w:rPr>
+      </w:r>
+      <w:r>
+        <w:br/>
+      </w:r>
+      <w:r>
+        <w:rPr>
+          <w:rFonts w:ascii="Consolas" w:hAnsi="Consolas"/>
+          <w:color w:val="202124"/>
+          <w:sz w:val="18"/>
+        </w:rPr>
+        <w:t xml:space="preserve">    if score &lt; 70:</w:t>
+      </w:r>
+      <w:r>
+        <w:br/>
+      </w:r>
+      <w:r>
+        <w:rPr>
+          <w:rFonts w:ascii="Consolas" w:hAnsi="Consolas"/>
+          <w:color w:val="202124"/>
+          <w:sz w:val="18"/>
+        </w:rPr>
+        <w:t xml:space="preserve">        return "aprobado"</w:t>
+      </w:r>
+      <w:r>
+        <w:br/>
+      </w:r>
+      <w:r>
+        <w:rPr>
+          <w:rFonts w:ascii="Consolas" w:hAnsi="Consolas"/>
+          <w:color w:val="202124"/>
+          <w:sz w:val="18"/>
+        </w:rPr>
+      </w:r>
+      <w:r>
+        <w:br/>
+      </w:r>
+      <w:r>
+        <w:rPr>
+          <w:rFonts w:ascii="Consolas" w:hAnsi="Consolas"/>
+          <w:color w:val="202124"/>
+          <w:sz w:val="18"/>
+        </w:rPr>
+        <w:t xml:space="preserve">    if score &lt; 90:</w:t>
+      </w:r>
+      <w:r>
+        <w:br/>
+      </w:r>
+      <w:r>
+        <w:rPr>
+          <w:rFonts w:ascii="Consolas" w:hAnsi="Consolas"/>
+          <w:color w:val="202124"/>
+          <w:sz w:val="18"/>
+        </w:rPr>
+        <w:t xml:space="preserve">        return "notable"</w:t>
+      </w:r>
+      <w:r>
+        <w:br/>
+      </w:r>
+      <w:r>
+        <w:rPr>
+          <w:rFonts w:ascii="Consolas" w:hAnsi="Consolas"/>
+          <w:color w:val="202124"/>
+          <w:sz w:val="18"/>
+        </w:rPr>
+      </w:r>
+      <w:r>
+        <w:br/>
+      </w:r>
+      <w:r>
+        <w:rPr>
+          <w:rFonts w:ascii="Consolas" w:hAnsi="Consolas"/>
+          <w:color w:val="202124"/>
+          <w:sz w:val="18"/>
+        </w:rPr>
+        <w:t xml:space="preserve">    return "excelente"</w:t>
+      </w:r>
+    </w:p>
+    <w:p>
+      <w:pPr>
+        <w:pStyle w:val="Ttulo2"/>
+      </w:pPr>
+      <w:r>
+        <w:t>Incidencia de descubrimiento</w:t>
+      </w:r>
+    </w:p>
+    <w:p>
+      <w:pPr>
+        <w:pStyle w:val="Sinespaciado"/>
+        <w:spacing w:before="80" w:after="140"/>
+        <w:ind w:left="160"/>
+        <w:shd w:fill="F7F8FA"/>
+      </w:pPr>
+      <w:r>
+        <w:rPr>
+          <w:rFonts w:ascii="Consolas" w:hAnsi="Consolas"/>
+          <w:color w:val="202124"/>
+          <w:sz w:val="18"/>
+        </w:rPr>
+        <w:t>tests/classify.py       # no descubierto</w:t>
+      </w:r>
+      <w:r>
+        <w:br/>
+      </w:r>
+      <w:r>
+        <w:rPr>
+          <w:rFonts w:ascii="Consolas" w:hAnsi="Consolas"/>
+          <w:color w:val="202124"/>
+          <w:sz w:val="18"/>
+        </w:rPr>
+        <w:t>tests/test_classify.py  # descubierto</w:t>
+      </w:r>
+    </w:p>
+    <w:p>
+      <w:r>
+        <w:t>La primera ejecución de la suite recogió solo test_normalize.py porque el archivo nuevo se llamó classify.py. Renombrarlo a test_classify.py lo hizo compatible con la convención test_*.py. Este incidente conecta el diseño de casos del módulo 7 con el descubrimiento aprendido en el módulo 6.</w:t>
+      </w:r>
+    </w:p>
+    <w:p>
+      <w:pPr>
+        <w:pStyle w:val="Ttulo2"/>
+      </w:pPr>
+      <w:r>
+        <w:t>Solución teórica</w:t>
+      </w:r>
+    </w:p>
+    <w:p>
+      <w:r>
+        <w:t>48 aporta normalmente menos información que 49 porque ambos pertenecen a la misma partición y 49 está junto al cambio. Las pruebas 49/50 detectan un error como score &lt;= 50, porque 50 sería clasificado incorrectamente como insuficiente.</w:t>
+      </w:r>
+    </w:p>
+    <w:p>
+      <w:r>
+        <w:t>-1 y 101 todavía no se prueban porque antes debemos decidir su contrato: excepción, valor especial u otra política. La expectativa se escribe después de decidir el comportamiento observable.</w:t>
+      </w:r>
+    </w:p>
+    <w:p>
+      <w:r>
+        <w:t>Las ocho pruebas duplican estructura y dificultan ver la tabla de decisiones como una unidad. La parametrización separará el cuerpo de la prueba de los datos sin perder casos independientes.</w:t>
+      </w:r>
+    </w:p>
+    <w:p>
+      <w:pPr>
+        <w:pStyle w:val="Ttulo2"/>
+      </w:pPr>
+      <w:r>
+        <w:t>Modelo mental</w:t>
+      </w:r>
+    </w:p>
+    <w:p>
+      <w:pPr>
+        <w:pStyle w:val="Sinespaciado"/>
+        <w:spacing w:before="80" w:after="140"/>
+        <w:ind w:left="160"/>
+        <w:shd w:fill="F7F8FA"/>
+      </w:pPr>
+      <w:r>
+        <w:rPr>
+          <w:rFonts w:ascii="Consolas" w:hAnsi="Consolas"/>
+          <w:color w:val="202124"/>
+          <w:sz w:val="18"/>
+        </w:rPr>
+        <w:t>Particiones -&gt; grupos de comportamiento equivalente</w:t>
+      </w:r>
+      <w:r>
+        <w:br/>
+      </w:r>
+      <w:r>
+        <w:rPr>
+          <w:rFonts w:ascii="Consolas" w:hAnsi="Consolas"/>
+          <w:color w:val="202124"/>
+          <w:sz w:val="18"/>
+        </w:rPr>
+        <w:t>Limites     -&gt; puntos donde cambia la regla</w:t>
+      </w:r>
+      <w:r>
+        <w:br/>
+      </w:r>
+      <w:r>
+        <w:rPr>
+          <w:rFonts w:ascii="Consolas" w:hAnsi="Consolas"/>
+          <w:color w:val="202124"/>
+          <w:sz w:val="18"/>
+        </w:rPr>
+        <w:t>Casos       -&gt; representantes elegidos por su informacion</w:t>
+      </w:r>
+    </w:p>
+    <w:p>
+      <w:pPr>
+        <w:pStyle w:val="Ttulo2"/>
+      </w:pPr>
+      <w:r>
+        <w:t>Estado y criterio de cierre</w:t>
+      </w:r>
+    </w:p>
+    <w:p>
+      <w:r>
+        <w:t>La implementación y las ocho pruebas existen. El módulo quedará cerrado cuando se comparta la evidencia de ejecución: ocho pruebas de clasificación y nueve pruebas en la suite completa.</w:t>
+      </w:r>
+    </w:p>
+    <w:p>
+      <w:pPr>
+        <w:pStyle w:val="Citadestacada"/>
+      </w:pPr>
+      <w:r>
+        <w:t>Punto de reanudación. Ejecutar test_classify.py y la suite completa; después comenzar el módulo 8 sobre parametrización.</w:t>
+      </w:r>
+    </w:p>
+    <w:p>
+      <w:pPr>
+        <w:pStyle w:val="Ttulo1"/>
+      </w:pPr>
+      <w:r>
+        <w:lastRenderedPageBreak/>
+        <w:t>Módulo 8 — Parametrización y subtests</w:t>
       </w:r>
     </w:p>
     <w:tbl>
@@ -4790,17 +5725,12 @@
               <w:t xml:space="preserve">Aprendizaje nuevo. </w:t>
             </w:r>
             <w:r>
-              <w:t>pytest recoge pruebas según convenciones y presenta node IDs, estados y trazas.</w:t>
+              <w:t>Parametrize genera pruebas durante la colección; los subtests agrupan comprobaciones creadas durante la ejecución.</w:t>
             </w:r>
           </w:p>
         </w:tc>
       </w:tr>
     </w:tbl>
-    <w:p>
-      <w:pPr>
-        <w:spacing w:after="20"/>
-      </w:pPr>
-    </w:p>
     <w:tbl>
       <w:tblPr>
         <w:tblStyle w:val="Tablaconcuadrcula"/>
@@ -4913,7 +5843,7 @@
               <w:rPr>
                 <w:sz w:val="19"/>
               </w:rPr>
-              <w:t>pytest recoge pruebas según convenciones y presenta node IDs, estados y trazas.</w:t>
+              <w:t>Parametrize genera pruebas durante la colección; los subtests agrupan comprobaciones creadas durante la ejecución.</w:t>
             </w:r>
           </w:p>
         </w:tc>
@@ -4961,7 +5891,7 @@
               <w:rPr>
                 <w:sz w:val="19"/>
               </w:rPr>
-              <w:t>Saber escribir una prueba no basta: hay que confirmar que el runner la descubre.</w:t>
+              <w:t>Repetir cuerpos de prueba oculta la tabla de decisiones y aumenta mantenimiento.</w:t>
             </w:r>
           </w:p>
         </w:tc>
@@ -5009,7 +5939,7 @@
               <w:rPr>
                 <w:sz w:val="19"/>
               </w:rPr>
-              <w:t>Distinguir colección, ejecución, FAILED y ERROR.</w:t>
+              <w:t>Separar especificaciones estables de exploraciones dinámicas.</w:t>
             </w:r>
           </w:p>
         </w:tc>
@@ -5057,7 +5987,7 @@
               <w:rPr>
                 <w:sz w:val="19"/>
               </w:rPr>
-              <w:t>Un fallo esperado debe localizar valores observados; un error puede ocurrir antes del assert.</w:t>
+              <w:t>Los casos parametrizados tienen node ID; los subtests no se seleccionan individualmente.</w:t>
             </w:r>
           </w:p>
         </w:tc>
@@ -5111,19 +6041,6 @@
         </w:tc>
       </w:tr>
     </w:tbl>
-    <w:p>
-      <w:pPr>
-        <w:spacing w:after="20"/>
-      </w:pPr>
-    </w:p>
-    <w:p>
-      <w:pPr>
-        <w:pStyle w:val="Ttulo2"/>
-      </w:pPr>
-      <w:r>
-        <w:t>Práctica guiada</w:t>
-      </w:r>
-    </w:p>
     <w:tbl>
       <w:tblPr>
         <w:tblW w:w="9360" w:type="dxa"/>
@@ -5157,7 +6074,7 @@
                 <w:color w:val="202124"/>
                 <w:sz w:val="18"/>
               </w:rPr>
-              <w:t>python -m pytest --collect-only -q</w:t>
+              <w:t>@pytest.mark.parametrize("value, expected", [("1", 1), ("x", None)])</w:t>
             </w:r>
             <w:r>
               <w:br/>
@@ -5168,7 +6085,7 @@
                 <w:color w:val="202124"/>
                 <w:sz w:val="18"/>
               </w:rPr>
-              <w:t>python -m pytest -v</w:t>
+              <w:t>def test_parse_int(value, expected):</w:t>
             </w:r>
             <w:r>
               <w:br/>
@@ -5179,30 +6096,12 @@
                 <w:color w:val="202124"/>
                 <w:sz w:val="18"/>
               </w:rPr>
-              <w:t># provocar un fallo controlado y leerlo</w:t>
+              <w:t xml:space="preserve">    assert parse_int(value) == expected</w:t>
             </w:r>
           </w:p>
         </w:tc>
       </w:tr>
     </w:tbl>
-    <w:p>
-      <w:pPr>
-        <w:spacing w:after="20"/>
-      </w:pPr>
-    </w:p>
-    <w:p>
-      <w:pPr>
-        <w:pStyle w:val="Ttulo2"/>
-      </w:pPr>
-      <w:r>
-        <w:t>Criterio de avance</w:t>
-      </w:r>
-    </w:p>
-    <w:p>
-      <w:r>
-        <w:t>Puedes explicar cada parte del node ID y la diferencia entre FAILED y ERROR.</w:t>
-      </w:r>
-    </w:p>
     <w:tbl>
       <w:tblPr>
         <w:tblW w:w="9360" w:type="dxa"/>
@@ -5246,12 +6145,545 @@
     </w:tbl>
     <w:p>
       <w:pPr>
-        <w:spacing w:after="20"/>
-      </w:pPr>
-    </w:p>
-    <w:p>
-      <w:r>
-        <w:br w:type="page"/>
+        <w:pStyle w:val="Citadestacada"/>
+      </w:pPr>
+      <w:r>
+        <w:t>Aprendizaje en curso. La parametrización separa el cuerpo estable de una prueba de los datos variables sin reducir los comportamientos comprobados.</w:t>
+      </w:r>
+    </w:p>
+    <w:p>
+      <w:pPr>
+        <w:pStyle w:val="Ttulo2"/>
+      </w:pPr>
+      <w:r>
+        <w:t>Problema que resuelve</w:t>
+      </w:r>
+    </w:p>
+    <w:p>
+      <w:pPr/>
+      <w:r>
+        <w:t>Las ocho pruebas de classify_score repetían la misma operación y cambiaban solamente la puntuación de entrada y la categoría esperada. La repetición hizo visibles los límites en el módulo 7; ahora puede sustituirse por una tabla de casos.</w:t>
+      </w:r>
+    </w:p>
+    <w:p>
+      <w:pPr>
+        <w:pStyle w:val="Ttulo2"/>
+      </w:pPr>
+      <w:r>
+        <w:t>Transformación realizada</w:t>
+      </w:r>
+    </w:p>
+    <w:p>
+      <w:pPr/>
+      <w:r>
+        <w:rPr>
+          <w:b/>
+        </w:rPr>
+        <w:t xml:space="preserve">Fuente oficial de pytest: </w:t>
+      </w:r>
+      <w:hyperlink r:id="rId17">
+        <w:r>
+          <w:rPr>
+            <w:color w:val="0563C1"/>
+            <w:u w:val="single"/>
+          </w:rPr>
+          <w:t>Parametrización de funciones de prueba</w:t>
+        </w:r>
+      </w:hyperlink>
+    </w:p>
+    <w:p>
+      <w:pPr>
+        <w:pStyle w:val="Sinespaciado"/>
+      </w:pPr>
+      <w:r>
+        <w:t>@pytest.mark.parametrize(</w:t>
+        <w:br/>
+        <w:t xml:space="preserve">    ("score", "expected"),</w:t>
+        <w:br/>
+        <w:t xml:space="preserve">    [</w:t>
+        <w:br/>
+        <w:t xml:space="preserve">        (0, "insuficiente"),</w:t>
+        <w:br/>
+        <w:t xml:space="preserve">        (49, "insuficiente"),</w:t>
+        <w:br/>
+        <w:t xml:space="preserve">        (50, "aprobado"),</w:t>
+        <w:br/>
+        <w:t xml:space="preserve">        (69, "aprobado"),</w:t>
+        <w:br/>
+        <w:t xml:space="preserve">        (70, "notable"),</w:t>
+        <w:br/>
+        <w:t xml:space="preserve">        (89, "notable"),</w:t>
+        <w:br/>
+        <w:t xml:space="preserve">        (90, "excelente"),</w:t>
+        <w:br/>
+        <w:t xml:space="preserve">        (100, "excelente"),</w:t>
+        <w:br/>
+        <w:t xml:space="preserve">    ],</w:t>
+        <w:br/>
+        <w:t>)</w:t>
+        <w:br/>
+        <w:t>def test_classify_score(score, expected):</w:t>
+        <w:br/>
+        <w:t xml:space="preserve">    assert classify_score(score) == expected</w:t>
+      </w:r>
+    </w:p>
+    <w:p>
+      <w:pPr/>
+      <w:r>
+        <w:t>score y expected son los parámetros recibidos por la función. Cada tupla aporta una combinación independiente. Pytest recopila una definición parametrizada y genera ocho elementos de prueba.</w:t>
+      </w:r>
+    </w:p>
+    <w:p>
+      <w:pPr>
+        <w:pStyle w:val="Ttulo2"/>
+      </w:pPr>
+      <w:r>
+        <w:t>Colección y Node ID</w:t>
+      </w:r>
+    </w:p>
+    <w:p>
+      <w:pPr>
+        <w:pStyle w:val="Sinespaciado"/>
+      </w:pPr>
+      <w:r>
+        <w:t>test_classify.py::test_classify_score[50-aprobado]</w:t>
+        <w:br/>
+        <w:t>archivo :: funcion parametrizada [identificador del caso]</w:t>
+      </w:r>
+    </w:p>
+    <w:p>
+      <w:pPr/>
+      <w:r>
+        <w:t>El identificador permite reconocer y ejecutar un caso concreto. Los corchetes contienen la representación automática de sus parámetros.</w:t>
+      </w:r>
+    </w:p>
+    <w:p>
+      <w:pPr/>
+      <w:r>
+        <w:t>El Node ID es la dirección única que pytest asigna a cada elemento recogido. No es una llamada de Python ni una posición de la lista de parámetros: identifica el caso que pytest ya ha generado durante la colección.</w:t>
+      </w:r>
+    </w:p>
+    <w:p>
+      <w:pPr>
+        <w:pStyle w:val="Ttulo3"/>
+      </w:pPr>
+      <w:r>
+        <w:t>Procedencia y jerarquía</w:t>
+      </w:r>
+    </w:p>
+    <w:p>
+      <w:pPr>
+        <w:pStyle w:val="Sinespaciado"/>
+      </w:pPr>
+      <w:r>
+        <w:t>archivo.py::Clase::funcion[parametros]</w:t>
+        <w:br/>
+        <w:t>archivo -&gt; clase opcional -&gt; funcion -&gt; caso parametrizado</w:t>
+      </w:r>
+    </w:p>
+    <w:p>
+      <w:pPr/>
+      <w:r>
+        <w:t>Pytest construye el identificador mientras recorre el árbol de colección. En test_classify.py::test_classify_score[50-aprobado], el archivo y la función aportan la ruta base; los corchetes identifican el elemento generado con score=50 y expected="aprobado".</w:t>
+      </w:r>
+    </w:p>
+    <w:p>
+      <w:pPr>
+        <w:pStyle w:val="Ttulo3"/>
+      </w:pPr>
+      <w:r>
+        <w:t>Funciones del Node ID</w:t>
+      </w:r>
+    </w:p>
+    <w:p>
+      <w:pPr>
+        <w:pStyle w:val="Listaconvietas"/>
+      </w:pPr>
+      <w:r>
+        <w:t>Identificación: distingue exactamente qué elemento ha pasado o fallado.</w:t>
+      </w:r>
+    </w:p>
+    <w:p>
+      <w:pPr>
+        <w:pStyle w:val="Listaconvietas"/>
+      </w:pPr>
+      <w:r>
+        <w:t>Selección: permite ejecutar un archivo, una función completa o un caso concreto.</w:t>
+      </w:r>
+    </w:p>
+    <w:p>
+      <w:pPr>
+        <w:pStyle w:val="Listaconvietas"/>
+      </w:pPr>
+      <w:r>
+        <w:t>Diagnóstico: relaciona un fallo con la combinación de datos que lo produjo.</w:t>
+      </w:r>
+    </w:p>
+    <w:p>
+      <w:pPr>
+        <w:pStyle w:val="Listaconvietas"/>
+      </w:pPr>
+      <w:r>
+        <w:t>Navegación: representa la posición jerárquica del elemento en la colección.</w:t>
+      </w:r>
+    </w:p>
+    <w:p>
+      <w:pPr>
+        <w:pStyle w:val="Ttulo3"/>
+      </w:pPr>
+      <w:r>
+        <w:t>Características</w:t>
+      </w:r>
+    </w:p>
+    <w:p>
+      <w:pPr>
+        <w:pStyle w:val="Listaconvietas"/>
+      </w:pPr>
+      <w:r>
+        <w:t>Se crea durante la colección, antes de ejecutar el cuerpo de la prueba.</w:t>
+      </w:r>
+    </w:p>
+    <w:p>
+      <w:pPr>
+        <w:pStyle w:val="Listaconvietas"/>
+      </w:pPr>
+      <w:r>
+        <w:t>Es único dentro de la colección y puede utilizarse desde la línea de comandos.</w:t>
+      </w:r>
+    </w:p>
+    <w:p>
+      <w:pPr>
+        <w:pStyle w:val="Listaconvietas"/>
+      </w:pPr>
+      <w:r>
+        <w:t>En pruebas parametrizadas añade entre corchetes el identificador de cada caso.</w:t>
+      </w:r>
+    </w:p>
+    <w:p>
+      <w:pPr>
+        <w:pStyle w:val="Listaconvietas"/>
+      </w:pPr>
+      <w:r>
+        <w:t>Puede generarse automáticamente a partir de los valores o definirse expresamente.</w:t>
+      </w:r>
+    </w:p>
+    <w:p>
+      <w:pPr>
+        <w:pStyle w:val="Ttulo3"/>
+      </w:pPr>
+      <w:r>
+        <w:t>Identificador explícito</w:t>
+      </w:r>
+    </w:p>
+    <w:p>
+      <w:pPr>
+        <w:pStyle w:val="Sinespaciado"/>
+      </w:pPr>
+      <w:r>
+        <w:t>pytest.param(50, "aprobado", id="limite-inferior-aprobado")</w:t>
+        <w:br/>
+        <w:t>test_classify.py::test_classify_score[limite-inferior-aprobado]</w:t>
+      </w:r>
+    </w:p>
+    <w:p>
+      <w:pPr/>
+      <w:r>
+        <w:t>Un identificador explícito mejora la intención del informe cuando la representación automática de los valores no resulta suficientemente descriptiva.</w:t>
+      </w:r>
+    </w:p>
+    <w:p>
+      <w:pPr>
+        <w:pStyle w:val="Citadestacada"/>
+      </w:pPr>
+      <w:r>
+        <w:t>Modelo mental. El código declara datos; pytest genera elementos durante la colección; cada elemento recibe un Node ID que permite identificarlo, diagnosticarlo y seleccionarlo.</w:t>
+      </w:r>
+    </w:p>
+    <w:p>
+      <w:pPr>
+        <w:pStyle w:val="Ttulo2"/>
+      </w:pPr>
+      <w:r>
+        <w:t>Evidencia observada</w:t>
+      </w:r>
+    </w:p>
+    <w:p>
+      <w:pPr>
+        <w:pStyle w:val="Sinespaciado"/>
+      </w:pPr>
+      <w:r>
+        <w:t>collected 8 items</w:t>
+        <w:br/>
+        <w:t>test_classify.py::test_classify_score[0-insuficiente] PASSED</w:t>
+        <w:br/>
+        <w:t>...</w:t>
+        <w:br/>
+        <w:t>test_classify.py::test_classify_score[100-excelente] PASSED</w:t>
+        <w:br/>
+        <w:t>8 passed in 0.03s</w:t>
+      </w:r>
+    </w:p>
+    <w:p>
+      <w:pPr/>
+      <w:r>
+        <w:t>La ejecución se realizó desde tests. Pytest buscó la configuración hacia los directorios superiores, encontró pyproject.toml y estableció laboratorio_testing como rootdir.</w:t>
+      </w:r>
+    </w:p>
+    <w:p>
+      <w:pPr>
+        <w:pStyle w:val="Ttulo2"/>
+      </w:pPr>
+      <w:r>
+        <w:t>Ejecución selectiva</w:t>
+      </w:r>
+    </w:p>
+    <w:p>
+      <w:pPr>
+        <w:pStyle w:val="Sinespaciado"/>
+      </w:pPr>
+      <w:r>
+        <w:t>python -m pytest "test_classify.py::test_classify_score[50-aprobado]" -v</w:t>
+      </w:r>
+    </w:p>
+    <w:p>
+      <w:pPr/>
+      <w:r>
+        <w:t>Las comillas protegen el Node ID completo en PowerShell. Esta orden debe recopilar y ejecutar solamente el caso correspondiente al límite 50.</w:t>
+      </w:r>
+    </w:p>
+    <w:p>
+      <w:pPr>
+        <w:pStyle w:val="Ttulo2"/>
+      </w:pPr>
+      <w:r>
+        <w:t>Parametrización frente a subtests</w:t>
+      </w:r>
+    </w:p>
+    <w:p>
+      <w:pPr/>
+      <w:r>
+        <w:rPr>
+          <w:b/>
+        </w:rPr>
+        <w:t xml:space="preserve">Fuente oficial de pytest: </w:t>
+      </w:r>
+      <w:hyperlink r:id="rId18">
+        <w:r>
+          <w:rPr>
+            <w:color w:val="0563C1"/>
+            <w:u w:val="single"/>
+          </w:rPr>
+          <w:t>Uso y comparación de subtests</w:t>
+        </w:r>
+      </w:hyperlink>
+    </w:p>
+    <w:p>
+      <w:pPr>
+        <w:pStyle w:val="Ttulo3"/>
+      </w:pPr>
+      <w:r>
+        <w:t>Decisión razonada</w:t>
+      </w:r>
+    </w:p>
+    <w:p>
+      <w:pPr/>
+      <w:r>
+        <w:t>Como los ocho límites se conocen antes de ejecutar la prueba, pytest puede generarlos durante la colección como ocho elementos independientes. Cada uno obtiene su propio Node ID, puede seleccionarse desde la terminal y se integra mejor con informes y herramientas de repetición de fallos.</w:t>
+      </w:r>
+    </w:p>
+    <w:p>
+      <w:pPr>
+        <w:pStyle w:val="Ttulo3"/>
+      </w:pPr>
+      <w:r>
+        <w:t>Comparación</w:t>
+      </w:r>
+    </w:p>
+    <w:p>
+      <w:pPr>
+        <w:pStyle w:val="Listaconvietas"/>
+      </w:pPr>
+      <w:r>
+        <w:t>Parametrización: casos conocidos, independientes y seleccionables.</w:t>
+      </w:r>
+    </w:p>
+    <w:p>
+      <w:pPr>
+        <w:pStyle w:val="Listaconvietas"/>
+      </w:pPr>
+      <w:r>
+        <w:t>Subtests: comprobaciones dinámicas agrupadas dentro de una prueba.</w:t>
+      </w:r>
+    </w:p>
+    <w:p>
+      <w:pPr>
+        <w:pStyle w:val="Listaconvietas"/>
+      </w:pPr>
+      <w:r>
+        <w:t>Ventaja de los subtests: un fallo no detiene las comprobaciones restantes.</w:t>
+      </w:r>
+    </w:p>
+    <w:p>
+      <w:pPr>
+        <w:pStyle w:val="Listaconvietas"/>
+      </w:pPr>
+      <w:r>
+        <w:t>Limitación de los subtests: cada subtest no puede ejecutarse individualmente mediante Node ID.</w:t>
+      </w:r>
+    </w:p>
+    <w:p>
+      <w:pPr>
+        <w:pStyle w:val="Ttulo3"/>
+      </w:pPr>
+      <w:r>
+        <w:t>Regla práctica</w:t>
+      </w:r>
+    </w:p>
+    <w:p>
+      <w:pPr>
+        <w:pStyle w:val="Citadestacada"/>
+      </w:pPr>
+      <w:r>
+        <w:t>Si los casos forman una tabla de decisiones conocida, se parametrizan. Si aparecen durante la ejecución o interesa agrupar exploraciones dinámicas, se utilizan subtests.</w:t>
+      </w:r>
+    </w:p>
+    <w:p>
+      <w:pPr>
+        <w:pStyle w:val="Ttulo2"/>
+      </w:pPr>
+      <w:r>
+        <w:t>Práctica con subtests</w:t>
+      </w:r>
+    </w:p>
+    <w:p>
+      <w:pPr>
+        <w:pStyle w:val="Sinespaciado"/>
+      </w:pPr>
+      <w:r>
+        <w:t>def test_even_values(subtests):</w:t>
+        <w:br/>
+        <w:t xml:space="preserve">    values = (2, 3, 4)</w:t>
+        <w:br/>
+        <w:br/>
+        <w:t xml:space="preserve">    for value in values:</w:t>
+        <w:br/>
+        <w:t xml:space="preserve">        with subtests.test(value=value):</w:t>
+        <w:br/>
+        <w:t xml:space="preserve">            assert value % 2 == 0</w:t>
+      </w:r>
+    </w:p>
+    <w:p>
+      <w:pPr/>
+      <w:r>
+        <w:t>Pytest recopila una prueba principal. Los tres subtests se crean dentro del bucle durante la ejecución y comparten el Node ID test_subtests.py::test_even_values.</w:t>
+      </w:r>
+    </w:p>
+    <w:p>
+      <w:pPr>
+        <w:pStyle w:val="Ttulo3"/>
+      </w:pPr>
+      <w:r>
+        <w:t>Fallo deliberado</w:t>
+      </w:r>
+    </w:p>
+    <w:p>
+      <w:pPr>
+        <w:pStyle w:val="Sinespaciado"/>
+      </w:pPr>
+      <w:r>
+        <w:t>SUBPASSED(value=2)</w:t>
+        <w:br/>
+        <w:t>SUBFAILED(value=3)</w:t>
+        <w:br/>
+        <w:t>SUBPASSED(value=4)</w:t>
+        <w:br/>
+        <w:t>FAILED test_subtests.py::test_even_values</w:t>
+        <w:br/>
+        <w:t>2 failed, 2 subtests passed in 0.13s</w:t>
+      </w:r>
+    </w:p>
+    <w:p>
+      <w:pPr/>
+      <w:r>
+        <w:t>El subtest value=4 se ejecutó después del fallo de value=3. El resumen contabilizó el subtest fallido y la prueba contenedora fallida; no representaba dos valores incorrectos.</w:t>
+      </w:r>
+    </w:p>
+    <w:p>
+      <w:pPr>
+        <w:pStyle w:val="Ttulo3"/>
+      </w:pPr>
+      <w:r>
+        <w:t>Regreso deliberado a verde</w:t>
+      </w:r>
+    </w:p>
+    <w:p>
+      <w:pPr>
+        <w:pStyle w:val="Sinespaciado"/>
+      </w:pPr>
+      <w:r>
+        <w:t>values = (2, 6, 4)</w:t>
+        <w:br/>
+        <w:t>1 passed, 3 subtests passed in 0.03s</w:t>
+      </w:r>
+    </w:p>
+    <w:p>
+      <w:pPr/>
+      <w:r>
+        <w:t>Al sustituir el dato impar por un valor compatible con el contrato, los tres subtests y su prueba contenedora finalizaron correctamente.</w:t>
+      </w:r>
+    </w:p>
+    <w:p>
+      <w:pPr>
+        <w:pStyle w:val="Ttulo2"/>
+      </w:pPr>
+      <w:r>
+        <w:t>Evidencia de la suite completa</w:t>
+      </w:r>
+    </w:p>
+    <w:p>
+      <w:pPr>
+        <w:pStyle w:val="Sinespaciado"/>
+      </w:pPr>
+      <w:r>
+        <w:t>collected 10 items</w:t>
+        <w:br/>
+        <w:t>8 casos parametrizados de classify_score: PASSED</w:t>
+        <w:br/>
+        <w:t>1 prueba de normalize_text: PASSED</w:t>
+        <w:br/>
+        <w:t>1 prueba principal de subtests: PASSED</w:t>
+        <w:br/>
+        <w:t>10 passed, 3 subtests passed in 0.04s</w:t>
+      </w:r>
+    </w:p>
+    <w:p>
+      <w:pPr>
+        <w:pStyle w:val="Citadestacada"/>
+      </w:pPr>
+      <w:r>
+        <w:t>Modelo final. La parametrización produjo ocho elementos durante la colección; la prueba de subtests produjo un elemento recopilado y tres comprobaciones durante la ejecución.</w:t>
+      </w:r>
+    </w:p>
+    <w:p>
+      <w:pPr>
+        <w:pStyle w:val="Ttulo2"/>
+      </w:pPr>
+      <w:r>
+        <w:t>Estado y criterio de avance</w:t>
+      </w:r>
+    </w:p>
+    <w:p>
+      <w:pPr/>
+      <w:r>
+        <w:t>Módulo completado. Se han demostrado la parametrización, la selección mediante Node ID, la generación de subtests durante la ejecución y el regreso controlado de rojo a verde.</w:t>
+      </w:r>
+    </w:p>
+    <w:p>
+      <w:pPr>
+        <w:pStyle w:val="Citadestacada"/>
+      </w:pPr>
+      <w:r>
+        <w:t>Punto de reanudación. Módulo 9: definir contratos de error y comprobar excepciones esperadas con pytest.raises.</w:t>
       </w:r>
     </w:p>
     <w:p>
@@ -5260,8 +6692,26 @@
       </w:pPr>
       <w:r>
         <w:lastRenderedPageBreak/>
-        <w:t>Módulo 7 — Particiones y valores límite</w:t>
-      </w:r>
+        <w:t>Módulo 9 — Excepciones y caminos de error</w:t>
+      </w:r>
+    </w:p>
+    <w:p>
+      <w:pPr/>
+      <w:r>
+        <w:rPr>
+          <w:b/>
+        </w:rPr>
+        <w:t xml:space="preserve">Fuente oficial de pytest: </w:t>
+      </w:r>
+      <w:hyperlink r:id="rId19">
+        <w:r>
+          <w:rPr>
+            <w:color w:val="0563C1"/>
+            <w:u w:val="single"/>
+          </w:rPr>
+          <w:t>Assertions sobre excepciones esperadas</w:t>
+        </w:r>
+      </w:hyperlink>
     </w:p>
     <w:tbl>
       <w:tblPr>
@@ -5298,17 +6748,12 @@
               <w:t xml:space="preserve">Aprendizaje nuevo. </w:t>
             </w:r>
             <w:r>
-              <w:t>Las particiones agrupan entradas con comportamiento equivalente; los límites prueban donde cambia la regla.</w:t>
+              <w:t>Una excepción esperada es parte del contrato; una excepción inesperada es evidencia de comportamiento no controlado.</w:t>
             </w:r>
           </w:p>
         </w:tc>
       </w:tr>
     </w:tbl>
-    <w:p>
-      <w:pPr>
-        <w:spacing w:after="20"/>
-      </w:pPr>
-    </w:p>
     <w:tbl>
       <w:tblPr>
         <w:tblStyle w:val="Tablaconcuadrcula"/>
@@ -5421,7 +6866,7 @@
               <w:rPr>
                 <w:sz w:val="19"/>
               </w:rPr>
-              <w:t>Las particiones agrupan entradas con comportamiento equivalente; los límites prueban donde cambia la regla.</w:t>
+              <w:t>Una excepción esperada es parte del contrato; una excepción inesperada es evidencia de comportamiento no controlado.</w:t>
             </w:r>
           </w:p>
         </w:tc>
@@ -5469,7 +6914,7 @@
               <w:rPr>
                 <w:sz w:val="19"/>
               </w:rPr>
-              <w:t>Probar muchos valores del mismo grupo aporta menos información que cubrir transiciones relevantes.</w:t>
+              <w:t>Solo probar el camino feliz deja sin especificar entradas inválidas y recuperación.</w:t>
             </w:r>
           </w:p>
         </w:tc>
@@ -5517,7 +6962,7 @@
               <w:rPr>
                 <w:sz w:val="19"/>
               </w:rPr>
-              <w:t>Diseñar pocos casos con alta capacidad de revelar defectos.</w:t>
+              <w:t>Comprobar tipo, mensaje relevante y momento del error.</w:t>
             </w:r>
           </w:p>
         </w:tc>
@@ -5565,7 +7010,7 @@
               <w:rPr>
                 <w:sz w:val="19"/>
               </w:rPr>
-              <w:t>Para rangos, observar justo antes, en y justo después de cada frontera.</w:t>
+              <w:t>pytest.raises debe envolver únicamente la acción que debe fallar.</w:t>
             </w:r>
           </w:p>
         </w:tc>
@@ -5606,32 +7051,13 @@
             <w:vAlign w:val="center"/>
           </w:tcPr>
           <w:p>
-            <w:pPr>
-              <w:spacing w:after="0"/>
-            </w:pPr>
-            <w:r>
-              <w:rPr>
-                <w:sz w:val="19"/>
-              </w:rPr>
-              <w:t>PENDIENTE</w:t>
+            <w:r>
+              <w:t>COMPLETADO</w:t>
             </w:r>
           </w:p>
         </w:tc>
       </w:tr>
     </w:tbl>
-    <w:p>
-      <w:pPr>
-        <w:spacing w:after="20"/>
-      </w:pPr>
-    </w:p>
-    <w:p>
-      <w:pPr>
-        <w:pStyle w:val="Ttulo2"/>
-      </w:pPr>
-      <w:r>
-        <w:t>Práctica guiada</w:t>
-      </w:r>
-    </w:p>
     <w:tbl>
       <w:tblPr>
         <w:tblW w:w="9360" w:type="dxa"/>
@@ -5665,7 +7091,7 @@
                 <w:color w:val="202124"/>
                 <w:sz w:val="18"/>
               </w:rPr>
-              <w:t>Rango válido: 0..100</w:t>
+              <w:t>with pytest.raises(ValueError):</w:t>
             </w:r>
             <w:r>
               <w:br/>
@@ -5676,41 +7102,12 @@
                 <w:color w:val="202124"/>
                 <w:sz w:val="18"/>
               </w:rPr>
-              <w:t>Casos: -1, 0, 1, 99, 100, 101</w:t>
-            </w:r>
-            <w:r>
-              <w:br/>
-            </w:r>
-            <w:r>
-              <w:rPr>
-                <w:rFonts w:ascii="Consolas" w:hAnsi="Consolas"/>
-                <w:color w:val="202124"/>
-                <w:sz w:val="18"/>
-              </w:rPr>
-              <w:t>Pregunta: ¿qué cambia en cada frontera?</w:t>
+              <w:t xml:space="preserve">    classify_score(101)</w:t>
             </w:r>
           </w:p>
         </w:tc>
       </w:tr>
     </w:tbl>
-    <w:p>
-      <w:pPr>
-        <w:spacing w:after="20"/>
-      </w:pPr>
-    </w:p>
-    <w:p>
-      <w:pPr>
-        <w:pStyle w:val="Ttulo2"/>
-      </w:pPr>
-      <w:r>
-        <w:t>Criterio de avance</w:t>
-      </w:r>
-    </w:p>
-    <w:p>
-      <w:r>
-        <w:t>Justificas cada caso por la partición o límite que representa.</w:t>
-      </w:r>
-    </w:p>
     <w:tbl>
       <w:tblPr>
         <w:tblW w:w="9360" w:type="dxa"/>
@@ -5754,12 +7151,424 @@
     </w:tbl>
     <w:p>
       <w:pPr>
-        <w:spacing w:after="20"/>
-      </w:pPr>
-    </w:p>
-    <w:p>
-      <w:r>
-        <w:br w:type="page"/>
+        <w:pStyle w:val="Citadestacada"/>
+      </w:pPr>
+      <w:r>
+        <w:t>Aprendizaje en curso. Una excepción esperada forma parte del contrato; una excepción inesperada indica comportamiento no controlado.</w:t>
+      </w:r>
+    </w:p>
+    <w:p>
+      <w:pPr>
+        <w:pStyle w:val="Ttulo2"/>
+      </w:pPr>
+      <w:r>
+        <w:t>Contrato de rango</w:t>
+      </w:r>
+    </w:p>
+    <w:p>
+      <w:pPr>
+        <w:pStyle w:val="Sinespaciado"/>
+      </w:pPr>
+      <w:r>
+        <w:t>0..100         -&gt; devuelve una categoria</w:t>
+        <w:br/>
+        <w:t>score &lt; 0      -&gt; lanza ValueError</w:t>
+        <w:br/>
+        <w:t>score &gt; 100    -&gt; lanza ValueError</w:t>
+      </w:r>
+    </w:p>
+    <w:p>
+      <w:pPr/>
+      <w:r>
+        <w:t>Devolver una categoría para 101 ocultaría una entrada inválida detrás de un resultado aparentemente correcto. El contrato define el dominio y las pruebas verifican su cumplimiento.</w:t>
+      </w:r>
+    </w:p>
+    <w:p>
+      <w:pPr>
+        <w:pStyle w:val="Ttulo2"/>
+      </w:pPr>
+      <w:r>
+        <w:t>Expectativa roja</w:t>
+      </w:r>
+    </w:p>
+    <w:p>
+      <w:pPr>
+        <w:pStyle w:val="Sinespaciado"/>
+      </w:pPr>
+      <w:r>
+        <w:t>def test_classify_score_rejects_value_below_minimum():</w:t>
+        <w:br/>
+        <w:t xml:space="preserve">    with pytest.raises(ValueError):</w:t>
+        <w:br/>
+        <w:t xml:space="preserve">        classify_score(-1)</w:t>
+        <w:br/>
+        <w:br/>
+        <w:t>def test_classify_score_rejects_value_above_maximum():</w:t>
+        <w:br/>
+        <w:t xml:space="preserve">    with pytest.raises(ValueError):</w:t>
+        <w:br/>
+        <w:t xml:space="preserve">        classify_score(101)</w:t>
+      </w:r>
+    </w:p>
+    <w:p>
+      <w:pPr>
+        <w:pStyle w:val="Sinespaciado"/>
+      </w:pPr>
+      <w:r>
+        <w:t>FAILED: DID NOT RAISE ValueError</w:t>
+        <w:br/>
+        <w:t>2 failed, 8 passed in 0.14s</w:t>
+      </w:r>
+    </w:p>
+    <w:p>
+      <w:pPr/>
+      <w:r>
+        <w:t>DID NOT RAISE significa que el bloque terminó normalmente cuando la prueba esperaba una excepción. Los ocho casos válidos continuaron pasando.</w:t>
+      </w:r>
+    </w:p>
+    <w:p>
+      <w:pPr>
+        <w:pStyle w:val="Ttulo2"/>
+      </w:pPr>
+      <w:r>
+        <w:t>Implementación mínima</w:t>
+      </w:r>
+    </w:p>
+    <w:p>
+      <w:pPr>
+        <w:pStyle w:val="Sinespaciado"/>
+      </w:pPr>
+      <w:r>
+        <w:t>def classify_score(score: int) -&gt; str:</w:t>
+        <w:br/>
+        <w:t xml:space="preserve">    if score &lt; 0 or score &gt; 100:</w:t>
+        <w:br/>
+        <w:t xml:space="preserve">        raise ValueError("score must be between 0 and 100")</w:t>
+        <w:br/>
+        <w:br/>
+        <w:t xml:space="preserve">    if score &lt; 50:</w:t>
+        <w:br/>
+        <w:t xml:space="preserve">        return "insuficiente"</w:t>
+      </w:r>
+    </w:p>
+    <w:p>
+      <w:pPr/>
+      <w:r>
+        <w:t>La validación se ejecuta antes de clasificar. Si apareciera después de los retornos, los valores inválidos podrían abandonar la función con una categoría.</w:t>
+      </w:r>
+    </w:p>
+    <w:p>
+      <w:pPr>
+        <w:pStyle w:val="Ttulo2"/>
+      </w:pPr>
+      <w:r>
+        <w:t>Tipo y mensaje de la excepción</w:t>
+      </w:r>
+    </w:p>
+    <w:p>
+      <w:pPr>
+        <w:pStyle w:val="Sinespaciado"/>
+      </w:pPr>
+      <w:r>
+        <w:t>with pytest.raises(</w:t>
+        <w:br/>
+        <w:t xml:space="preserve">    ValueError,</w:t>
+        <w:br/>
+        <w:t xml:space="preserve">    match="score must be between 0 and 100",</w:t>
+        <w:br/>
+        <w:t>) as exception_info:</w:t>
+        <w:br/>
+        <w:t xml:space="preserve">    classify_score(101)</w:t>
+        <w:br/>
+        <w:br/>
+        <w:t>assert str(exception_info.value) == "score must be between 0 and 100"</w:t>
+      </w:r>
+    </w:p>
+    <w:p>
+      <w:pPr/>
+      <w:r>
+        <w:t>pytest.raises comprueba el tipo. match aplica una expresión regular al mensaje. exception_info permite inspeccionar la excepción capturada después de cerrar el bloque.</w:t>
+      </w:r>
+    </w:p>
+    <w:p>
+      <w:pPr>
+        <w:pStyle w:val="Ttulo2"/>
+      </w:pPr>
+      <w:r>
+        <w:t>Por qué el resultado es PASSED</w:t>
+      </w:r>
+    </w:p>
+    <w:p>
+      <w:pPr>
+        <w:pStyle w:val="Sinespaciado"/>
+      </w:pPr>
+      <w:r>
+        <w:t>classify_score(101)</w:t>
+        <w:br/>
+        <w:t xml:space="preserve">        -&gt; lanza ValueError</w:t>
+        <w:br/>
+        <w:t>pytest.raises</w:t>
+        <w:br/>
+        <w:t xml:space="preserve">        -&gt; captura y comprueba tipo y mensaje</w:t>
+        <w:br/>
+        <w:t>resultado</w:t>
+        <w:br/>
+        <w:t xml:space="preserve">        -&gt; PASSED</w:t>
+      </w:r>
+    </w:p>
+    <w:p>
+      <w:pPr/>
+      <w:r>
+        <w:t>Pytest no muestra la excepción esperada como error porque forma parte del comportamiento correcto. Una excepción inesperada falla; una excepción esperada y coincidente supera la prueba; un tipo o mensaje incorrectos producen un fallo.</w:t>
+      </w:r>
+    </w:p>
+    <w:p>
+      <w:pPr>
+        <w:pStyle w:val="Ttulo2"/>
+      </w:pPr>
+      <w:r>
+        <w:t>Alcance preciso del bloque</w:t>
+      </w:r>
+    </w:p>
+    <w:p>
+      <w:pPr/>
+      <w:r>
+        <w:t>El bloque pytest.raises debe envolver únicamente la acción que tiene que fallar. Un bloque demasiado amplio podría capturar una excepción procedente de la preparación y generar un falso positivo.</w:t>
+      </w:r>
+    </w:p>
+    <w:p>
+      <w:pPr>
+        <w:pStyle w:val="Ttulo2"/>
+      </w:pPr>
+      <w:r>
+        <w:t>Evidencia observada</w:t>
+      </w:r>
+    </w:p>
+    <w:p>
+      <w:pPr>
+        <w:pStyle w:val="Sinespaciado"/>
+      </w:pPr>
+      <w:r>
+        <w:t>collected 10 items</w:t>
+        <w:br/>
+        <w:t>8 casos validos: PASSED</w:t>
+        <w:br/>
+        <w:t>2 contratos de rango invalido: PASSED</w:t>
+        <w:br/>
+        <w:t>10 passed in 0.03s</w:t>
+      </w:r>
+    </w:p>
+    <w:p>
+      <w:pPr>
+        <w:pStyle w:val="Ttulo2"/>
+      </w:pPr>
+      <w:r>
+        <w:t>Contrato de tipo</w:t>
+      </w:r>
+    </w:p>
+    <w:p>
+      <w:pPr>
+        <w:pStyle w:val="Sinespaciado"/>
+      </w:pPr>
+      <w:r>
+        <w:t>entero valido          -&gt; categoria</w:t>
+        <w:br/>
+        <w:t>entero fuera de rango -&gt; ValueError</w:t>
+        <w:br/>
+        <w:t>str, None, float, bool -&gt; TypeError</w:t>
+      </w:r>
+    </w:p>
+    <w:p>
+      <w:pPr/>
+      <w:r>
+        <w:t>Las anotaciones de tipo no validan valores durante la ejecución. El contrato rechaza tipos no enteros antes de comparar el rango.</w:t>
+      </w:r>
+    </w:p>
+    <w:p>
+      <w:pPr>
+        <w:pStyle w:val="Ttulo3"/>
+      </w:pPr>
+      <w:r>
+        <w:t>Expectativa parametrizada</w:t>
+      </w:r>
+    </w:p>
+    <w:p>
+      <w:pPr>
+        <w:pStyle w:val="Sinespaciado"/>
+      </w:pPr>
+      <w:r>
+        <w:t>@pytest.mark.parametrize(</w:t>
+        <w:br/>
+        <w:t xml:space="preserve">    "invalid_score",</w:t>
+        <w:br/>
+        <w:t xml:space="preserve">    ["50", None, 50.5, True],</w:t>
+        <w:br/>
+        <w:t>)</w:t>
+        <w:br/>
+        <w:t>def test_classify_score_rejects_non_integer_values(invalid_score):</w:t>
+        <w:br/>
+        <w:t xml:space="preserve">    with pytest.raises(</w:t>
+        <w:br/>
+        <w:t xml:space="preserve">        TypeError,</w:t>
+        <w:br/>
+        <w:t xml:space="preserve">        match="score must be an integer",</w:t>
+        <w:br/>
+        <w:t xml:space="preserve">    ):</w:t>
+        <w:br/>
+        <w:t xml:space="preserve">        classify_score(invalid_score)</w:t>
+      </w:r>
+    </w:p>
+    <w:p>
+      <w:pPr>
+        <w:pStyle w:val="Ttulo3"/>
+      </w:pPr>
+      <w:r>
+        <w:t>Incidencia de colección: decoradores consecutivos</w:t>
+      </w:r>
+    </w:p>
+    <w:p>
+      <w:pPr>
+        <w:pStyle w:val="Sinespaciado"/>
+      </w:pPr>
+      <w:r>
+        <w:t>ERROR collecting tests/test_classify.py</w:t>
+        <w:br/>
+        <w:t>function uses no argument 'score'</w:t>
+        <w:br/>
+        <w:t>collected 0 items / 1 error</w:t>
+      </w:r>
+    </w:p>
+    <w:p>
+      <w:pPr/>
+      <w:r>
+        <w:t>Dos decoradores consecutivos se aplican a la misma función. La parametrización de score y expected quedó accidentalmente unida a una función que solo declaraba invalid_score. Separar cada decorador y situarlo inmediatamente encima de su función restableció la colección.</w:t>
+      </w:r>
+    </w:p>
+    <w:p>
+      <w:pPr>
+        <w:pStyle w:val="Ttulo3"/>
+      </w:pPr>
+      <w:r>
+        <w:t>Evidencia roja de tipos</w:t>
+      </w:r>
+    </w:p>
+    <w:p>
+      <w:pPr>
+        <w:pStyle w:val="Sinespaciado"/>
+      </w:pPr>
+      <w:r>
+        <w:t>"50" y None -&gt; TypeError accidental con mensaje distinto</w:t>
+        <w:br/>
+        <w:t>50.5 y True -&gt; DID NOT RAISE TypeError</w:t>
+        <w:br/>
+        <w:t>4 failed, 10 passed in 0.17s</w:t>
+      </w:r>
+    </w:p>
+    <w:p>
+      <w:pPr/>
+      <w:r>
+        <w:t>Los dos primeros valores fallaron durante comparaciones internas, no por una validación deliberada. El float pudo clasificarse y True fue tratado como 1 porque bool hereda de int.</w:t>
+      </w:r>
+    </w:p>
+    <w:p>
+      <w:pPr>
+        <w:pStyle w:val="Ttulo3"/>
+      </w:pPr>
+      <w:r>
+        <w:t>Implementación de la validación</w:t>
+      </w:r>
+    </w:p>
+    <w:p>
+      <w:pPr>
+        <w:pStyle w:val="Sinespaciado"/>
+      </w:pPr>
+      <w:r>
+        <w:t>if type(score) is not int:</w:t>
+        <w:br/>
+        <w:t xml:space="preserve">    raise TypeError("score must be an integer")</w:t>
+        <w:br/>
+        <w:br/>
+        <w:t>if score &lt; 0 or score &gt; 100:</w:t>
+        <w:br/>
+        <w:t xml:space="preserve">    raise ValueError("score must be between 0 and 100")</w:t>
+      </w:r>
+    </w:p>
+    <w:p>
+      <w:pPr/>
+      <w:r>
+        <w:t>Se utiliza type(score) is not int en lugar de isinstance(score, int) para rechazar explícitamente True y False. El orden separa validación de tipo, validación de rango y clasificación.</w:t>
+      </w:r>
+    </w:p>
+    <w:p>
+      <w:pPr>
+        <w:pStyle w:val="Ttulo3"/>
+      </w:pPr>
+      <w:r>
+        <w:t>Evidencia verde de la función</w:t>
+      </w:r>
+    </w:p>
+    <w:p>
+      <w:pPr>
+        <w:pStyle w:val="Sinespaciado"/>
+      </w:pPr>
+      <w:r>
+        <w:t>collected 14 items</w:t>
+        <w:br/>
+        <w:t>14 passed in 0.04s</w:t>
+      </w:r>
+    </w:p>
+    <w:p>
+      <w:pPr>
+        <w:pStyle w:val="Ttulo2"/>
+      </w:pPr>
+      <w:r>
+        <w:t>Evidencia final de la suite</w:t>
+      </w:r>
+    </w:p>
+    <w:p>
+      <w:pPr>
+        <w:pStyle w:val="Sinespaciado"/>
+      </w:pPr>
+      <w:r>
+        <w:t>collected 16 items</w:t>
+        <w:br/>
+        <w:t>14 elementos de test_classify.py: PASSED</w:t>
+        <w:br/>
+        <w:t>1 prueba de normalize_text: PASSED</w:t>
+        <w:br/>
+        <w:t>1 prueba principal de subtests: PASSED</w:t>
+        <w:br/>
+        <w:t>16 passed, 3 subtests passed in 0.05s</w:t>
+      </w:r>
+    </w:p>
+    <w:p>
+      <w:pPr>
+        <w:pStyle w:val="Citadestacada"/>
+      </w:pPr>
+      <w:r>
+        <w:t>Modelo final. TypeError rechaza la forma de la entrada; ValueError rechaza un entero fuera del dominio; el retorno normal clasifica únicamente puntuaciones válidas.</w:t>
+      </w:r>
+    </w:p>
+    <w:p>
+      <w:pPr>
+        <w:pStyle w:val="Ttulo2"/>
+      </w:pPr>
+      <w:r>
+        <w:t>Estado y criterio de avance</w:t>
+      </w:r>
+    </w:p>
+    <w:p>
+      <w:pPr/>
+      <w:r>
+        <w:t>Módulo completado. Se distinguen excepciones esperadas e inesperadas, validación de tipo y de rango, mensajes contractuales y errores de colección.</w:t>
+      </w:r>
+    </w:p>
+    <w:p>
+      <w:pPr>
+        <w:pStyle w:val="Citadestacada"/>
+      </w:pPr>
+      <w:r>
+        <w:t>Punto de reanudación. Módulo 10: comprender cómo una fixture proporciona contexto reutilizable y controla su ciclo de vida.</w:t>
       </w:r>
     </w:p>
     <w:p>
@@ -5768,8 +7577,26 @@
       </w:pPr>
       <w:r>
         <w:lastRenderedPageBreak/>
-        <w:t>Módulo 8 — Parametrización y subtests</w:t>
-      </w:r>
+        <w:t>Módulo 10 — Fixtures y ciclo de vida</w:t>
+      </w:r>
+    </w:p>
+    <w:p>
+      <w:pPr/>
+      <w:r>
+        <w:rPr>
+          <w:b/>
+        </w:rPr>
+        <w:t xml:space="preserve">Fuente oficial de pytest: </w:t>
+      </w:r>
+      <w:hyperlink r:id="rId20">
+        <w:r>
+          <w:rPr>
+            <w:color w:val="0563C1"/>
+            <w:u w:val="single"/>
+          </w:rPr>
+          <w:t>Uso de fixtures</w:t>
+        </w:r>
+      </w:hyperlink>
     </w:p>
     <w:tbl>
       <w:tblPr>
@@ -5806,17 +7633,12 @@
               <w:t xml:space="preserve">Aprendizaje nuevo. </w:t>
             </w:r>
             <w:r>
-              <w:t>Parametrize genera pruebas durante la colección; los subtests agrupan comprobaciones creadas durante la ejecución.</w:t>
+              <w:t>Una fixture proporciona contexto explícito, reutilizable y limpiable a una prueba.</w:t>
             </w:r>
           </w:p>
         </w:tc>
       </w:tr>
     </w:tbl>
-    <w:p>
-      <w:pPr>
-        <w:spacing w:after="20"/>
-      </w:pPr>
-    </w:p>
     <w:tbl>
       <w:tblPr>
         <w:tblStyle w:val="Tablaconcuadrcula"/>
@@ -5929,7 +7751,7 @@
               <w:rPr>
                 <w:sz w:val="19"/>
               </w:rPr>
-              <w:t>Parametrize genera pruebas durante la colección; los subtests agrupan comprobaciones creadas durante la ejecución.</w:t>
+              <w:t>Una fixture proporciona contexto explícito, reutilizable y limpiable a una prueba.</w:t>
             </w:r>
           </w:p>
         </w:tc>
@@ -5977,7 +7799,7 @@
               <w:rPr>
                 <w:sz w:val="19"/>
               </w:rPr>
-              <w:t>Repetir cuerpos de prueba oculta la tabla de decisiones y aumenta mantenimiento.</w:t>
+              <w:t>Duplicar preparación dispersa reglas de contexto y favorece estado compartido.</w:t>
             </w:r>
           </w:p>
         </w:tc>
@@ -6025,7 +7847,7 @@
               <w:rPr>
                 <w:sz w:val="19"/>
               </w:rPr>
-              <w:t>Separar especificaciones estables de exploraciones dinámicas.</w:t>
+              <w:t>Crear datos frescos y administrar setup/teardown con scopes conscientes.</w:t>
             </w:r>
           </w:p>
         </w:tc>
@@ -6073,7 +7895,7 @@
               <w:rPr>
                 <w:sz w:val="19"/>
               </w:rPr>
-              <w:t>Los casos parametrizados tienen node ID; los subtests no se seleccionan individualmente.</w:t>
+              <w:t>Una fixture puede depender de otras; ampliar el scope aumenta el estado compartido.</w:t>
             </w:r>
           </w:p>
         </w:tc>
@@ -6114,32 +7936,13 @@
             <w:vAlign w:val="center"/>
           </w:tcPr>
           <w:p>
-            <w:pPr>
-              <w:spacing w:after="0"/>
-            </w:pPr>
-            <w:r>
-              <w:rPr>
-                <w:sz w:val="19"/>
-              </w:rPr>
-              <w:t>PENDIENTE</w:t>
+            <w:r>
+              <w:t>COMPLETADO</w:t>
             </w:r>
           </w:p>
         </w:tc>
       </w:tr>
     </w:tbl>
-    <w:p>
-      <w:pPr>
-        <w:spacing w:after="20"/>
-      </w:pPr>
-    </w:p>
-    <w:p>
-      <w:pPr>
-        <w:pStyle w:val="Ttulo2"/>
-      </w:pPr>
-      <w:r>
-        <w:t>Práctica guiada</w:t>
-      </w:r>
-    </w:p>
     <w:tbl>
       <w:tblPr>
         <w:tblW w:w="9360" w:type="dxa"/>
@@ -6173,7 +7976,7 @@
                 <w:color w:val="202124"/>
                 <w:sz w:val="18"/>
               </w:rPr>
-              <w:t>@pytest.mark.parametrize("value, expected", [("1", 1), ("x", None)])</w:t>
+              <w:t>@pytest.fixture</w:t>
             </w:r>
             <w:r>
               <w:br/>
@@ -6184,7 +7987,7 @@
                 <w:color w:val="202124"/>
                 <w:sz w:val="18"/>
               </w:rPr>
-              <w:t>def test_parse_int(value, expected):</w:t>
+              <w:t>def sample_values():</w:t>
             </w:r>
             <w:r>
               <w:br/>
@@ -6195,30 +7998,37 @@
                 <w:color w:val="202124"/>
                 <w:sz w:val="18"/>
               </w:rPr>
-              <w:t xml:space="preserve">    assert parse_int(value) == expected</w:t>
+              <w:t xml:space="preserve">    return [' A ', 'B ']</w:t>
+            </w:r>
+            <w:r>
+              <w:br/>
+            </w:r>
+            <w:r>
+              <w:br/>
+            </w:r>
+            <w:r>
+              <w:rPr>
+                <w:rFonts w:ascii="Consolas" w:hAnsi="Consolas"/>
+                <w:color w:val="202124"/>
+                <w:sz w:val="18"/>
+              </w:rPr>
+              <w:t>def test_normalizes_all(sample_values):</w:t>
+            </w:r>
+            <w:r>
+              <w:br/>
+            </w:r>
+            <w:r>
+              <w:rPr>
+                <w:rFonts w:ascii="Consolas" w:hAnsi="Consolas"/>
+                <w:color w:val="202124"/>
+                <w:sz w:val="18"/>
+              </w:rPr>
+              <w:t xml:space="preserve">    ...</w:t>
             </w:r>
           </w:p>
         </w:tc>
       </w:tr>
     </w:tbl>
-    <w:p>
-      <w:pPr>
-        <w:spacing w:after="20"/>
-      </w:pPr>
-    </w:p>
-    <w:p>
-      <w:pPr>
-        <w:pStyle w:val="Ttulo2"/>
-      </w:pPr>
-      <w:r>
-        <w:t>Criterio de avance</w:t>
-      </w:r>
-    </w:p>
-    <w:p>
-      <w:r>
-        <w:t>Puedes elegir entre parametrización y subtests y justificar el momento de creación de los casos.</w:t>
-      </w:r>
-    </w:p>
     <w:tbl>
       <w:tblPr>
         <w:tblW w:w="9360" w:type="dxa"/>
@@ -6262,12 +8072,337 @@
     </w:tbl>
     <w:p>
       <w:pPr>
-        <w:spacing w:after="20"/>
-      </w:pPr>
-    </w:p>
-    <w:p>
-      <w:r>
-        <w:br w:type="page"/>
+        <w:pStyle w:val="Citadestacada"/>
+      </w:pPr>
+      <w:r>
+        <w:t>Aprendizaje consolidado. Una fixture proporciona contexto explícito, reutilizable y controlado; su alcance determina cuánto estado se comparte.</w:t>
+      </w:r>
+    </w:p>
+    <w:p>
+      <w:pPr>
+        <w:pStyle w:val="Ttulo2"/>
+      </w:pPr>
+      <w:r>
+        <w:t>Inyección por nombre</w:t>
+      </w:r>
+    </w:p>
+    <w:p>
+      <w:pPr>
+        <w:pStyle w:val="Sinespaciado"/>
+      </w:pPr>
+      <w:r>
+        <w:t>@pytest.fixture</w:t>
+        <w:br/>
+        <w:t>def sample_values():</w:t>
+        <w:br/>
+        <w:t xml:space="preserve">    return [" A ", " B "]</w:t>
+        <w:br/>
+        <w:br/>
+        <w:t>def test_normalizes_values_from_fixture(sample_values):</w:t>
+        <w:br/>
+        <w:t xml:space="preserve">    results = [normalize_text(value) for value in sample_values]</w:t>
+        <w:br/>
+        <w:t xml:space="preserve">    assert results == ["a", "b"]</w:t>
+      </w:r>
+    </w:p>
+    <w:p>
+      <w:pPr/>
+      <w:r>
+        <w:t>Pytest detecta el argumento sample_values, busca una fixture con ese nombre, la ejecuta e inyecta su resultado. La prueba no llama manualmente a la fixture.</w:t>
+      </w:r>
+    </w:p>
+    <w:p>
+      <w:pPr>
+        <w:pStyle w:val="Ttulo2"/>
+      </w:pPr>
+      <w:r>
+        <w:t>Aislamiento con alcance function</w:t>
+      </w:r>
+    </w:p>
+    <w:p>
+      <w:pPr/>
+      <w:r>
+        <w:t>El alcance predeterminado crea una instancia por prueba. Una lista modificada mediante append no contamina otra prueba. Una variable global mutable introduciría dependencia del orden y resultados inconsistentes entre ejecución aislada y suite completa.</w:t>
+      </w:r>
+    </w:p>
+    <w:p>
+      <w:pPr>
+        <w:pStyle w:val="Sinespaciado"/>
+      </w:pPr>
+      <w:r>
+        <w:t>SETUP    F sample_values</w:t>
+        <w:br/>
+        <w:t>prueba PASSED</w:t>
+        <w:br/>
+        <w:t>TEARDOWN F sample_values</w:t>
+      </w:r>
+    </w:p>
+    <w:p>
+      <w:pPr/>
+      <w:r>
+        <w:t>La letra F representa function, no fallo. --setup-show hace visible el ciclo de vida.</w:t>
+      </w:r>
+    </w:p>
+    <w:p>
+      <w:pPr>
+        <w:pStyle w:val="Ttulo2"/>
+      </w:pPr>
+      <w:r>
+        <w:t>Setup y teardown mediante yield</w:t>
+      </w:r>
+    </w:p>
+    <w:p>
+      <w:pPr>
+        <w:pStyle w:val="Sinespaciado"/>
+      </w:pPr>
+      <w:r>
+        <w:t>@pytest.fixture</w:t>
+        <w:br/>
+        <w:t>def text_file(tmp_path):</w:t>
+        <w:br/>
+        <w:t xml:space="preserve">    file_path = tmp_path / "sample.txt"</w:t>
+        <w:br/>
+        <w:t xml:space="preserve">    file_path.write_text("  Hola  ", encoding="utf-8")</w:t>
+        <w:br/>
+        <w:br/>
+        <w:t xml:space="preserve">    yield file_path</w:t>
+        <w:br/>
+        <w:br/>
+        <w:t xml:space="preserve">    file_path.unlink()</w:t>
+      </w:r>
+    </w:p>
+    <w:p>
+      <w:pPr/>
+      <w:r>
+        <w:t>El código anterior a yield prepara el recurso; el valor cedido llega a la prueba; el código posterior lo libera incluso cuando el assert falla.</w:t>
+      </w:r>
+    </w:p>
+    <w:p>
+      <w:pPr>
+        <w:pStyle w:val="Ttulo2"/>
+      </w:pPr>
+      <w:r>
+        <w:t>Dependencias y orden de liberación</w:t>
+      </w:r>
+    </w:p>
+    <w:p>
+      <w:pPr>
+        <w:pStyle w:val="Sinespaciado"/>
+      </w:pPr>
+      <w:r>
+        <w:t>SETUP    S tmp_path_factory</w:t>
+        <w:br/>
+        <w:t>SETUP    F tmp_path</w:t>
+        <w:br/>
+        <w:t>SETUP    F text_file</w:t>
+        <w:br/>
+        <w:t>prueba</w:t>
+        <w:br/>
+        <w:t>TEARDOWN F text_file</w:t>
+        <w:br/>
+        <w:t>TEARDOWN F tmp_path</w:t>
+        <w:br/>
+        <w:t>TEARDOWN S tmp_path_factory</w:t>
+      </w:r>
+    </w:p>
+    <w:p>
+      <w:pPr/>
+      <w:r>
+        <w:t>La preparación sigue las dependencias y la liberación ocurre en orden inverso. tmp_path_factory sostiene la sesión; tmp_path crea un directorio exclusivo por prueba; text_file administra el archivo.</w:t>
+      </w:r>
+    </w:p>
+    <w:p>
+      <w:pPr>
+        <w:pStyle w:val="Ttulo2"/>
+      </w:pPr>
+      <w:r>
+        <w:t>Alcances</w:t>
+      </w:r>
+    </w:p>
+    <w:p>
+      <w:pPr>
+        <w:pStyle w:val="Sinespaciado"/>
+      </w:pPr>
+      <w:r>
+        <w:t>function -&gt; una instancia por prueba</w:t>
+        <w:br/>
+        <w:t>class    -&gt; una instancia por clase</w:t>
+        <w:br/>
+        <w:t>module   -&gt; una instancia por archivo</w:t>
+        <w:br/>
+        <w:t>package  -&gt; una instancia por paquete</w:t>
+        <w:br/>
+        <w:t>session  -&gt; una instancia por ejecución completa</w:t>
+      </w:r>
+    </w:p>
+    <w:p>
+      <w:pPr>
+        <w:pStyle w:val="Citadestacada"/>
+      </w:pPr>
+      <w:r>
+        <w:t>Regla práctica. Se utiliza el alcance más pequeño compatible con el coste real del recurso.</w:t>
+      </w:r>
+    </w:p>
+    <w:p>
+      <w:pPr>
+        <w:pStyle w:val="Ttulo3"/>
+      </w:pPr>
+      <w:r>
+        <w:t>Fixture compartida de módulo</w:t>
+      </w:r>
+    </w:p>
+    <w:p>
+      <w:pPr>
+        <w:pStyle w:val="Sinespaciado"/>
+      </w:pPr>
+      <w:r>
+        <w:t>@pytest.fixture(scope="module")</w:t>
+        <w:br/>
+        <w:t>def shared_values():</w:t>
+        <w:br/>
+        <w:t xml:space="preserve">    return (" A ", " B ")</w:t>
+      </w:r>
+    </w:p>
+    <w:p>
+      <w:pPr/>
+      <w:r>
+        <w:t>La tupla inmutable puede compartirse con menor riesgo. La evidencia mostró un único SETUP M, dos pruebas y un único TEARDOWN M.</w:t>
+      </w:r>
+    </w:p>
+    <w:p>
+      <w:pPr>
+        <w:pStyle w:val="Ttulo2"/>
+      </w:pPr>
+      <w:r>
+        <w:t>Visibilidad mediante conftest.py</w:t>
+      </w:r>
+    </w:p>
+    <w:p>
+      <w:pPr>
+        <w:pStyle w:val="Sinespaciado"/>
+      </w:pPr>
+      <w:r>
+        <w:t>tests/conftest.py</w:t>
+        <w:br/>
+        <w:t xml:space="preserve">    -&gt; tests/test_fixtures.py</w:t>
+        <w:br/>
+        <w:t xml:space="preserve">    -&gt; tests/test_classify.py</w:t>
+        <w:br/>
+        <w:t xml:space="preserve">    -&gt; tests/test_normalize.py</w:t>
+      </w:r>
+    </w:p>
+    <w:p>
+      <w:pPr/>
+      <w:r>
+        <w:t>Pytest descubre conftest.py automáticamente. Sus fixtures están disponibles en el directorio y sus descendientes sin importar el archivo como módulo de Python.</w:t>
+      </w:r>
+    </w:p>
+    <w:p>
+      <w:pPr>
+        <w:pStyle w:val="Ttulo2"/>
+      </w:pPr>
+      <w:r>
+        <w:t>Cuándo utilizar una fixture</w:t>
+      </w:r>
+    </w:p>
+    <w:p>
+      <w:pPr>
+        <w:pStyle w:val="Listaconvietas"/>
+      </w:pPr>
+      <w:r>
+        <w:t>Preparación repetida o contexto que debe comenzar limpio.</w:t>
+      </w:r>
+    </w:p>
+    <w:p>
+      <w:pPr>
+        <w:pStyle w:val="Listaconvietas"/>
+      </w:pPr>
+      <w:r>
+        <w:t>Recursos con apertura, cierre o restauración.</w:t>
+      </w:r>
+    </w:p>
+    <w:p>
+      <w:pPr>
+        <w:pStyle w:val="Listaconvietas"/>
+      </w:pPr>
+      <w:r>
+        <w:t>Dependencias compartidas cuyo ciclo de vida debe administrar pytest.</w:t>
+      </w:r>
+    </w:p>
+    <w:p>
+      <w:pPr>
+        <w:pStyle w:val="Ttulo3"/>
+      </w:pPr>
+      <w:r>
+        <w:t>Cuándo sería sobreingeniería</w:t>
+      </w:r>
+    </w:p>
+    <w:p>
+      <w:pPr>
+        <w:pStyle w:val="Listaconvietas"/>
+      </w:pPr>
+      <w:r>
+        <w:t>Un valor trivial utilizado una sola vez.</w:t>
+      </w:r>
+    </w:p>
+    <w:p>
+      <w:pPr>
+        <w:pStyle w:val="Listaconvietas"/>
+      </w:pPr>
+      <w:r>
+        <w:t>Datos esenciales que quedarían ocultos lejos de la prueba.</w:t>
+      </w:r>
+    </w:p>
+    <w:p>
+      <w:pPr>
+        <w:pStyle w:val="Listaconvietas"/>
+      </w:pPr>
+      <w:r>
+        <w:t>Casos que realmente corresponden a una parametrización.</w:t>
+      </w:r>
+    </w:p>
+    <w:p>
+      <w:pPr>
+        <w:pStyle w:val="Listaconvietas"/>
+      </w:pPr>
+      <w:r>
+        <w:t>Estado mutable compartido sin necesidad.</w:t>
+      </w:r>
+    </w:p>
+    <w:p>
+      <w:pPr>
+        <w:pStyle w:val="Ttulo2"/>
+      </w:pPr>
+      <w:r>
+        <w:t>Evidencia final</w:t>
+      </w:r>
+    </w:p>
+    <w:p>
+      <w:pPr>
+        <w:pStyle w:val="Sinespaciado"/>
+      </w:pPr>
+      <w:r>
+        <w:t>collected 21 items</w:t>
+        <w:br/>
+        <w:t>5 pruebas de fixtures: PASSED</w:t>
+        <w:br/>
+        <w:t>suite anterior: PASSED</w:t>
+        <w:br/>
+        <w:t>21 passed, 3 subtests passed in 0.07s</w:t>
+      </w:r>
+    </w:p>
+    <w:p>
+      <w:pPr>
+        <w:pStyle w:val="Ttulo2"/>
+      </w:pPr>
+      <w:r>
+        <w:t>Estado y criterio de avance</w:t>
+      </w:r>
+    </w:p>
+    <w:p>
+      <w:pPr/>
+      <w:r>
+        <w:t>Módulo completado. Se distinguen preparación, inyección, aislamiento, dependencias, alcances, teardown y visibilidad de fixtures.</w:t>
       </w:r>
     </w:p>
     <w:p>
@@ -6275,9 +8410,1549 @@
         <w:pStyle w:val="Ttulo1"/>
       </w:pPr>
       <w:r>
+        <w:t>Módulo 11 — Dobles e inyección de dependencias</w:t>
+      </w:r>
+    </w:p>
+    <w:p>
+      <w:r>
+        <w:rPr>
+          <w:b/>
+        </w:rPr>
+        <w:t>Aprendizaje nuevo. Las pruebas unitarias deben controlar las fronteras externas sin ocultar el contrato observable de la unidad.</w:t>
+      </w:r>
+    </w:p>
+    <w:p>
+      <w:r>
+        <w:t xml:space="preserve">Fuente oficial de pytest: </w:t>
+      </w:r>
+      <w:hyperlink r:id="rId21">
+        <w:r>
+          <w:rPr>
+            <w:color w:val="2F75B5"/>
+            <w:u w:val="single"/>
+          </w:rPr>
+          <w:t>Monkeypatch de módulos y entornos</w:t>
+        </w:r>
+      </w:hyperlink>
+    </w:p>
+    <w:p>
+      <w:pPr>
+        <w:pStyle w:val="Ttulo2"/>
+      </w:pPr>
+      <w:r>
+        <w:t>Objetivo</w:t>
+      </w:r>
+    </w:p>
+    <w:p>
+      <w:r>
+        <w:t>Aislar servicios de red, bases de datos, reloj, archivos o variables de entorno mediante inyección y dobles de prueba.</w:t>
+      </w:r>
+    </w:p>
+    <w:p>
+      <w:pPr>
+        <w:pStyle w:val="Ttulo2"/>
+      </w:pPr>
+      <w:r>
+        <w:t>Inyección de dependencias</w:t>
+      </w:r>
+    </w:p>
+    <w:p>
+      <w:r>
+        <w:t>La dependencia se recibe desde fuera. Así, la prueba controla su respuesta sin utilizar infraestructura real y la lógica queda desacoplada.</w:t>
+      </w:r>
+    </w:p>
+    <w:p>
+      <w:pPr>
+        <w:spacing w:after="0"/>
+        <w:ind w:left="360"/>
+      </w:pPr>
+      <w:r>
+        <w:rPr>
+          <w:rFonts w:ascii="Consolas" w:hAnsi="Consolas"/>
+          <w:color w:val="1F3864"/>
+          <w:sz w:val="18"/>
+        </w:rPr>
+        <w:t>def get_user_status(user_id, status_service):</w:t>
+      </w:r>
+    </w:p>
+    <w:p>
+      <w:pPr>
+        <w:spacing w:after="0"/>
+        <w:ind w:left="360"/>
+      </w:pPr>
+      <w:r>
+        <w:rPr>
+          <w:rFonts w:ascii="Consolas" w:hAnsi="Consolas"/>
+          <w:color w:val="1F3864"/>
+          <w:sz w:val="18"/>
+        </w:rPr>
+        <w:t xml:space="preserve">    return status_service(user_id)</w:t>
+      </w:r>
+    </w:p>
+    <w:p>
+      <w:pPr>
+        <w:pStyle w:val="Ttulo2"/>
+      </w:pPr>
+      <w:r>
+        <w:t>Dobles de prueba</w:t>
+      </w:r>
+    </w:p>
+    <w:p>
+      <w:pPr>
+        <w:pStyle w:val="Listaconvietas"/>
+      </w:pPr>
+      <w:r>
+        <w:t>Stub: devuelve una respuesta predeterminada.</w:t>
+      </w:r>
+    </w:p>
+    <w:p>
+      <w:pPr>
+        <w:pStyle w:val="Listaconvietas"/>
+      </w:pPr>
+      <w:r>
+        <w:t>Spy: registra cómo se utilizó una dependencia.</w:t>
+      </w:r>
+    </w:p>
+    <w:p>
+      <w:pPr>
+        <w:pStyle w:val="Listaconvietas"/>
+      </w:pPr>
+      <w:r>
+        <w:t>Mock: configura respuestas y verifica interacciones esperadas.</w:t>
+      </w:r>
+    </w:p>
+    <w:p>
+      <w:pPr>
+        <w:pStyle w:val="Listaconvietas"/>
+      </w:pPr>
+      <w:r>
+        <w:t>Fake: ofrece una implementación reducida pero funcional, normalmente con estado.</w:t>
+      </w:r>
+    </w:p>
+    <w:p>
+      <w:pPr>
+        <w:pStyle w:val="Ttulo2"/>
+      </w:pPr>
+      <w:r>
+        <w:t>Stub y spy manual</w:t>
+      </w:r>
+    </w:p>
+    <w:p>
+      <w:r>
+        <w:t>Un stub controla el resultado. Si además registra los argumentos recibidos, actúa como spy y permite comprobar la colaboración.</w:t>
+      </w:r>
+    </w:p>
+    <w:p>
+      <w:pPr>
+        <w:spacing w:after="0"/>
+        <w:ind w:left="360"/>
+      </w:pPr>
+      <w:r>
+        <w:rPr>
+          <w:rFonts w:ascii="Consolas" w:hAnsi="Consolas"/>
+          <w:color w:val="1F3864"/>
+          <w:sz w:val="18"/>
+        </w:rPr>
+        <w:t>received_ids = []</w:t>
+      </w:r>
+    </w:p>
+    <w:p>
+      <w:pPr>
+        <w:spacing w:after="0"/>
+        <w:ind w:left="360"/>
+      </w:pPr>
+    </w:p>
+    <w:p>
+      <w:pPr>
+        <w:spacing w:after="0"/>
+        <w:ind w:left="360"/>
+      </w:pPr>
+      <w:r>
+        <w:rPr>
+          <w:rFonts w:ascii="Consolas" w:hAnsi="Consolas"/>
+          <w:color w:val="1F3864"/>
+          <w:sz w:val="18"/>
+        </w:rPr>
+        <w:t>def status_spy(user_id):</w:t>
+      </w:r>
+    </w:p>
+    <w:p>
+      <w:pPr>
+        <w:spacing w:after="0"/>
+        <w:ind w:left="360"/>
+      </w:pPr>
+      <w:r>
+        <w:rPr>
+          <w:rFonts w:ascii="Consolas" w:hAnsi="Consolas"/>
+          <w:color w:val="1F3864"/>
+          <w:sz w:val="18"/>
+        </w:rPr>
+        <w:t xml:space="preserve">    received_ids.append(user_id)</w:t>
+      </w:r>
+    </w:p>
+    <w:p>
+      <w:pPr>
+        <w:spacing w:after="0"/>
+        <w:ind w:left="360"/>
+      </w:pPr>
+      <w:r>
+        <w:rPr>
+          <w:rFonts w:ascii="Consolas" w:hAnsi="Consolas"/>
+          <w:color w:val="1F3864"/>
+          <w:sz w:val="18"/>
+        </w:rPr>
+        <w:t xml:space="preserve">    return "active"</w:t>
+      </w:r>
+    </w:p>
+    <w:p>
+      <w:pPr>
+        <w:spacing w:after="0"/>
+        <w:ind w:left="360"/>
+      </w:pPr>
+    </w:p>
+    <w:p>
+      <w:pPr>
+        <w:spacing w:after="0"/>
+        <w:ind w:left="360"/>
+      </w:pPr>
+      <w:r>
+        <w:rPr>
+          <w:rFonts w:ascii="Consolas" w:hAnsi="Consolas"/>
+          <w:color w:val="1F3864"/>
+          <w:sz w:val="18"/>
+        </w:rPr>
+        <w:t>assert get_user_status(7, status_spy) == "active"</w:t>
+      </w:r>
+    </w:p>
+    <w:p>
+      <w:pPr>
+        <w:spacing w:after="0"/>
+        <w:ind w:left="360"/>
+      </w:pPr>
+      <w:r>
+        <w:rPr>
+          <w:rFonts w:ascii="Consolas" w:hAnsi="Consolas"/>
+          <w:color w:val="1F3864"/>
+          <w:sz w:val="18"/>
+        </w:rPr>
+        <w:t>assert received_ids == [7]</w:t>
+      </w:r>
+    </w:p>
+    <w:p>
+      <w:pPr>
+        <w:pStyle w:val="Ttulo2"/>
+      </w:pPr>
+      <w:r>
+        <w:t>Mock y verificación de llamadas</w:t>
+      </w:r>
+    </w:p>
+    <w:p>
+      <w:r>
+        <w:t>Mock, incluido en la biblioteca estándar, puede proporcionar una respuesta y afirmar que una interacción ocurrió exactamente como exige el contrato.</w:t>
+      </w:r>
+    </w:p>
+    <w:p>
+      <w:pPr>
+        <w:spacing w:after="0"/>
+        <w:ind w:left="360"/>
+      </w:pPr>
+      <w:r>
+        <w:rPr>
+          <w:rFonts w:ascii="Consolas" w:hAnsi="Consolas"/>
+          <w:color w:val="1F3864"/>
+          <w:sz w:val="18"/>
+        </w:rPr>
+        <w:t>from unittest.mock import Mock</w:t>
+      </w:r>
+    </w:p>
+    <w:p>
+      <w:pPr>
+        <w:spacing w:after="0"/>
+        <w:ind w:left="360"/>
+      </w:pPr>
+    </w:p>
+    <w:p>
+      <w:pPr>
+        <w:spacing w:after="0"/>
+        <w:ind w:left="360"/>
+      </w:pPr>
+      <w:r>
+        <w:rPr>
+          <w:rFonts w:ascii="Consolas" w:hAnsi="Consolas"/>
+          <w:color w:val="1F3864"/>
+          <w:sz w:val="18"/>
+        </w:rPr>
+        <w:t>status_mock = Mock(return_value="active")</w:t>
+      </w:r>
+    </w:p>
+    <w:p>
+      <w:pPr>
+        <w:spacing w:after="0"/>
+        <w:ind w:left="360"/>
+      </w:pPr>
+      <w:r>
+        <w:rPr>
+          <w:rFonts w:ascii="Consolas" w:hAnsi="Consolas"/>
+          <w:color w:val="1F3864"/>
+          <w:sz w:val="18"/>
+        </w:rPr>
+        <w:t>assert get_user_status(7, status_mock) == "active"</w:t>
+      </w:r>
+    </w:p>
+    <w:p>
+      <w:pPr>
+        <w:spacing w:after="0"/>
+        <w:ind w:left="360"/>
+      </w:pPr>
+      <w:r>
+        <w:rPr>
+          <w:rFonts w:ascii="Consolas" w:hAnsi="Consolas"/>
+          <w:color w:val="1F3864"/>
+          <w:sz w:val="18"/>
+        </w:rPr>
+        <w:t>status_mock.assert_called_once_with(7)</w:t>
+      </w:r>
+    </w:p>
+    <w:p>
+      <w:pPr>
+        <w:pStyle w:val="Ttulo2"/>
+      </w:pPr>
+      <w:r>
+        <w:t>Control temporal con monkeypatch</w:t>
+      </w:r>
+    </w:p>
+    <w:p>
+      <w:r>
+        <w:t>La fixture monkeypatch sustituye temporalmente atributos, funciones, variables de entorno o directorios. pytest deshace el cambio al terminar la prueba.</w:t>
+      </w:r>
+    </w:p>
+    <w:p>
+      <w:pPr>
+        <w:spacing w:after="0"/>
+        <w:ind w:left="360"/>
+      </w:pPr>
+      <w:r>
+        <w:rPr>
+          <w:rFonts w:ascii="Consolas" w:hAnsi="Consolas"/>
+          <w:color w:val="1F3864"/>
+          <w:sz w:val="18"/>
+        </w:rPr>
+        <w:t>def test_get_execution_mode_uses_environment_variable(monkeypatch):</w:t>
+      </w:r>
+    </w:p>
+    <w:p>
+      <w:pPr>
+        <w:spacing w:after="0"/>
+        <w:ind w:left="360"/>
+      </w:pPr>
+      <w:r>
+        <w:rPr>
+          <w:rFonts w:ascii="Consolas" w:hAnsi="Consolas"/>
+          <w:color w:val="1F3864"/>
+          <w:sz w:val="18"/>
+        </w:rPr>
+        <w:t xml:space="preserve">    monkeypatch.setenv("APP_MODE", "testing")</w:t>
+      </w:r>
+    </w:p>
+    <w:p>
+      <w:pPr>
+        <w:spacing w:after="0"/>
+        <w:ind w:left="360"/>
+      </w:pPr>
+    </w:p>
+    <w:p>
+      <w:pPr>
+        <w:spacing w:after="0"/>
+        <w:ind w:left="360"/>
+      </w:pPr>
+      <w:r>
+        <w:rPr>
+          <w:rFonts w:ascii="Consolas" w:hAnsi="Consolas"/>
+          <w:color w:val="1F3864"/>
+          <w:sz w:val="18"/>
+        </w:rPr>
+        <w:t xml:space="preserve">    assert get_execution_mode() == "testing"</w:t>
+      </w:r>
+    </w:p>
+    <w:p>
+      <w:pPr>
+        <w:pStyle w:val="Ttulo2"/>
+      </w:pPr>
+      <w:r>
+        <w:t>Fake con estado</w:t>
+      </w:r>
+    </w:p>
+    <w:p>
+      <w:r>
+        <w:t>Un repositorio en memoria permite probar reglas de alta y duplicidad sin conectar una base de datos. Conserva comportamiento real, aunque simplificado.</w:t>
+      </w:r>
+    </w:p>
+    <w:p>
+      <w:pPr>
+        <w:spacing w:after="0"/>
+        <w:ind w:left="360"/>
+      </w:pPr>
+      <w:r>
+        <w:rPr>
+          <w:rFonts w:ascii="Consolas" w:hAnsi="Consolas"/>
+          <w:color w:val="1F3864"/>
+          <w:sz w:val="18"/>
+        </w:rPr>
+        <w:t>class FakeUserRepository:</w:t>
+      </w:r>
+    </w:p>
+    <w:p>
+      <w:pPr>
+        <w:spacing w:after="0"/>
+        <w:ind w:left="360"/>
+      </w:pPr>
+      <w:r>
+        <w:rPr>
+          <w:rFonts w:ascii="Consolas" w:hAnsi="Consolas"/>
+          <w:color w:val="1F3864"/>
+          <w:sz w:val="18"/>
+        </w:rPr>
+        <w:t xml:space="preserve">    def __init__(self):</w:t>
+      </w:r>
+    </w:p>
+    <w:p>
+      <w:pPr>
+        <w:spacing w:after="0"/>
+        <w:ind w:left="360"/>
+      </w:pPr>
+      <w:r>
+        <w:rPr>
+          <w:rFonts w:ascii="Consolas" w:hAnsi="Consolas"/>
+          <w:color w:val="1F3864"/>
+          <w:sz w:val="18"/>
+        </w:rPr>
+        <w:t xml:space="preserve">        self.users = set()</w:t>
+      </w:r>
+    </w:p>
+    <w:p>
+      <w:pPr>
+        <w:spacing w:after="0"/>
+        <w:ind w:left="360"/>
+      </w:pPr>
+    </w:p>
+    <w:p>
+      <w:pPr>
+        <w:spacing w:after="0"/>
+        <w:ind w:left="360"/>
+      </w:pPr>
+      <w:r>
+        <w:rPr>
+          <w:rFonts w:ascii="Consolas" w:hAnsi="Consolas"/>
+          <w:color w:val="1F3864"/>
+          <w:sz w:val="18"/>
+        </w:rPr>
+        <w:t xml:space="preserve">    def exists(self, user_id):</w:t>
+      </w:r>
+    </w:p>
+    <w:p>
+      <w:pPr>
+        <w:spacing w:after="0"/>
+        <w:ind w:left="360"/>
+      </w:pPr>
+      <w:r>
+        <w:rPr>
+          <w:rFonts w:ascii="Consolas" w:hAnsi="Consolas"/>
+          <w:color w:val="1F3864"/>
+          <w:sz w:val="18"/>
+        </w:rPr>
+        <w:t xml:space="preserve">        return user_id in self.users</w:t>
+      </w:r>
+    </w:p>
+    <w:p>
+      <w:pPr>
+        <w:spacing w:after="0"/>
+        <w:ind w:left="360"/>
+      </w:pPr>
+    </w:p>
+    <w:p>
+      <w:pPr>
+        <w:spacing w:after="0"/>
+        <w:ind w:left="360"/>
+      </w:pPr>
+      <w:r>
+        <w:rPr>
+          <w:rFonts w:ascii="Consolas" w:hAnsi="Consolas"/>
+          <w:color w:val="1F3864"/>
+          <w:sz w:val="18"/>
+        </w:rPr>
+        <w:t xml:space="preserve">    def save(self, user_id):</w:t>
+      </w:r>
+    </w:p>
+    <w:p>
+      <w:pPr>
+        <w:spacing w:after="0"/>
+        <w:ind w:left="360"/>
+      </w:pPr>
+      <w:r>
+        <w:rPr>
+          <w:rFonts w:ascii="Consolas" w:hAnsi="Consolas"/>
+          <w:color w:val="1F3864"/>
+          <w:sz w:val="18"/>
+        </w:rPr>
+        <w:t xml:space="preserve">        self.users.add(user_id)</w:t>
+      </w:r>
+    </w:p>
+    <w:p>
+      <w:pPr>
+        <w:pStyle w:val="Ttulo2"/>
+      </w:pPr>
+      <w:r>
+        <w:t>Criterio de elección</w:t>
+      </w:r>
+    </w:p>
+    <w:p>
+      <w:pPr>
+        <w:pStyle w:val="Listaconvietas"/>
+      </w:pPr>
+      <w:r>
+        <w:t>Respuesta fija: stub.</w:t>
+      </w:r>
+    </w:p>
+    <w:p>
+      <w:pPr>
+        <w:pStyle w:val="Listaconvietas"/>
+      </w:pPr>
+      <w:r>
+        <w:t>Registro manual de llamadas: spy.</w:t>
+      </w:r>
+    </w:p>
+    <w:p>
+      <w:pPr>
+        <w:pStyle w:val="Listaconvietas"/>
+      </w:pPr>
+      <w:r>
+        <w:t>Interacción obligatoria: mock.</w:t>
+      </w:r>
+    </w:p>
+    <w:p>
+      <w:pPr>
+        <w:pStyle w:val="Listaconvietas"/>
+      </w:pPr>
+      <w:r>
+        <w:t>Componente simplificado con estado: fake.</w:t>
+      </w:r>
+    </w:p>
+    <w:p>
+      <w:pPr>
+        <w:pStyle w:val="Listaconvietas"/>
+      </w:pPr>
+      <w:r>
+        <w:t>Entorno o atributo temporal: monkeypatch.</w:t>
+      </w:r>
+    </w:p>
+    <w:p>
+      <w:pPr>
+        <w:pStyle w:val="Listaconvietas"/>
+      </w:pPr>
+      <w:r>
+        <w:t>Sustitución prevista por diseño: inyección de dependencias.</w:t>
+      </w:r>
+    </w:p>
+    <w:p>
+      <w:pPr>
+        <w:pStyle w:val="Ttulo2"/>
+      </w:pPr>
+      <w:r>
+        <w:t>Límite: evitar el exceso de mocks</w:t>
+      </w:r>
+    </w:p>
+    <w:p>
+      <w:r>
+        <w:t>Se verifican resultados observables, cambios de estado relevantes e interacciones externas importantes. Comprobar cada paso interno acopla la prueba a la implementación y dificulta refactorizar.</w:t>
+      </w:r>
+    </w:p>
+    <w:p>
+      <w:r>
+        <w:t>Los dobles no sustituyen las pruebas de integración: una prueba unitaria valida la regla aislada; una prueba de integración valida la conexión y la implementación real de la frontera.</w:t>
+      </w:r>
+    </w:p>
+    <w:p>
+      <w:pPr>
+        <w:pStyle w:val="Ttulo2"/>
+      </w:pPr>
+      <w:r>
+        <w:t>Evidencia de cierre</w:t>
+      </w:r>
+    </w:p>
+    <w:p>
+      <w:r>
+        <w:rPr>
+          <w:b/>
+        </w:rPr>
+        <w:t>Suite completa: 27 pruebas y 3 subtests superados en 0,08 segundos.</w:t>
+      </w:r>
+    </w:p>
+    <w:p>
+      <w:r>
+        <w:t>Estado del módulo 11: COMPLETADO.</w:t>
+      </w:r>
+    </w:p>
+    <w:p>
+      <w:r>
+        <w:rPr>
+          <w:b/>
+        </w:rPr>
+        <w:t>Punto de reanudación. Módulo 12: distinguir pruebas unitarias, de integración, de contrato y end-to-end.</w:t>
+      </w:r>
+    </w:p>
+    <w:p>
+      <w:pPr>
+        <w:pStyle w:val="Ttulo1"/>
+      </w:pPr>
+      <w:r>
+        <w:t>Módulo 12 — Niveles de prueba</w:t>
+      </w:r>
+    </w:p>
+    <w:p>
+      <w:r>
+        <w:rPr>
+          <w:b/>
+        </w:rPr>
+        <w:t>Aprendizaje nuevo. Los niveles de prueba responden preguntas diferentes y deben elegirse según el riesgo observado.</w:t>
+      </w:r>
+    </w:p>
+    <w:p>
+      <w:pPr>
+        <w:pStyle w:val="Ttulo2"/>
+      </w:pPr>
+      <w:r>
+        <w:t>Objetivo</w:t>
+      </w:r>
+    </w:p>
+    <w:p>
+      <w:r>
+        <w:t>Distinguir pruebas unitarias, de integración, de contrato y end-to-end, y construir una cartera equilibrada sin duplicar casos innecesariamente.</w:t>
+      </w:r>
+    </w:p>
+    <w:p>
+      <w:pPr>
+        <w:pStyle w:val="Ttulo2"/>
+      </w:pPr>
+      <w:r>
+        <w:t>Cuatro niveles, cuatro preguntas</w:t>
+      </w:r>
+    </w:p>
+    <w:p>
+      <w:pPr>
+        <w:pStyle w:val="Listaconvietas"/>
+      </w:pPr>
+      <w:r>
+        <w:t>Unitaria: ¿una regla aislada produce el resultado esperado?</w:t>
+      </w:r>
+    </w:p>
+    <w:p>
+      <w:pPr>
+        <w:pStyle w:val="Listaconvietas"/>
+      </w:pPr>
+      <w:r>
+        <w:t>Integración: ¿varios componentes reales colaboran correctamente?</w:t>
+      </w:r>
+    </w:p>
+    <w:p>
+      <w:pPr>
+        <w:pStyle w:val="Listaconvietas"/>
+      </w:pPr>
+      <w:r>
+        <w:t>Contrato: ¿una frontera conserva el formato acordado?</w:t>
+      </w:r>
+    </w:p>
+    <w:p>
+      <w:pPr>
+        <w:pStyle w:val="Listaconvietas"/>
+      </w:pPr>
+      <w:r>
+        <w:t>End-to-end: ¿el recorrido completo funciona desde la entrada hasta la salida?</w:t>
+      </w:r>
+    </w:p>
+    <w:p>
+      <w:pPr>
+        <w:pStyle w:val="Ttulo2"/>
+      </w:pPr>
+      <w:r>
+        <w:t>Prueba unitaria</w:t>
+      </w:r>
+    </w:p>
+    <w:p>
+      <w:r>
+        <w:t>Las particiones y límites de classify_score se prueban de forma unitaria. Son casos rápidos, deterministas y precisos para localizar fallos en una regla aislada.</w:t>
+      </w:r>
+    </w:p>
+    <w:p>
+      <w:pPr>
+        <w:pStyle w:val="Ttulo2"/>
+      </w:pPr>
+      <w:r>
+        <w:t>Integración con el sistema de archivos</w:t>
+      </w:r>
+    </w:p>
+    <w:p>
+      <w:r>
+        <w:t>La prueba de normalize_file combina código de producción, normalize_text, pathlib y operaciones reales de lectura y escritura. tmp_path conserva el aislamiento sin reemplazar el sistema de archivos con mocks.</w:t>
+      </w:r>
+    </w:p>
+    <w:p>
+      <w:pPr>
+        <w:spacing w:after="0"/>
+        <w:ind w:left="360"/>
+      </w:pPr>
+      <w:r>
+        <w:rPr>
+          <w:rFonts w:ascii="Consolas" w:hAnsi="Consolas"/>
+          <w:color w:val="1F3864"/>
+          <w:sz w:val="18"/>
+        </w:rPr>
+        <w:t>def test_normalize_file_integrates_with_file_system(tmp_path):</w:t>
+      </w:r>
+    </w:p>
+    <w:p>
+      <w:pPr>
+        <w:spacing w:after="0"/>
+        <w:ind w:left="360"/>
+      </w:pPr>
+      <w:r>
+        <w:rPr>
+          <w:rFonts w:ascii="Consolas" w:hAnsi="Consolas"/>
+          <w:color w:val="1F3864"/>
+          <w:sz w:val="18"/>
+        </w:rPr>
+        <w:t xml:space="preserve">    source = tmp_path / "input.txt"</w:t>
+      </w:r>
+    </w:p>
+    <w:p>
+      <w:pPr>
+        <w:spacing w:after="0"/>
+        <w:ind w:left="360"/>
+      </w:pPr>
+      <w:r>
+        <w:rPr>
+          <w:rFonts w:ascii="Consolas" w:hAnsi="Consolas"/>
+          <w:color w:val="1F3864"/>
+          <w:sz w:val="18"/>
+        </w:rPr>
+        <w:t xml:space="preserve">    destination = tmp_path / "output.txt"</w:t>
+      </w:r>
+    </w:p>
+    <w:p>
+      <w:pPr>
+        <w:spacing w:after="0"/>
+        <w:ind w:left="360"/>
+      </w:pPr>
+      <w:r>
+        <w:rPr>
+          <w:rFonts w:ascii="Consolas" w:hAnsi="Consolas"/>
+          <w:color w:val="1F3864"/>
+          <w:sz w:val="18"/>
+        </w:rPr>
+        <w:t xml:space="preserve">    source.write_text("  HoLa  ", encoding="utf-8")</w:t>
+      </w:r>
+    </w:p>
+    <w:p>
+      <w:pPr>
+        <w:spacing w:after="0"/>
+        <w:ind w:left="360"/>
+      </w:pPr>
+    </w:p>
+    <w:p>
+      <w:pPr>
+        <w:spacing w:after="0"/>
+        <w:ind w:left="360"/>
+      </w:pPr>
+      <w:r>
+        <w:rPr>
+          <w:rFonts w:ascii="Consolas" w:hAnsi="Consolas"/>
+          <w:color w:val="1F3864"/>
+          <w:sz w:val="18"/>
+        </w:rPr>
+        <w:t xml:space="preserve">    normalize_file(source, destination)</w:t>
+      </w:r>
+    </w:p>
+    <w:p>
+      <w:pPr>
+        <w:spacing w:after="0"/>
+        <w:ind w:left="360"/>
+      </w:pPr>
+    </w:p>
+    <w:p>
+      <w:pPr>
+        <w:spacing w:after="0"/>
+        <w:ind w:left="360"/>
+      </w:pPr>
+      <w:r>
+        <w:rPr>
+          <w:rFonts w:ascii="Consolas" w:hAnsi="Consolas"/>
+          <w:color w:val="1F3864"/>
+          <w:sz w:val="18"/>
+        </w:rPr>
+        <w:t xml:space="preserve">    assert destination.read_text(encoding="utf-8") == "hola"</w:t>
+      </w:r>
+    </w:p>
+    <w:p>
+      <w:pPr>
+        <w:pStyle w:val="Ttulo2"/>
+      </w:pPr>
+      <w:r>
+        <w:t>Prueba de contrato</w:t>
+      </w:r>
+    </w:p>
+    <w:p>
+      <w:r>
+        <w:t>El contrato protege la estructura compartida con consumidores. Un cambio de id a user_id podría seguir generando un diccionario válido, pero romper la integración externa.</w:t>
+      </w:r>
+    </w:p>
+    <w:p>
+      <w:pPr>
+        <w:spacing w:after="0"/>
+        <w:ind w:left="360"/>
+      </w:pPr>
+      <w:r>
+        <w:rPr>
+          <w:rFonts w:ascii="Consolas" w:hAnsi="Consolas"/>
+          <w:color w:val="1F3864"/>
+          <w:sz w:val="18"/>
+        </w:rPr>
+        <w:t>def test_build_user_response_respects_contract():</w:t>
+      </w:r>
+    </w:p>
+    <w:p>
+      <w:pPr>
+        <w:spacing w:after="0"/>
+        <w:ind w:left="360"/>
+      </w:pPr>
+      <w:r>
+        <w:rPr>
+          <w:rFonts w:ascii="Consolas" w:hAnsi="Consolas"/>
+          <w:color w:val="1F3864"/>
+          <w:sz w:val="18"/>
+        </w:rPr>
+        <w:t xml:space="preserve">    response = build_user_response(7, "active")</w:t>
+      </w:r>
+    </w:p>
+    <w:p>
+      <w:pPr>
+        <w:spacing w:after="0"/>
+        <w:ind w:left="360"/>
+      </w:pPr>
+    </w:p>
+    <w:p>
+      <w:pPr>
+        <w:spacing w:after="0"/>
+        <w:ind w:left="360"/>
+      </w:pPr>
+      <w:r>
+        <w:rPr>
+          <w:rFonts w:ascii="Consolas" w:hAnsi="Consolas"/>
+          <w:color w:val="1F3864"/>
+          <w:sz w:val="18"/>
+        </w:rPr>
+        <w:t xml:space="preserve">    assert set(response) == {"id", "status"}</w:t>
+      </w:r>
+    </w:p>
+    <w:p>
+      <w:pPr>
+        <w:spacing w:after="0"/>
+        <w:ind w:left="360"/>
+      </w:pPr>
+      <w:r>
+        <w:rPr>
+          <w:rFonts w:ascii="Consolas" w:hAnsi="Consolas"/>
+          <w:color w:val="1F3864"/>
+          <w:sz w:val="18"/>
+        </w:rPr>
+        <w:t xml:space="preserve">    assert response["id"] == 7</w:t>
+      </w:r>
+    </w:p>
+    <w:p>
+      <w:pPr>
+        <w:spacing w:after="0"/>
+        <w:ind w:left="360"/>
+      </w:pPr>
+      <w:r>
+        <w:rPr>
+          <w:rFonts w:ascii="Consolas" w:hAnsi="Consolas"/>
+          <w:color w:val="1F3864"/>
+          <w:sz w:val="18"/>
+        </w:rPr>
+        <w:t xml:space="preserve">    assert response["status"] == "active"</w:t>
+      </w:r>
+    </w:p>
+    <w:p>
+      <w:pPr>
+        <w:pStyle w:val="Ttulo2"/>
+      </w:pPr>
+      <w:r>
+        <w:t>Prueba end-to-end</w:t>
+      </w:r>
+    </w:p>
+    <w:p>
+      <w:r>
+        <w:t>El flujo completo del laboratorio parte de un archivo, normaliza el estado, construye la respuesta y comprueba el resultado final. El alcance E2E siempre depende de los límites reales del sistema.</w:t>
+      </w:r>
+    </w:p>
+    <w:p>
+      <w:pPr>
+        <w:spacing w:after="0"/>
+        <w:ind w:left="360"/>
+      </w:pPr>
+      <w:r>
+        <w:rPr>
+          <w:rFonts w:ascii="Consolas" w:hAnsi="Consolas"/>
+          <w:color w:val="1F3864"/>
+          <w:sz w:val="18"/>
+        </w:rPr>
+        <w:t>def test_process_user_status_end_to_end(tmp_path):</w:t>
+      </w:r>
+    </w:p>
+    <w:p>
+      <w:pPr>
+        <w:spacing w:after="0"/>
+        <w:ind w:left="360"/>
+      </w:pPr>
+      <w:r>
+        <w:rPr>
+          <w:rFonts w:ascii="Consolas" w:hAnsi="Consolas"/>
+          <w:color w:val="1F3864"/>
+          <w:sz w:val="18"/>
+        </w:rPr>
+        <w:t xml:space="preserve">    source = tmp_path / "status.txt"</w:t>
+      </w:r>
+    </w:p>
+    <w:p>
+      <w:pPr>
+        <w:spacing w:after="0"/>
+        <w:ind w:left="360"/>
+      </w:pPr>
+      <w:r>
+        <w:rPr>
+          <w:rFonts w:ascii="Consolas" w:hAnsi="Consolas"/>
+          <w:color w:val="1F3864"/>
+          <w:sz w:val="18"/>
+        </w:rPr>
+        <w:t xml:space="preserve">    destination = tmp_path / "normalized_status.txt"</w:t>
+      </w:r>
+    </w:p>
+    <w:p>
+      <w:pPr>
+        <w:spacing w:after="0"/>
+        <w:ind w:left="360"/>
+      </w:pPr>
+      <w:r>
+        <w:rPr>
+          <w:rFonts w:ascii="Consolas" w:hAnsi="Consolas"/>
+          <w:color w:val="1F3864"/>
+          <w:sz w:val="18"/>
+        </w:rPr>
+        <w:t xml:space="preserve">    source.write_text("  AcTiVe  ", encoding="utf-8")</w:t>
+      </w:r>
+    </w:p>
+    <w:p>
+      <w:pPr>
+        <w:spacing w:after="0"/>
+        <w:ind w:left="360"/>
+      </w:pPr>
+    </w:p>
+    <w:p>
+      <w:pPr>
+        <w:spacing w:after="0"/>
+        <w:ind w:left="360"/>
+      </w:pPr>
+      <w:r>
+        <w:rPr>
+          <w:rFonts w:ascii="Consolas" w:hAnsi="Consolas"/>
+          <w:color w:val="1F3864"/>
+          <w:sz w:val="18"/>
+        </w:rPr>
+        <w:t xml:space="preserve">    response = process_user_status(source, destination, 7)</w:t>
+      </w:r>
+    </w:p>
+    <w:p>
+      <w:pPr>
+        <w:spacing w:after="0"/>
+        <w:ind w:left="360"/>
+      </w:pPr>
+    </w:p>
+    <w:p>
+      <w:pPr>
+        <w:spacing w:after="0"/>
+        <w:ind w:left="360"/>
+      </w:pPr>
+      <w:r>
+        <w:rPr>
+          <w:rFonts w:ascii="Consolas" w:hAnsi="Consolas"/>
+          <w:color w:val="1F3864"/>
+          <w:sz w:val="18"/>
+        </w:rPr>
+        <w:t xml:space="preserve">    assert response == {"id": 7, "status": "active"}</w:t>
+      </w:r>
+    </w:p>
+    <w:p>
+      <w:pPr>
+        <w:pStyle w:val="Ttulo2"/>
+      </w:pPr>
+      <w:r>
+        <w:t>Cartera equilibrada</w:t>
+      </w:r>
+    </w:p>
+    <w:p>
+      <w:pPr>
+        <w:pStyle w:val="Listaconvietas"/>
+      </w:pPr>
+      <w:r>
+        <w:t>Muchas pruebas unitarias: rápidas y precisas.</w:t>
+      </w:r>
+    </w:p>
+    <w:p>
+      <w:pPr>
+        <w:pStyle w:val="Listaconvietas"/>
+      </w:pPr>
+      <w:r>
+        <w:t>Algunas pruebas de integración y contrato: verifican fronteras reales.</w:t>
+      </w:r>
+    </w:p>
+    <w:p>
+      <w:pPr>
+        <w:pStyle w:val="Listaconvietas"/>
+      </w:pPr>
+      <w:r>
+        <w:t>Pocas pruebas E2E: protegen recorridos críticos completos.</w:t>
+      </w:r>
+    </w:p>
+    <w:p>
+      <w:r>
+        <w:rPr>
+          <w:i/>
+        </w:rPr>
+        <w:t>Regla práctica. Probar cada comportamiento en el nivel más bajo que proporcione evidencia suficiente; ascender cuando sea necesario observar una colaboración o frontera real.</w:t>
+      </w:r>
+    </w:p>
+    <w:p>
+      <w:pPr>
+        <w:pStyle w:val="Ttulo2"/>
+      </w:pPr>
+      <w:r>
+        <w:t>Evidencia de cierre</w:t>
+      </w:r>
+    </w:p>
+    <w:p>
+      <w:r>
+        <w:rPr>
+          <w:b/>
+        </w:rPr>
+        <w:t>Suite completa: 30 pruebas y 3 subtests superados en 0,10 segundos.</w:t>
+      </w:r>
+    </w:p>
+    <w:p>
+      <w:r>
+        <w:t>Estado del módulo 12: COMPLETADO.</w:t>
+      </w:r>
+    </w:p>
+    <w:p>
+      <w:r>
+        <w:rPr>
+          <w:b/>
+        </w:rPr>
+        <w:t>Punto de reanudación. Módulo 13: interpretar la cobertura como información sobre oportunidades de ejecución, no como garantía de calidad.</w:t>
+      </w:r>
+    </w:p>
+    <w:p>
+      <w:pPr>
+        <w:pStyle w:val="Ttulo1"/>
+      </w:pPr>
+      <w:r>
+        <w:t>Módulo 13 — Cobertura y calidad de las pruebas</w:t>
+      </w:r>
+    </w:p>
+    <w:p>
+      <w:r>
+        <w:rPr>
+          <w:b/>
+        </w:rPr>
+        <w:t>Aprendizaje nuevo. La cobertura mide oportunidades de ejecución recorridas; no mide por sí sola la fuerza de las expectativas.</w:t>
+      </w:r>
+    </w:p>
+    <w:p>
+      <w:r>
+        <w:t xml:space="preserve">Fuentes: </w:t>
+      </w:r>
+      <w:hyperlink r:id="rId23">
+        <w:r>
+          <w:rPr>
+            <w:color w:val="2F75B5"/>
+            <w:u w:val="single"/>
+          </w:rPr>
+          <w:t>pytest-cov</w:t>
+        </w:r>
+      </w:hyperlink>
+      <w:r>
+        <w:t xml:space="preserve"> · </w:t>
+      </w:r>
+      <w:hyperlink r:id="rId24">
+        <w:r>
+          <w:rPr>
+            <w:color w:val="2F75B5"/>
+            <w:u w:val="single"/>
+          </w:rPr>
+          <w:t>Coverage.py</w:t>
+        </w:r>
+      </w:hyperlink>
+    </w:p>
+    <w:p>
+      <w:pPr>
+        <w:pStyle w:val="Ttulo2"/>
+      </w:pPr>
+      <w:r>
+        <w:t>Dependencia reproducible</w:t>
+      </w:r>
+    </w:p>
+    <w:p>
+      <w:r>
+        <w:t>pytest-cov se declara como dependencia opcional de testing, no de producción. La instalación editable del grupo test mantiene el entorno reproducible dentro de .venv.</w:t>
+      </w:r>
+    </w:p>
+    <w:p>
+      <w:pPr>
+        <w:spacing w:after="0"/>
+        <w:ind w:left="360"/>
+      </w:pPr>
+      <w:r>
+        <w:rPr>
+          <w:rFonts w:ascii="Consolas" w:hAnsi="Consolas"/>
+          <w:color w:val="1F3864"/>
+          <w:sz w:val="18"/>
+        </w:rPr>
+        <w:t>[project.optional-dependencies]</w:t>
+      </w:r>
+    </w:p>
+    <w:p>
+      <w:pPr>
+        <w:spacing w:after="0"/>
+        <w:ind w:left="360"/>
+      </w:pPr>
+      <w:r>
+        <w:rPr>
+          <w:rFonts w:ascii="Consolas" w:hAnsi="Consolas"/>
+          <w:color w:val="1F3864"/>
+          <w:sz w:val="18"/>
+        </w:rPr>
+        <w:t>test = [</w:t>
+      </w:r>
+    </w:p>
+    <w:p>
+      <w:pPr>
+        <w:spacing w:after="0"/>
+        <w:ind w:left="360"/>
+      </w:pPr>
+      <w:r>
+        <w:rPr>
+          <w:rFonts w:ascii="Consolas" w:hAnsi="Consolas"/>
+          <w:color w:val="1F3864"/>
+          <w:sz w:val="18"/>
+        </w:rPr>
+        <w:t xml:space="preserve">    "pytest&gt;=9,&lt;10",</w:t>
+      </w:r>
+    </w:p>
+    <w:p>
+      <w:pPr>
+        <w:spacing w:after="0"/>
+        <w:ind w:left="360"/>
+      </w:pPr>
+      <w:r>
+        <w:rPr>
+          <w:rFonts w:ascii="Consolas" w:hAnsi="Consolas"/>
+          <w:color w:val="1F3864"/>
+          <w:sz w:val="18"/>
+        </w:rPr>
+        <w:t xml:space="preserve">    "pytest-cov&gt;=7,&lt;8",</w:t>
+      </w:r>
+    </w:p>
+    <w:p>
+      <w:pPr>
+        <w:spacing w:after="0"/>
+        <w:ind w:left="360"/>
+      </w:pPr>
+      <w:r>
+        <w:rPr>
+          <w:rFonts w:ascii="Consolas" w:hAnsi="Consolas"/>
+          <w:color w:val="1F3864"/>
+          <w:sz w:val="18"/>
+        </w:rPr>
+        <w:t>]</w:t>
+      </w:r>
+    </w:p>
+    <w:p>
+      <w:pPr>
+        <w:spacing w:after="0"/>
+        <w:ind w:left="360"/>
+      </w:pPr>
+    </w:p>
+    <w:p>
+      <w:pPr>
+        <w:spacing w:after="0"/>
+        <w:ind w:left="360"/>
+      </w:pPr>
+      <w:r>
+        <w:rPr>
+          <w:rFonts w:ascii="Consolas" w:hAnsi="Consolas"/>
+          <w:color w:val="1F3864"/>
+          <w:sz w:val="18"/>
+        </w:rPr>
+        <w:t>python -m pip install -e ".[test]"</w:t>
+      </w:r>
+    </w:p>
+    <w:p>
+      <w:pPr>
+        <w:pStyle w:val="Ttulo2"/>
+      </w:pPr>
+      <w:r>
+        <w:t>Primer informe</w:t>
+      </w:r>
+    </w:p>
+    <w:p>
+      <w:pPr>
+        <w:spacing w:after="0"/>
+        <w:ind w:left="360"/>
+      </w:pPr>
+      <w:r>
+        <w:rPr>
+          <w:rFonts w:ascii="Consolas" w:hAnsi="Consolas"/>
+          <w:color w:val="1F3864"/>
+          <w:sz w:val="18"/>
+        </w:rPr>
+        <w:t>python -m pytest --cov=testing_lab --cov-branch --cov-report=term-missing</w:t>
+      </w:r>
+    </w:p>
+    <w:p>
+      <w:pPr>
+        <w:pStyle w:val="Listaconvietas"/>
+      </w:pPr>
+      <w:r>
+        <w:t>--cov=testing_lab: limita la medición al paquete de producción.</w:t>
+      </w:r>
+    </w:p>
+    <w:p>
+      <w:pPr>
+        <w:pStyle w:val="Listaconvietas"/>
+      </w:pPr>
+      <w:r>
+        <w:t>--cov-branch: registra también las bifurcaciones del flujo.</w:t>
+      </w:r>
+    </w:p>
+    <w:p>
+      <w:pPr>
+        <w:pStyle w:val="Listaconvietas"/>
+      </w:pPr>
+      <w:r>
+        <w:t>--cov-report=term-missing: muestra las líneas no alcanzadas.</w:t>
+      </w:r>
+    </w:p>
+    <w:p>
+      <w:pPr>
+        <w:pStyle w:val="Ttulo2"/>
+      </w:pPr>
+      <w:r>
+        <w:t>Lectura de las columnas</w:t>
+      </w:r>
+    </w:p>
+    <w:p>
+      <w:pPr>
+        <w:pStyle w:val="Listaconvietas"/>
+      </w:pPr>
+      <w:r>
+        <w:t>Stmts: instrucciones medibles.</w:t>
+      </w:r>
+    </w:p>
+    <w:p>
+      <w:pPr>
+        <w:pStyle w:val="Listaconvietas"/>
+      </w:pPr>
+      <w:r>
+        <w:t>Miss: instrucciones no ejecutadas.</w:t>
+      </w:r>
+    </w:p>
+    <w:p>
+      <w:pPr>
+        <w:pStyle w:val="Listaconvietas"/>
+      </w:pPr>
+      <w:r>
+        <w:t>Branch: bifurcaciones posibles.</w:t>
+      </w:r>
+    </w:p>
+    <w:p>
+      <w:pPr>
+        <w:pStyle w:val="Listaconvietas"/>
+      </w:pPr>
+      <w:r>
+        <w:t>BrPart: ramas cubiertas parcialmente.</w:t>
+      </w:r>
+    </w:p>
+    <w:p>
+      <w:pPr>
+        <w:pStyle w:val="Listaconvietas"/>
+      </w:pPr>
+      <w:r>
+        <w:t>Cover: porcentaje recorrido.</w:t>
+      </w:r>
+    </w:p>
+    <w:p>
+      <w:pPr>
+        <w:pStyle w:val="Listaconvietas"/>
+      </w:pPr>
+      <w:r>
+        <w:t>Missing: líneas no alcanzadas.</w:t>
+      </w:r>
+    </w:p>
+    <w:p>
+      <w:pPr>
+        <w:pStyle w:val="Ttulo2"/>
+      </w:pPr>
+      <w:r>
+        <w:t>Evidencia observada</w:t>
+      </w:r>
+    </w:p>
+    <w:p>
+      <w:pPr>
+        <w:spacing w:after="0"/>
+        <w:ind w:left="360"/>
+      </w:pPr>
+      <w:r>
+        <w:rPr>
+          <w:rFonts w:ascii="Consolas" w:hAnsi="Consolas"/>
+          <w:color w:val="1F3864"/>
+          <w:sz w:val="18"/>
+        </w:rPr>
+        <w:t>Name                          Stmts   Miss Branch BrPart  Cover</w:t>
+      </w:r>
+    </w:p>
+    <w:p>
+      <w:pPr>
+        <w:spacing w:after="0"/>
+        <w:ind w:left="360"/>
+      </w:pPr>
+      <w:r>
+        <w:rPr>
+          <w:rFonts w:ascii="Consolas" w:hAnsi="Consolas"/>
+          <w:color w:val="1F3864"/>
+          <w:sz w:val="18"/>
+        </w:rPr>
+        <w:t>src/testing_lab/core.py          37      0     12      0   100%</w:t>
+      </w:r>
+    </w:p>
+    <w:p>
+      <w:pPr>
+        <w:spacing w:after="0"/>
+        <w:ind w:left="360"/>
+      </w:pPr>
+      <w:r>
+        <w:rPr>
+          <w:rFonts w:ascii="Consolas" w:hAnsi="Consolas"/>
+          <w:color w:val="1F3864"/>
+          <w:sz w:val="18"/>
+        </w:rPr>
+        <w:t>TOTAL                            37      0     12      0   100%</w:t>
+      </w:r>
+    </w:p>
+    <w:p>
+      <w:pPr>
+        <w:spacing w:after="0"/>
+        <w:ind w:left="360"/>
+      </w:pPr>
+      <w:r>
+        <w:rPr>
+          <w:rFonts w:ascii="Consolas" w:hAnsi="Consolas"/>
+          <w:color w:val="1F3864"/>
+          <w:sz w:val="18"/>
+        </w:rPr>
+        <w:t>30 passed, 3 subtests passed in 0.22s</w:t>
+      </w:r>
+    </w:p>
+    <w:p>
+      <w:r>
+        <w:t>Interpretación válida: todas las líneas y ramas medibles del paquete fueron ejecutadas por la suite actual.</w:t>
+      </w:r>
+    </w:p>
+    <w:p>
+      <w:r>
+        <w:rPr>
+          <w:b/>
+        </w:rPr>
+        <w:t>Interpretación inválida: el programa no contiene defectos.</w:t>
+      </w:r>
+    </w:p>
+    <w:p>
+      <w:pPr>
+        <w:pStyle w:val="Ttulo2"/>
+      </w:pPr>
+      <w:r>
+        <w:t>Cobertura no equivale a calidad</w:t>
+      </w:r>
+    </w:p>
+    <w:p>
+      <w:r>
+        <w:t>Una prueba que llama a una función sin realizar ningún assert puede aumentar la cobertura sin comprobar un comportamiento. La confianza procede de contratos, expectativas y riesgos bien elegidos.</w:t>
+      </w:r>
+    </w:p>
+    <w:p>
+      <w:pPr>
+        <w:spacing w:after="0"/>
+        <w:ind w:left="360"/>
+      </w:pPr>
+      <w:r>
+        <w:rPr>
+          <w:rFonts w:ascii="Consolas" w:hAnsi="Consolas"/>
+          <w:color w:val="1F3864"/>
+          <w:sz w:val="18"/>
+        </w:rPr>
+        <w:t>def test_classify_score_runs():</w:t>
+      </w:r>
+    </w:p>
+    <w:p>
+      <w:pPr>
+        <w:spacing w:after="0"/>
+        <w:ind w:left="360"/>
+      </w:pPr>
+      <w:r>
+        <w:rPr>
+          <w:rFonts w:ascii="Consolas" w:hAnsi="Consolas"/>
+          <w:color w:val="1F3864"/>
+          <w:sz w:val="18"/>
+        </w:rPr>
+        <w:t xml:space="preserve">    classify_score(50)</w:t>
+      </w:r>
+    </w:p>
+    <w:p>
+      <w:pPr>
+        <w:pStyle w:val="Ttulo2"/>
+      </w:pPr>
+      <w:r>
+        <w:t>Cobertura como pregunta</w:t>
+      </w:r>
+    </w:p>
+    <w:p>
+      <w:pPr>
+        <w:pStyle w:val="Listaconvietas"/>
+      </w:pPr>
+      <w:r>
+        <w:t>¿La línea sin cubrir representa un comportamiento necesario?</w:t>
+      </w:r>
+    </w:p>
+    <w:p>
+      <w:pPr>
+        <w:pStyle w:val="Listaconvietas"/>
+      </w:pPr>
+      <w:r>
+        <w:t>¿Existe un riesgo relevante?</w:t>
+      </w:r>
+    </w:p>
+    <w:p>
+      <w:pPr>
+        <w:pStyle w:val="Listaconvietas"/>
+      </w:pPr>
+      <w:r>
+        <w:t>¿Falta una prueba o sobra código?</w:t>
+      </w:r>
+    </w:p>
+    <w:p>
+      <w:pPr>
+        <w:pStyle w:val="Listaconvietas"/>
+      </w:pPr>
+      <w:r>
+        <w:t>¿Qué expectativa observable debería verificarse?</w:t>
+      </w:r>
+    </w:p>
+    <w:p>
+      <w:r>
+        <w:rPr>
+          <w:i/>
+        </w:rPr>
+        <w:t>Regla práctica. Es preferible una cobertura menor con contratos y riesgos significativos que un 100 % sostenido por pruebas que solo ejecutan código.</w:t>
+      </w:r>
+    </w:p>
+    <w:p>
+      <w:pPr>
+        <w:pStyle w:val="Ttulo2"/>
+      </w:pPr>
+      <w:r>
+        <w:t>Informe HTML y artefactos</w:t>
+      </w:r>
+    </w:p>
+    <w:p>
+      <w:pPr>
+        <w:spacing w:after="0"/>
+        <w:ind w:left="360"/>
+      </w:pPr>
+      <w:r>
+        <w:rPr>
+          <w:rFonts w:ascii="Consolas" w:hAnsi="Consolas"/>
+          <w:color w:val="1F3864"/>
+          <w:sz w:val="18"/>
+        </w:rPr>
+        <w:t>python -m pytest --cov=testing_lab --cov-branch --cov-report=html</w:t>
+      </w:r>
+    </w:p>
+    <w:p>
+      <w:r>
+        <w:t>El informe htmlcov/ y el archivo .coverage son artefactos regenerables. El .gitignore los excluye para no versionar resultados locales.</w:t>
+      </w:r>
+    </w:p>
+    <w:p>
+      <w:pPr>
+        <w:pStyle w:val="Ttulo2"/>
+      </w:pPr>
+      <w:r>
+        <w:t>Evidencia de cierre</w:t>
+      </w:r>
+    </w:p>
+    <w:p>
+      <w:r>
+        <w:rPr>
+          <w:b/>
+        </w:rPr>
+        <w:t>Suite: 30 pruebas y 3 subtests superados. Cobertura: 100 % de líneas y 100 % de ramas.</w:t>
+      </w:r>
+    </w:p>
+    <w:p>
+      <w:r>
+        <w:t>Estado del módulo 13: COMPLETADO.</w:t>
+      </w:r>
+    </w:p>
+    <w:p>
+      <w:r>
+        <w:rPr>
+          <w:b/>
+        </w:rPr>
+        <w:t>Punto de reanudación. Módulo 14: automatizar una ejecución reproducible y definir una condición de terminado.</w:t>
+      </w:r>
+    </w:p>
+    <w:p>
+      <w:pPr>
+        <w:pStyle w:val="Ttulo1"/>
+      </w:pPr>
+      <w:r>
         <w:lastRenderedPageBreak/>
-        <w:t>Módulo 9 — Excepciones y caminos de error</w:t>
-      </w:r>
+        <w:t>Módulo 14 — Automatización y definición de terminado</w:t>
+      </w:r>
+    </w:p>
+    <w:p>
+      <w:pPr/>
+      <w:r>
+        <w:rPr>
+          <w:b/>
+        </w:rPr>
+        <w:t xml:space="preserve">Fuente oficial de pytest: </w:t>
+      </w:r>
+      <w:hyperlink r:id="rId22">
+        <w:r>
+          <w:rPr>
+            <w:color w:val="0563C1"/>
+            <w:u w:val="single"/>
+          </w:rPr>
+          <w:t>Ejecución de pytest en integración continua</w:t>
+        </w:r>
+      </w:hyperlink>
     </w:p>
     <w:tbl>
       <w:tblPr>
@@ -6314,7 +9989,7 @@
               <w:t xml:space="preserve">Aprendizaje nuevo. </w:t>
             </w:r>
             <w:r>
-              <w:t>Una excepción esperada es parte del contrato; una excepción inesperada es evidencia de comportamiento no controlado.</w:t>
+              <w:t>CI ejecuta controles reproducibles ante cambios; una puerta de calidad declara condiciones de aceptación.</w:t>
             </w:r>
           </w:p>
         </w:tc>
@@ -6437,7 +10112,7 @@
               <w:rPr>
                 <w:sz w:val="19"/>
               </w:rPr>
-              <w:t>Una excepción esperada es parte del contrato; una excepción inesperada es evidencia de comportamiento no controlado.</w:t>
+              <w:t>CI ejecuta controles reproducibles ante cambios; una puerta de calidad declara condiciones de aceptación.</w:t>
             </w:r>
           </w:p>
         </w:tc>
@@ -6485,7 +10160,7 @@
               <w:rPr>
                 <w:sz w:val="19"/>
               </w:rPr>
-              <w:t>Solo probar el camino feliz deja sin especificar entradas inválidas y recuperación.</w:t>
+              <w:t>Una suite que solo se ejecuta manualmente puede olvidarse o depender del equipo local.</w:t>
             </w:r>
           </w:p>
         </w:tc>
@@ -6533,7 +10208,7 @@
               <w:rPr>
                 <w:sz w:val="19"/>
               </w:rPr>
-              <w:t>Comprobar tipo, mensaje relevante y momento del error.</w:t>
+              <w:t>Convertir pruebas, estilo y cobertura razonada en evidencia repetible.</w:t>
             </w:r>
           </w:p>
         </w:tc>
@@ -6581,7 +10256,7 @@
               <w:rPr>
                 <w:sz w:val="19"/>
               </w:rPr>
-              <w:t>pytest.raises debe envolver únicamente la acción que debe fallar.</w:t>
+              <w:t>La automatización no mejora pruebas débiles: solo las repite con disciplina.</w:t>
             </w:r>
           </w:p>
         </w:tc>
@@ -6681,18 +10356,7 @@
                 <w:color w:val="202124"/>
                 <w:sz w:val="18"/>
               </w:rPr>
-              <w:t>with pytest.raises(ValueError):</w:t>
-            </w:r>
-            <w:r>
-              <w:br/>
-            </w:r>
-            <w:r>
-              <w:rPr>
-                <w:rFonts w:ascii="Consolas" w:hAnsi="Consolas"/>
-                <w:color w:val="202124"/>
-                <w:sz w:val="18"/>
-              </w:rPr>
-              <w:t xml:space="preserve">    classify_score(101)</w:t>
+              <w:t>push / pull request → entorno limpio → instalar → probar → informar</w:t>
             </w:r>
           </w:p>
         </w:tc>
@@ -6713,7 +10377,7 @@
     </w:p>
     <w:p>
       <w:r>
-        <w:t>Distingues rechazo deliberado, fallo de assert y error de preparación.</w:t>
+        <w:t>Puedes definir una condición de terminado que incluya comportamiento, evidencia y mantenimiento.</w:t>
       </w:r>
     </w:p>
     <w:tbl>
@@ -6772,2542 +10436,17 @@
         <w:pStyle w:val="Ttulo1"/>
       </w:pPr>
       <w:r>
-        <w:lastRenderedPageBreak/>
-        <w:t>Módulo 10 — Fixtures y ciclo de vida</w:t>
-      </w:r>
-    </w:p>
-    <w:tbl>
-      <w:tblPr>
-        <w:tblW w:w="9360" w:type="dxa"/>
-        <w:tblInd w:w="120" w:type="dxa"/>
-        <w:tblLayout w:type="fixed"/>
-        <w:tblLook w:val="04A0" w:firstRow="1" w:lastRow="0" w:firstColumn="1" w:lastColumn="0" w:noHBand="0" w:noVBand="1"/>
-      </w:tblPr>
-      <w:tblGrid>
-        <w:gridCol w:w="9360"/>
-      </w:tblGrid>
-      <w:tr>
-        <w:tc>
-          <w:tcPr>
-            <w:tcW w:w="9360" w:type="dxa"/>
-            <w:shd w:val="clear" w:color="auto" w:fill="F4F6F9"/>
-            <w:tcMar>
-              <w:top w:w="80" w:type="dxa"/>
-              <w:left w:w="120" w:type="dxa"/>
-              <w:bottom w:w="80" w:type="dxa"/>
-              <w:right w:w="120" w:type="dxa"/>
-            </w:tcMar>
-            <w:vAlign w:val="center"/>
-          </w:tcPr>
-          <w:p>
-            <w:pPr>
-              <w:spacing w:after="0"/>
-            </w:pPr>
-            <w:r>
-              <w:rPr>
-                <w:b/>
-                <w:color w:val="1F4D78"/>
-              </w:rPr>
-              <w:t xml:space="preserve">Aprendizaje nuevo. </w:t>
-            </w:r>
-            <w:r>
-              <w:t>Una fixture proporciona contexto explícito, reutilizable y limpiable a una prueba.</w:t>
-            </w:r>
-          </w:p>
-        </w:tc>
-      </w:tr>
-    </w:tbl>
-    <w:p>
-      <w:pPr>
-        <w:spacing w:after="20"/>
-      </w:pPr>
-    </w:p>
-    <w:tbl>
-      <w:tblPr>
-        <w:tblStyle w:val="Tablaconcuadrcula"/>
-        <w:tblW w:w="9360" w:type="dxa"/>
-        <w:tblInd w:w="120" w:type="dxa"/>
-        <w:tblLayout w:type="fixed"/>
-        <w:tblLook w:val="04A0" w:firstRow="1" w:lastRow="0" w:firstColumn="1" w:lastColumn="0" w:noHBand="0" w:noVBand="1"/>
-      </w:tblPr>
-      <w:tblGrid>
-        <w:gridCol w:w="1900"/>
-        <w:gridCol w:w="7460"/>
-      </w:tblGrid>
-      <w:tr>
-        <w:trPr>
-          <w:tblHeader/>
-        </w:trPr>
-        <w:tc>
-          <w:tcPr>
-            <w:tcW w:w="1900" w:type="dxa"/>
-            <w:shd w:val="clear" w:color="auto" w:fill="E8EEF5"/>
-            <w:tcMar>
-              <w:top w:w="80" w:type="dxa"/>
-              <w:left w:w="120" w:type="dxa"/>
-              <w:bottom w:w="80" w:type="dxa"/>
-              <w:right w:w="120" w:type="dxa"/>
-            </w:tcMar>
-            <w:vAlign w:val="center"/>
-          </w:tcPr>
-          <w:p>
-            <w:pPr>
-              <w:spacing w:after="0"/>
-            </w:pPr>
-            <w:r>
-              <w:rPr>
-                <w:b/>
-                <w:color w:val="1F4D78"/>
-                <w:sz w:val="20"/>
-              </w:rPr>
-              <w:t>Pregunta</w:t>
-            </w:r>
-          </w:p>
-        </w:tc>
-        <w:tc>
-          <w:tcPr>
-            <w:tcW w:w="7460" w:type="dxa"/>
-            <w:shd w:val="clear" w:color="auto" w:fill="E8EEF5"/>
-            <w:tcMar>
-              <w:top w:w="80" w:type="dxa"/>
-              <w:left w:w="120" w:type="dxa"/>
-              <w:bottom w:w="80" w:type="dxa"/>
-              <w:right w:w="120" w:type="dxa"/>
-            </w:tcMar>
-            <w:vAlign w:val="center"/>
-          </w:tcPr>
-          <w:p>
-            <w:pPr>
-              <w:spacing w:after="0"/>
-            </w:pPr>
-            <w:r>
-              <w:rPr>
-                <w:b/>
-                <w:color w:val="1F4D78"/>
-                <w:sz w:val="20"/>
-              </w:rPr>
-              <w:t>Respuesta</w:t>
-            </w:r>
-          </w:p>
-        </w:tc>
-      </w:tr>
-      <w:tr>
-        <w:tc>
-          <w:tcPr>
-            <w:tcW w:w="1900" w:type="dxa"/>
-            <w:tcMar>
-              <w:top w:w="80" w:type="dxa"/>
-              <w:left w:w="120" w:type="dxa"/>
-              <w:bottom w:w="80" w:type="dxa"/>
-              <w:right w:w="120" w:type="dxa"/>
-            </w:tcMar>
-            <w:vAlign w:val="center"/>
-          </w:tcPr>
-          <w:p>
-            <w:pPr>
-              <w:spacing w:after="0"/>
-            </w:pPr>
-            <w:r>
-              <w:rPr>
-                <w:sz w:val="19"/>
-              </w:rPr>
-              <w:t>Qué</w:t>
-            </w:r>
-          </w:p>
-        </w:tc>
-        <w:tc>
-          <w:tcPr>
-            <w:tcW w:w="7460" w:type="dxa"/>
-            <w:tcMar>
-              <w:top w:w="80" w:type="dxa"/>
-              <w:left w:w="120" w:type="dxa"/>
-              <w:bottom w:w="80" w:type="dxa"/>
-              <w:right w:w="120" w:type="dxa"/>
-            </w:tcMar>
-            <w:vAlign w:val="center"/>
-          </w:tcPr>
-          <w:p>
-            <w:pPr>
-              <w:spacing w:after="0"/>
-            </w:pPr>
-            <w:r>
-              <w:rPr>
-                <w:sz w:val="19"/>
-              </w:rPr>
-              <w:t>Una fixture proporciona contexto explícito, reutilizable y limpiable a una prueba.</w:t>
-            </w:r>
-          </w:p>
-        </w:tc>
-      </w:tr>
-      <w:tr>
-        <w:tc>
-          <w:tcPr>
-            <w:tcW w:w="1900" w:type="dxa"/>
-            <w:tcMar>
-              <w:top w:w="80" w:type="dxa"/>
-              <w:left w:w="120" w:type="dxa"/>
-              <w:bottom w:w="80" w:type="dxa"/>
-              <w:right w:w="120" w:type="dxa"/>
-            </w:tcMar>
-            <w:vAlign w:val="center"/>
-          </w:tcPr>
-          <w:p>
-            <w:pPr>
-              <w:spacing w:after="0"/>
-            </w:pPr>
-            <w:r>
-              <w:rPr>
-                <w:sz w:val="19"/>
-              </w:rPr>
-              <w:t>Por qué</w:t>
-            </w:r>
-          </w:p>
-        </w:tc>
-        <w:tc>
-          <w:tcPr>
-            <w:tcW w:w="7460" w:type="dxa"/>
-            <w:tcMar>
-              <w:top w:w="80" w:type="dxa"/>
-              <w:left w:w="120" w:type="dxa"/>
-              <w:bottom w:w="80" w:type="dxa"/>
-              <w:right w:w="120" w:type="dxa"/>
-            </w:tcMar>
-            <w:vAlign w:val="center"/>
-          </w:tcPr>
-          <w:p>
-            <w:pPr>
-              <w:spacing w:after="0"/>
-            </w:pPr>
-            <w:r>
-              <w:rPr>
-                <w:sz w:val="19"/>
-              </w:rPr>
-              <w:t>Duplicar preparación dispersa reglas de contexto y favorece estado compartido.</w:t>
-            </w:r>
-          </w:p>
-        </w:tc>
-      </w:tr>
-      <w:tr>
-        <w:tc>
-          <w:tcPr>
-            <w:tcW w:w="1900" w:type="dxa"/>
-            <w:tcMar>
-              <w:top w:w="80" w:type="dxa"/>
-              <w:left w:w="120" w:type="dxa"/>
-              <w:bottom w:w="80" w:type="dxa"/>
-              <w:right w:w="120" w:type="dxa"/>
-            </w:tcMar>
-            <w:vAlign w:val="center"/>
-          </w:tcPr>
-          <w:p>
-            <w:pPr>
-              <w:spacing w:after="0"/>
-            </w:pPr>
-            <w:r>
-              <w:rPr>
-                <w:sz w:val="19"/>
-              </w:rPr>
-              <w:t>Para qué</w:t>
-            </w:r>
-          </w:p>
-        </w:tc>
-        <w:tc>
-          <w:tcPr>
-            <w:tcW w:w="7460" w:type="dxa"/>
-            <w:tcMar>
-              <w:top w:w="80" w:type="dxa"/>
-              <w:left w:w="120" w:type="dxa"/>
-              <w:bottom w:w="80" w:type="dxa"/>
-              <w:right w:w="120" w:type="dxa"/>
-            </w:tcMar>
-            <w:vAlign w:val="center"/>
-          </w:tcPr>
-          <w:p>
-            <w:pPr>
-              <w:spacing w:after="0"/>
-            </w:pPr>
-            <w:r>
-              <w:rPr>
-                <w:sz w:val="19"/>
-              </w:rPr>
-              <w:t>Crear datos frescos y administrar setup/teardown con scopes conscientes.</w:t>
-            </w:r>
-          </w:p>
-        </w:tc>
-      </w:tr>
-      <w:tr>
-        <w:tc>
-          <w:tcPr>
-            <w:tcW w:w="1900" w:type="dxa"/>
-            <w:tcMar>
-              <w:top w:w="80" w:type="dxa"/>
-              <w:left w:w="120" w:type="dxa"/>
-              <w:bottom w:w="80" w:type="dxa"/>
-              <w:right w:w="120" w:type="dxa"/>
-            </w:tcMar>
-            <w:vAlign w:val="center"/>
-          </w:tcPr>
-          <w:p>
-            <w:pPr>
-              <w:spacing w:after="0"/>
-            </w:pPr>
-            <w:r>
-              <w:rPr>
-                <w:sz w:val="19"/>
-              </w:rPr>
-              <w:t>Qué observar</w:t>
-            </w:r>
-          </w:p>
-        </w:tc>
-        <w:tc>
-          <w:tcPr>
-            <w:tcW w:w="7460" w:type="dxa"/>
-            <w:tcMar>
-              <w:top w:w="80" w:type="dxa"/>
-              <w:left w:w="120" w:type="dxa"/>
-              <w:bottom w:w="80" w:type="dxa"/>
-              <w:right w:w="120" w:type="dxa"/>
-            </w:tcMar>
-            <w:vAlign w:val="center"/>
-          </w:tcPr>
-          <w:p>
-            <w:pPr>
-              <w:spacing w:after="0"/>
-            </w:pPr>
-            <w:r>
-              <w:rPr>
-                <w:sz w:val="19"/>
-              </w:rPr>
-              <w:t>Una fixture puede depender de otras; ampliar el scope aumenta el estado compartido.</w:t>
-            </w:r>
-          </w:p>
-        </w:tc>
-      </w:tr>
-      <w:tr>
-        <w:tc>
-          <w:tcPr>
-            <w:tcW w:w="1900" w:type="dxa"/>
-            <w:tcMar>
-              <w:top w:w="80" w:type="dxa"/>
-              <w:left w:w="120" w:type="dxa"/>
-              <w:bottom w:w="80" w:type="dxa"/>
-              <w:right w:w="120" w:type="dxa"/>
-            </w:tcMar>
-            <w:vAlign w:val="center"/>
-          </w:tcPr>
-          <w:p>
-            <w:pPr>
-              <w:spacing w:after="0"/>
-            </w:pPr>
-            <w:r>
-              <w:rPr>
-                <w:sz w:val="19"/>
-              </w:rPr>
-              <w:t>Estado</w:t>
-            </w:r>
-          </w:p>
-        </w:tc>
-        <w:tc>
-          <w:tcPr>
-            <w:tcW w:w="7460" w:type="dxa"/>
-            <w:tcMar>
-              <w:top w:w="80" w:type="dxa"/>
-              <w:left w:w="120" w:type="dxa"/>
-              <w:bottom w:w="80" w:type="dxa"/>
-              <w:right w:w="120" w:type="dxa"/>
-            </w:tcMar>
-            <w:vAlign w:val="center"/>
-          </w:tcPr>
-          <w:p>
-            <w:pPr>
-              <w:spacing w:after="0"/>
-            </w:pPr>
-            <w:r>
-              <w:rPr>
-                <w:sz w:val="19"/>
-              </w:rPr>
-              <w:t>PENDIENTE</w:t>
-            </w:r>
-          </w:p>
-        </w:tc>
-      </w:tr>
-    </w:tbl>
-    <w:p>
-      <w:pPr>
-        <w:spacing w:after="20"/>
-      </w:pPr>
-    </w:p>
-    <w:p>
-      <w:pPr>
-        <w:pStyle w:val="Ttulo2"/>
-      </w:pPr>
-      <w:r>
-        <w:t>Práctica guiada</w:t>
-      </w:r>
-    </w:p>
-    <w:tbl>
-      <w:tblPr>
-        <w:tblW w:w="9360" w:type="dxa"/>
-        <w:tblInd w:w="120" w:type="dxa"/>
-        <w:tblLayout w:type="fixed"/>
-        <w:tblLook w:val="04A0" w:firstRow="1" w:lastRow="0" w:firstColumn="1" w:lastColumn="0" w:noHBand="0" w:noVBand="1"/>
-      </w:tblPr>
-      <w:tblGrid>
-        <w:gridCol w:w="9360"/>
-      </w:tblGrid>
-      <w:tr>
-        <w:tc>
-          <w:tcPr>
-            <w:tcW w:w="9360" w:type="dxa"/>
-            <w:shd w:val="clear" w:color="auto" w:fill="F7F8FA"/>
-            <w:tcMar>
-              <w:top w:w="80" w:type="dxa"/>
-              <w:left w:w="120" w:type="dxa"/>
-              <w:bottom w:w="80" w:type="dxa"/>
-              <w:right w:w="120" w:type="dxa"/>
-            </w:tcMar>
-            <w:vAlign w:val="center"/>
-          </w:tcPr>
-          <w:p>
-            <w:pPr>
-              <w:spacing w:after="0" w:line="252" w:lineRule="auto"/>
-            </w:pPr>
-            <w:r>
-              <w:rPr>
-                <w:rFonts w:ascii="Consolas" w:hAnsi="Consolas"/>
-                <w:color w:val="202124"/>
-                <w:sz w:val="18"/>
-              </w:rPr>
-              <w:t>@pytest.fixture</w:t>
-            </w:r>
-            <w:r>
-              <w:br/>
-            </w:r>
-            <w:r>
-              <w:rPr>
-                <w:rFonts w:ascii="Consolas" w:hAnsi="Consolas"/>
-                <w:color w:val="202124"/>
-                <w:sz w:val="18"/>
-              </w:rPr>
-              <w:t>def sample_values():</w:t>
-            </w:r>
-            <w:r>
-              <w:br/>
-            </w:r>
-            <w:r>
-              <w:rPr>
-                <w:rFonts w:ascii="Consolas" w:hAnsi="Consolas"/>
-                <w:color w:val="202124"/>
-                <w:sz w:val="18"/>
-              </w:rPr>
-              <w:t xml:space="preserve">    return [' A ', 'B ']</w:t>
-            </w:r>
-            <w:r>
-              <w:br/>
-            </w:r>
-            <w:r>
-              <w:br/>
-            </w:r>
-            <w:r>
-              <w:rPr>
-                <w:rFonts w:ascii="Consolas" w:hAnsi="Consolas"/>
-                <w:color w:val="202124"/>
-                <w:sz w:val="18"/>
-              </w:rPr>
-              <w:t>def test_normalizes_all(sample_values):</w:t>
-            </w:r>
-            <w:r>
-              <w:br/>
-            </w:r>
-            <w:r>
-              <w:rPr>
-                <w:rFonts w:ascii="Consolas" w:hAnsi="Consolas"/>
-                <w:color w:val="202124"/>
-                <w:sz w:val="18"/>
-              </w:rPr>
-              <w:t xml:space="preserve">    ...</w:t>
-            </w:r>
-          </w:p>
-        </w:tc>
-      </w:tr>
-    </w:tbl>
-    <w:p>
-      <w:pPr>
-        <w:spacing w:after="20"/>
-      </w:pPr>
-    </w:p>
-    <w:p>
-      <w:pPr>
-        <w:pStyle w:val="Ttulo2"/>
-      </w:pPr>
-      <w:r>
-        <w:t>Criterio de avance</w:t>
-      </w:r>
-    </w:p>
-    <w:p>
-      <w:r>
-        <w:t>Puedes explicar por qué una fixture mejora el contexto y cuándo sería sobreingeniería.</w:t>
-      </w:r>
-    </w:p>
-    <w:tbl>
-      <w:tblPr>
-        <w:tblW w:w="9360" w:type="dxa"/>
-        <w:tblInd w:w="120" w:type="dxa"/>
-        <w:tblLayout w:type="fixed"/>
-        <w:tblLook w:val="04A0" w:firstRow="1" w:lastRow="0" w:firstColumn="1" w:lastColumn="0" w:noHBand="0" w:noVBand="1"/>
-      </w:tblPr>
-      <w:tblGrid>
-        <w:gridCol w:w="9360"/>
-      </w:tblGrid>
-      <w:tr>
-        <w:tc>
-          <w:tcPr>
-            <w:tcW w:w="9360" w:type="dxa"/>
-            <w:shd w:val="clear" w:color="auto" w:fill="FFF7E6"/>
-            <w:tcMar>
-              <w:top w:w="80" w:type="dxa"/>
-              <w:left w:w="120" w:type="dxa"/>
-              <w:bottom w:w="80" w:type="dxa"/>
-              <w:right w:w="120" w:type="dxa"/>
-            </w:tcMar>
-            <w:vAlign w:val="center"/>
-          </w:tcPr>
-          <w:p>
-            <w:pPr>
-              <w:spacing w:after="0"/>
-            </w:pPr>
-            <w:r>
-              <w:rPr>
-                <w:b/>
-                <w:color w:val="1F4D78"/>
-              </w:rPr>
-              <w:t xml:space="preserve">Pausa didáctica. </w:t>
-            </w:r>
-            <w:r>
-              <w:t>No se avanza al siguiente módulo hasta ejecutar, explicar el resultado y confirmar la actualización de este documento.</w:t>
-            </w:r>
-          </w:p>
-        </w:tc>
-      </w:tr>
-    </w:tbl>
-    <w:p>
-      <w:pPr>
-        <w:spacing w:after="20"/>
-      </w:pPr>
-    </w:p>
-    <w:p>
-      <w:r>
-        <w:br w:type="page"/>
-      </w:r>
-    </w:p>
-    <w:p>
-      <w:pPr>
-        <w:pStyle w:val="Ttulo1"/>
-      </w:pPr>
-      <w:r>
-        <w:lastRenderedPageBreak/>
-        <w:t>Módulo 11 — Dobles e inyección de dependencias</w:t>
-      </w:r>
-    </w:p>
-    <w:tbl>
-      <w:tblPr>
-        <w:tblW w:w="9360" w:type="dxa"/>
-        <w:tblInd w:w="120" w:type="dxa"/>
-        <w:tblLayout w:type="fixed"/>
-        <w:tblLook w:val="04A0" w:firstRow="1" w:lastRow="0" w:firstColumn="1" w:lastColumn="0" w:noHBand="0" w:noVBand="1"/>
-      </w:tblPr>
-      <w:tblGrid>
-        <w:gridCol w:w="9360"/>
-      </w:tblGrid>
-      <w:tr>
-        <w:tc>
-          <w:tcPr>
-            <w:tcW w:w="9360" w:type="dxa"/>
-            <w:shd w:val="clear" w:color="auto" w:fill="F4F6F9"/>
-            <w:tcMar>
-              <w:top w:w="80" w:type="dxa"/>
-              <w:left w:w="120" w:type="dxa"/>
-              <w:bottom w:w="80" w:type="dxa"/>
-              <w:right w:w="120" w:type="dxa"/>
-            </w:tcMar>
-            <w:vAlign w:val="center"/>
-          </w:tcPr>
-          <w:p>
-            <w:pPr>
-              <w:spacing w:after="0"/>
-            </w:pPr>
-            <w:r>
-              <w:rPr>
-                <w:b/>
-                <w:color w:val="1F4D78"/>
-              </w:rPr>
-              <w:t xml:space="preserve">Aprendizaje nuevo. </w:t>
-            </w:r>
-            <w:r>
-              <w:t>Stub, fake, mock y spy sustituyen fronteras con propósitos distintos; la inyección permite controlarlas.</w:t>
-            </w:r>
-          </w:p>
-        </w:tc>
-      </w:tr>
-    </w:tbl>
-    <w:p>
-      <w:pPr>
-        <w:spacing w:after="20"/>
-      </w:pPr>
-    </w:p>
-    <w:tbl>
-      <w:tblPr>
-        <w:tblStyle w:val="Tablaconcuadrcula"/>
-        <w:tblW w:w="9360" w:type="dxa"/>
-        <w:tblInd w:w="120" w:type="dxa"/>
-        <w:tblLayout w:type="fixed"/>
-        <w:tblLook w:val="04A0" w:firstRow="1" w:lastRow="0" w:firstColumn="1" w:lastColumn="0" w:noHBand="0" w:noVBand="1"/>
-      </w:tblPr>
-      <w:tblGrid>
-        <w:gridCol w:w="1900"/>
-        <w:gridCol w:w="7460"/>
-      </w:tblGrid>
-      <w:tr>
-        <w:trPr>
-          <w:tblHeader/>
-        </w:trPr>
-        <w:tc>
-          <w:tcPr>
-            <w:tcW w:w="1900" w:type="dxa"/>
-            <w:shd w:val="clear" w:color="auto" w:fill="E8EEF5"/>
-            <w:tcMar>
-              <w:top w:w="80" w:type="dxa"/>
-              <w:left w:w="120" w:type="dxa"/>
-              <w:bottom w:w="80" w:type="dxa"/>
-              <w:right w:w="120" w:type="dxa"/>
-            </w:tcMar>
-            <w:vAlign w:val="center"/>
-          </w:tcPr>
-          <w:p>
-            <w:pPr>
-              <w:spacing w:after="0"/>
-            </w:pPr>
-            <w:r>
-              <w:rPr>
-                <w:b/>
-                <w:color w:val="1F4D78"/>
-                <w:sz w:val="20"/>
-              </w:rPr>
-              <w:t>Pregunta</w:t>
-            </w:r>
-          </w:p>
-        </w:tc>
-        <w:tc>
-          <w:tcPr>
-            <w:tcW w:w="7460" w:type="dxa"/>
-            <w:shd w:val="clear" w:color="auto" w:fill="E8EEF5"/>
-            <w:tcMar>
-              <w:top w:w="80" w:type="dxa"/>
-              <w:left w:w="120" w:type="dxa"/>
-              <w:bottom w:w="80" w:type="dxa"/>
-              <w:right w:w="120" w:type="dxa"/>
-            </w:tcMar>
-            <w:vAlign w:val="center"/>
-          </w:tcPr>
-          <w:p>
-            <w:pPr>
-              <w:spacing w:after="0"/>
-            </w:pPr>
-            <w:r>
-              <w:rPr>
-                <w:b/>
-                <w:color w:val="1F4D78"/>
-                <w:sz w:val="20"/>
-              </w:rPr>
-              <w:t>Respuesta</w:t>
-            </w:r>
-          </w:p>
-        </w:tc>
-      </w:tr>
-      <w:tr>
-        <w:tc>
-          <w:tcPr>
-            <w:tcW w:w="1900" w:type="dxa"/>
-            <w:tcMar>
-              <w:top w:w="80" w:type="dxa"/>
-              <w:left w:w="120" w:type="dxa"/>
-              <w:bottom w:w="80" w:type="dxa"/>
-              <w:right w:w="120" w:type="dxa"/>
-            </w:tcMar>
-            <w:vAlign w:val="center"/>
-          </w:tcPr>
-          <w:p>
-            <w:pPr>
-              <w:spacing w:after="0"/>
-            </w:pPr>
-            <w:r>
-              <w:rPr>
-                <w:sz w:val="19"/>
-              </w:rPr>
-              <w:t>Qué</w:t>
-            </w:r>
-          </w:p>
-        </w:tc>
-        <w:tc>
-          <w:tcPr>
-            <w:tcW w:w="7460" w:type="dxa"/>
-            <w:tcMar>
-              <w:top w:w="80" w:type="dxa"/>
-              <w:left w:w="120" w:type="dxa"/>
-              <w:bottom w:w="80" w:type="dxa"/>
-              <w:right w:w="120" w:type="dxa"/>
-            </w:tcMar>
-            <w:vAlign w:val="center"/>
-          </w:tcPr>
-          <w:p>
-            <w:pPr>
-              <w:spacing w:after="0"/>
-            </w:pPr>
-            <w:r>
-              <w:rPr>
-                <w:sz w:val="19"/>
-              </w:rPr>
-              <w:t>Stub, fake, mock y spy sustituyen fronteras con propósitos distintos; la inyección permite controlarlas.</w:t>
-            </w:r>
-          </w:p>
-        </w:tc>
-      </w:tr>
-      <w:tr>
-        <w:tc>
-          <w:tcPr>
-            <w:tcW w:w="1900" w:type="dxa"/>
-            <w:tcMar>
-              <w:top w:w="80" w:type="dxa"/>
-              <w:left w:w="120" w:type="dxa"/>
-              <w:bottom w:w="80" w:type="dxa"/>
-              <w:right w:w="120" w:type="dxa"/>
-            </w:tcMar>
-            <w:vAlign w:val="center"/>
-          </w:tcPr>
-          <w:p>
-            <w:pPr>
-              <w:spacing w:after="0"/>
-            </w:pPr>
-            <w:r>
-              <w:rPr>
-                <w:sz w:val="19"/>
-              </w:rPr>
-              <w:t>Por qué</w:t>
-            </w:r>
-          </w:p>
-        </w:tc>
-        <w:tc>
-          <w:tcPr>
-            <w:tcW w:w="7460" w:type="dxa"/>
-            <w:tcMar>
-              <w:top w:w="80" w:type="dxa"/>
-              <w:left w:w="120" w:type="dxa"/>
-              <w:bottom w:w="80" w:type="dxa"/>
-              <w:right w:w="120" w:type="dxa"/>
-            </w:tcMar>
-            <w:vAlign w:val="center"/>
-          </w:tcPr>
-          <w:p>
-            <w:pPr>
-              <w:spacing w:after="0"/>
-            </w:pPr>
-            <w:r>
-              <w:rPr>
-                <w:sz w:val="19"/>
-              </w:rPr>
-              <w:t>Red, reloj, archivos y bases reales vuelven lentas o no deterministas las pruebas unitarias.</w:t>
-            </w:r>
-          </w:p>
-        </w:tc>
-      </w:tr>
-      <w:tr>
-        <w:tc>
-          <w:tcPr>
-            <w:tcW w:w="1900" w:type="dxa"/>
-            <w:tcMar>
-              <w:top w:w="80" w:type="dxa"/>
-              <w:left w:w="120" w:type="dxa"/>
-              <w:bottom w:w="80" w:type="dxa"/>
-              <w:right w:w="120" w:type="dxa"/>
-            </w:tcMar>
-            <w:vAlign w:val="center"/>
-          </w:tcPr>
-          <w:p>
-            <w:pPr>
-              <w:spacing w:after="0"/>
-            </w:pPr>
-            <w:r>
-              <w:rPr>
-                <w:sz w:val="19"/>
-              </w:rPr>
-              <w:t>Para qué</w:t>
-            </w:r>
-          </w:p>
-        </w:tc>
-        <w:tc>
-          <w:tcPr>
-            <w:tcW w:w="7460" w:type="dxa"/>
-            <w:tcMar>
-              <w:top w:w="80" w:type="dxa"/>
-              <w:left w:w="120" w:type="dxa"/>
-              <w:bottom w:w="80" w:type="dxa"/>
-              <w:right w:w="120" w:type="dxa"/>
-            </w:tcMar>
-            <w:vAlign w:val="center"/>
-          </w:tcPr>
-          <w:p>
-            <w:pPr>
-              <w:spacing w:after="0"/>
-            </w:pPr>
-            <w:r>
-              <w:rPr>
-                <w:sz w:val="19"/>
-              </w:rPr>
-              <w:t>Aislar la regla sin perder pruebas de integración para la frontera real.</w:t>
-            </w:r>
-          </w:p>
-        </w:tc>
-      </w:tr>
-      <w:tr>
-        <w:tc>
-          <w:tcPr>
-            <w:tcW w:w="1900" w:type="dxa"/>
-            <w:tcMar>
-              <w:top w:w="80" w:type="dxa"/>
-              <w:left w:w="120" w:type="dxa"/>
-              <w:bottom w:w="80" w:type="dxa"/>
-              <w:right w:w="120" w:type="dxa"/>
-            </w:tcMar>
-            <w:vAlign w:val="center"/>
-          </w:tcPr>
-          <w:p>
-            <w:pPr>
-              <w:spacing w:after="0"/>
-            </w:pPr>
-            <w:r>
-              <w:rPr>
-                <w:sz w:val="19"/>
-              </w:rPr>
-              <w:t>Qué observar</w:t>
-            </w:r>
-          </w:p>
-        </w:tc>
-        <w:tc>
-          <w:tcPr>
-            <w:tcW w:w="7460" w:type="dxa"/>
-            <w:tcMar>
-              <w:top w:w="80" w:type="dxa"/>
-              <w:left w:w="120" w:type="dxa"/>
-              <w:bottom w:w="80" w:type="dxa"/>
-              <w:right w:w="120" w:type="dxa"/>
-            </w:tcMar>
-            <w:vAlign w:val="center"/>
-          </w:tcPr>
-          <w:p>
-            <w:pPr>
-              <w:spacing w:after="0"/>
-            </w:pPr>
-            <w:r>
-              <w:rPr>
-                <w:sz w:val="19"/>
-              </w:rPr>
-              <w:t>No se mockea todo: se controla aquello externo al comportamiento que queremos observar.</w:t>
-            </w:r>
-          </w:p>
-        </w:tc>
-      </w:tr>
-      <w:tr>
-        <w:tc>
-          <w:tcPr>
-            <w:tcW w:w="1900" w:type="dxa"/>
-            <w:tcMar>
-              <w:top w:w="80" w:type="dxa"/>
-              <w:left w:w="120" w:type="dxa"/>
-              <w:bottom w:w="80" w:type="dxa"/>
-              <w:right w:w="120" w:type="dxa"/>
-            </w:tcMar>
-            <w:vAlign w:val="center"/>
-          </w:tcPr>
-          <w:p>
-            <w:pPr>
-              <w:spacing w:after="0"/>
-            </w:pPr>
-            <w:r>
-              <w:rPr>
-                <w:sz w:val="19"/>
-              </w:rPr>
-              <w:t>Estado</w:t>
-            </w:r>
-          </w:p>
-        </w:tc>
-        <w:tc>
-          <w:tcPr>
-            <w:tcW w:w="7460" w:type="dxa"/>
-            <w:tcMar>
-              <w:top w:w="80" w:type="dxa"/>
-              <w:left w:w="120" w:type="dxa"/>
-              <w:bottom w:w="80" w:type="dxa"/>
-              <w:right w:w="120" w:type="dxa"/>
-            </w:tcMar>
-            <w:vAlign w:val="center"/>
-          </w:tcPr>
-          <w:p>
-            <w:pPr>
-              <w:spacing w:after="0"/>
-            </w:pPr>
-            <w:r>
-              <w:rPr>
-                <w:sz w:val="19"/>
-              </w:rPr>
-              <w:t>PENDIENTE</w:t>
-            </w:r>
-          </w:p>
-        </w:tc>
-      </w:tr>
-    </w:tbl>
-    <w:p>
-      <w:pPr>
-        <w:spacing w:after="20"/>
-      </w:pPr>
-    </w:p>
-    <w:p>
-      <w:pPr>
-        <w:pStyle w:val="Ttulo2"/>
-      </w:pPr>
-      <w:r>
-        <w:t>Práctica guiada</w:t>
-      </w:r>
-    </w:p>
-    <w:tbl>
-      <w:tblPr>
-        <w:tblW w:w="9360" w:type="dxa"/>
-        <w:tblInd w:w="120" w:type="dxa"/>
-        <w:tblLayout w:type="fixed"/>
-        <w:tblLook w:val="04A0" w:firstRow="1" w:lastRow="0" w:firstColumn="1" w:lastColumn="0" w:noHBand="0" w:noVBand="1"/>
-      </w:tblPr>
-      <w:tblGrid>
-        <w:gridCol w:w="9360"/>
-      </w:tblGrid>
-      <w:tr>
-        <w:tc>
-          <w:tcPr>
-            <w:tcW w:w="9360" w:type="dxa"/>
-            <w:shd w:val="clear" w:color="auto" w:fill="F7F8FA"/>
-            <w:tcMar>
-              <w:top w:w="80" w:type="dxa"/>
-              <w:left w:w="120" w:type="dxa"/>
-              <w:bottom w:w="80" w:type="dxa"/>
-              <w:right w:w="120" w:type="dxa"/>
-            </w:tcMar>
-            <w:vAlign w:val="center"/>
-          </w:tcPr>
-          <w:p>
-            <w:pPr>
-              <w:spacing w:after="0" w:line="252" w:lineRule="auto"/>
-            </w:pPr>
-            <w:r>
-              <w:rPr>
-                <w:rFonts w:ascii="Consolas" w:hAnsi="Consolas"/>
-                <w:color w:val="202124"/>
-                <w:sz w:val="18"/>
-              </w:rPr>
-              <w:t>def service(client): ...</w:t>
-            </w:r>
-            <w:r>
-              <w:br/>
-            </w:r>
-            <w:r>
-              <w:rPr>
-                <w:rFonts w:ascii="Consolas" w:hAnsi="Consolas"/>
-                <w:color w:val="202124"/>
-                <w:sz w:val="18"/>
-              </w:rPr>
-              <w:t># entregar client como argumento</w:t>
-            </w:r>
-            <w:r>
-              <w:br/>
-            </w:r>
-            <w:r>
-              <w:rPr>
-                <w:rFonts w:ascii="Consolas" w:hAnsi="Consolas"/>
-                <w:color w:val="202124"/>
-                <w:sz w:val="18"/>
-              </w:rPr>
-              <w:t># stub: respuesta; mock: además verifica interacción</w:t>
-            </w:r>
-          </w:p>
-        </w:tc>
-      </w:tr>
-    </w:tbl>
-    <w:p>
-      <w:pPr>
-        <w:spacing w:after="20"/>
-      </w:pPr>
-    </w:p>
-    <w:p>
-      <w:pPr>
-        <w:pStyle w:val="Ttulo2"/>
-      </w:pPr>
-      <w:r>
-        <w:t>Criterio de avance</w:t>
-      </w:r>
-    </w:p>
-    <w:p>
-      <w:r>
-        <w:t>Identificas la frontera y eliges el doble según la evidencia necesaria.</w:t>
-      </w:r>
-    </w:p>
-    <w:tbl>
-      <w:tblPr>
-        <w:tblW w:w="9360" w:type="dxa"/>
-        <w:tblInd w:w="120" w:type="dxa"/>
-        <w:tblLayout w:type="fixed"/>
-        <w:tblLook w:val="04A0" w:firstRow="1" w:lastRow="0" w:firstColumn="1" w:lastColumn="0" w:noHBand="0" w:noVBand="1"/>
-      </w:tblPr>
-      <w:tblGrid>
-        <w:gridCol w:w="9360"/>
-      </w:tblGrid>
-      <w:tr>
-        <w:tc>
-          <w:tcPr>
-            <w:tcW w:w="9360" w:type="dxa"/>
-            <w:shd w:val="clear" w:color="auto" w:fill="FFF7E6"/>
-            <w:tcMar>
-              <w:top w:w="80" w:type="dxa"/>
-              <w:left w:w="120" w:type="dxa"/>
-              <w:bottom w:w="80" w:type="dxa"/>
-              <w:right w:w="120" w:type="dxa"/>
-            </w:tcMar>
-            <w:vAlign w:val="center"/>
-          </w:tcPr>
-          <w:p>
-            <w:pPr>
-              <w:spacing w:after="0"/>
-            </w:pPr>
-            <w:r>
-              <w:rPr>
-                <w:b/>
-                <w:color w:val="1F4D78"/>
-              </w:rPr>
-              <w:t xml:space="preserve">Pausa didáctica. </w:t>
-            </w:r>
-            <w:r>
-              <w:t>No se avanza al siguiente módulo hasta ejecutar, explicar el resultado y confirmar la actualización de este documento.</w:t>
-            </w:r>
-          </w:p>
-        </w:tc>
-      </w:tr>
-    </w:tbl>
-    <w:p>
-      <w:pPr>
-        <w:spacing w:after="20"/>
-      </w:pPr>
-    </w:p>
-    <w:p>
-      <w:r>
-        <w:br w:type="page"/>
-      </w:r>
-    </w:p>
-    <w:p>
-      <w:pPr>
-        <w:pStyle w:val="Ttulo1"/>
-      </w:pPr>
-      <w:r>
-        <w:lastRenderedPageBreak/>
-        <w:t>Módulo 12 — Niveles de prueba</w:t>
-      </w:r>
-    </w:p>
-    <w:tbl>
-      <w:tblPr>
-        <w:tblW w:w="9360" w:type="dxa"/>
-        <w:tblInd w:w="120" w:type="dxa"/>
-        <w:tblLayout w:type="fixed"/>
-        <w:tblLook w:val="04A0" w:firstRow="1" w:lastRow="0" w:firstColumn="1" w:lastColumn="0" w:noHBand="0" w:noVBand="1"/>
-      </w:tblPr>
-      <w:tblGrid>
-        <w:gridCol w:w="9360"/>
-      </w:tblGrid>
-      <w:tr>
-        <w:tc>
-          <w:tcPr>
-            <w:tcW w:w="9360" w:type="dxa"/>
-            <w:shd w:val="clear" w:color="auto" w:fill="F4F6F9"/>
-            <w:tcMar>
-              <w:top w:w="80" w:type="dxa"/>
-              <w:left w:w="120" w:type="dxa"/>
-              <w:bottom w:w="80" w:type="dxa"/>
-              <w:right w:w="120" w:type="dxa"/>
-            </w:tcMar>
-            <w:vAlign w:val="center"/>
-          </w:tcPr>
-          <w:p>
-            <w:pPr>
-              <w:spacing w:after="0"/>
-            </w:pPr>
-            <w:r>
-              <w:rPr>
-                <w:b/>
-                <w:color w:val="1F4D78"/>
-              </w:rPr>
-              <w:t xml:space="preserve">Aprendizaje nuevo. </w:t>
-            </w:r>
-            <w:r>
-              <w:t>Unitarias, integración, contrato y end-to-end responden preguntas diferentes.</w:t>
-            </w:r>
-          </w:p>
-        </w:tc>
-      </w:tr>
-    </w:tbl>
-    <w:p>
-      <w:pPr>
-        <w:spacing w:after="20"/>
-      </w:pPr>
-    </w:p>
-    <w:tbl>
-      <w:tblPr>
-        <w:tblStyle w:val="Tablaconcuadrcula"/>
-        <w:tblW w:w="9360" w:type="dxa"/>
-        <w:tblInd w:w="120" w:type="dxa"/>
-        <w:tblLayout w:type="fixed"/>
-        <w:tblLook w:val="04A0" w:firstRow="1" w:lastRow="0" w:firstColumn="1" w:lastColumn="0" w:noHBand="0" w:noVBand="1"/>
-      </w:tblPr>
-      <w:tblGrid>
-        <w:gridCol w:w="1900"/>
-        <w:gridCol w:w="7460"/>
-      </w:tblGrid>
-      <w:tr>
-        <w:trPr>
-          <w:tblHeader/>
-        </w:trPr>
-        <w:tc>
-          <w:tcPr>
-            <w:tcW w:w="1900" w:type="dxa"/>
-            <w:shd w:val="clear" w:color="auto" w:fill="E8EEF5"/>
-            <w:tcMar>
-              <w:top w:w="80" w:type="dxa"/>
-              <w:left w:w="120" w:type="dxa"/>
-              <w:bottom w:w="80" w:type="dxa"/>
-              <w:right w:w="120" w:type="dxa"/>
-            </w:tcMar>
-            <w:vAlign w:val="center"/>
-          </w:tcPr>
-          <w:p>
-            <w:pPr>
-              <w:spacing w:after="0"/>
-            </w:pPr>
-            <w:r>
-              <w:rPr>
-                <w:b/>
-                <w:color w:val="1F4D78"/>
-                <w:sz w:val="20"/>
-              </w:rPr>
-              <w:t>Pregunta</w:t>
-            </w:r>
-          </w:p>
-        </w:tc>
-        <w:tc>
-          <w:tcPr>
-            <w:tcW w:w="7460" w:type="dxa"/>
-            <w:shd w:val="clear" w:color="auto" w:fill="E8EEF5"/>
-            <w:tcMar>
-              <w:top w:w="80" w:type="dxa"/>
-              <w:left w:w="120" w:type="dxa"/>
-              <w:bottom w:w="80" w:type="dxa"/>
-              <w:right w:w="120" w:type="dxa"/>
-            </w:tcMar>
-            <w:vAlign w:val="center"/>
-          </w:tcPr>
-          <w:p>
-            <w:pPr>
-              <w:spacing w:after="0"/>
-            </w:pPr>
-            <w:r>
-              <w:rPr>
-                <w:b/>
-                <w:color w:val="1F4D78"/>
-                <w:sz w:val="20"/>
-              </w:rPr>
-              <w:t>Respuesta</w:t>
-            </w:r>
-          </w:p>
-        </w:tc>
-      </w:tr>
-      <w:tr>
-        <w:tc>
-          <w:tcPr>
-            <w:tcW w:w="1900" w:type="dxa"/>
-            <w:tcMar>
-              <w:top w:w="80" w:type="dxa"/>
-              <w:left w:w="120" w:type="dxa"/>
-              <w:bottom w:w="80" w:type="dxa"/>
-              <w:right w:w="120" w:type="dxa"/>
-            </w:tcMar>
-            <w:vAlign w:val="center"/>
-          </w:tcPr>
-          <w:p>
-            <w:pPr>
-              <w:spacing w:after="0"/>
-            </w:pPr>
-            <w:r>
-              <w:rPr>
-                <w:sz w:val="19"/>
-              </w:rPr>
-              <w:t>Qué</w:t>
-            </w:r>
-          </w:p>
-        </w:tc>
-        <w:tc>
-          <w:tcPr>
-            <w:tcW w:w="7460" w:type="dxa"/>
-            <w:tcMar>
-              <w:top w:w="80" w:type="dxa"/>
-              <w:left w:w="120" w:type="dxa"/>
-              <w:bottom w:w="80" w:type="dxa"/>
-              <w:right w:w="120" w:type="dxa"/>
-            </w:tcMar>
-            <w:vAlign w:val="center"/>
-          </w:tcPr>
-          <w:p>
-            <w:pPr>
-              <w:spacing w:after="0"/>
-            </w:pPr>
-            <w:r>
-              <w:rPr>
-                <w:sz w:val="19"/>
-              </w:rPr>
-              <w:t>Unitarias, integración, contrato y end-to-end responden preguntas diferentes.</w:t>
-            </w:r>
-          </w:p>
-        </w:tc>
-      </w:tr>
-      <w:tr>
-        <w:tc>
-          <w:tcPr>
-            <w:tcW w:w="1900" w:type="dxa"/>
-            <w:tcMar>
-              <w:top w:w="80" w:type="dxa"/>
-              <w:left w:w="120" w:type="dxa"/>
-              <w:bottom w:w="80" w:type="dxa"/>
-              <w:right w:w="120" w:type="dxa"/>
-            </w:tcMar>
-            <w:vAlign w:val="center"/>
-          </w:tcPr>
-          <w:p>
-            <w:pPr>
-              <w:spacing w:after="0"/>
-            </w:pPr>
-            <w:r>
-              <w:rPr>
-                <w:sz w:val="19"/>
-              </w:rPr>
-              <w:t>Por qué</w:t>
-            </w:r>
-          </w:p>
-        </w:tc>
-        <w:tc>
-          <w:tcPr>
-            <w:tcW w:w="7460" w:type="dxa"/>
-            <w:tcMar>
-              <w:top w:w="80" w:type="dxa"/>
-              <w:left w:w="120" w:type="dxa"/>
-              <w:bottom w:w="80" w:type="dxa"/>
-              <w:right w:w="120" w:type="dxa"/>
-            </w:tcMar>
-            <w:vAlign w:val="center"/>
-          </w:tcPr>
-          <w:p>
-            <w:pPr>
-              <w:spacing w:after="0"/>
-            </w:pPr>
-            <w:r>
-              <w:rPr>
-                <w:sz w:val="19"/>
-              </w:rPr>
-              <w:t>Una sola clase de prueba no cubre reglas internas y colaboración real con el mismo coste.</w:t>
-            </w:r>
-          </w:p>
-        </w:tc>
-      </w:tr>
-      <w:tr>
-        <w:tc>
-          <w:tcPr>
-            <w:tcW w:w="1900" w:type="dxa"/>
-            <w:tcMar>
-              <w:top w:w="80" w:type="dxa"/>
-              <w:left w:w="120" w:type="dxa"/>
-              <w:bottom w:w="80" w:type="dxa"/>
-              <w:right w:w="120" w:type="dxa"/>
-            </w:tcMar>
-            <w:vAlign w:val="center"/>
-          </w:tcPr>
-          <w:p>
-            <w:pPr>
-              <w:spacing w:after="0"/>
-            </w:pPr>
-            <w:r>
-              <w:rPr>
-                <w:sz w:val="19"/>
-              </w:rPr>
-              <w:t>Para qué</w:t>
-            </w:r>
-          </w:p>
-        </w:tc>
-        <w:tc>
-          <w:tcPr>
-            <w:tcW w:w="7460" w:type="dxa"/>
-            <w:tcMar>
-              <w:top w:w="80" w:type="dxa"/>
-              <w:left w:w="120" w:type="dxa"/>
-              <w:bottom w:w="80" w:type="dxa"/>
-              <w:right w:w="120" w:type="dxa"/>
-            </w:tcMar>
-            <w:vAlign w:val="center"/>
-          </w:tcPr>
-          <w:p>
-            <w:pPr>
-              <w:spacing w:after="0"/>
-            </w:pPr>
-            <w:r>
-              <w:rPr>
-                <w:sz w:val="19"/>
-              </w:rPr>
-              <w:t>Construir una cartera equilibrada por riesgo, velocidad y fidelidad.</w:t>
-            </w:r>
-          </w:p>
-        </w:tc>
-      </w:tr>
-      <w:tr>
-        <w:tc>
-          <w:tcPr>
-            <w:tcW w:w="1900" w:type="dxa"/>
-            <w:tcMar>
-              <w:top w:w="80" w:type="dxa"/>
-              <w:left w:w="120" w:type="dxa"/>
-              <w:bottom w:w="80" w:type="dxa"/>
-              <w:right w:w="120" w:type="dxa"/>
-            </w:tcMar>
-            <w:vAlign w:val="center"/>
-          </w:tcPr>
-          <w:p>
-            <w:pPr>
-              <w:spacing w:after="0"/>
-            </w:pPr>
-            <w:r>
-              <w:rPr>
-                <w:sz w:val="19"/>
-              </w:rPr>
-              <w:t>Qué observar</w:t>
-            </w:r>
-          </w:p>
-        </w:tc>
-        <w:tc>
-          <w:tcPr>
-            <w:tcW w:w="7460" w:type="dxa"/>
-            <w:tcMar>
-              <w:top w:w="80" w:type="dxa"/>
-              <w:left w:w="120" w:type="dxa"/>
-              <w:bottom w:w="80" w:type="dxa"/>
-              <w:right w:w="120" w:type="dxa"/>
-            </w:tcMar>
-            <w:vAlign w:val="center"/>
-          </w:tcPr>
-          <w:p>
-            <w:pPr>
-              <w:spacing w:after="0"/>
-            </w:pPr>
-            <w:r>
-              <w:rPr>
-                <w:sz w:val="19"/>
-              </w:rPr>
-              <w:t>Cuanto mayor el alcance, mayor coste de preparación y diagnóstico.</w:t>
-            </w:r>
-          </w:p>
-        </w:tc>
-      </w:tr>
-      <w:tr>
-        <w:tc>
-          <w:tcPr>
-            <w:tcW w:w="1900" w:type="dxa"/>
-            <w:tcMar>
-              <w:top w:w="80" w:type="dxa"/>
-              <w:left w:w="120" w:type="dxa"/>
-              <w:bottom w:w="80" w:type="dxa"/>
-              <w:right w:w="120" w:type="dxa"/>
-            </w:tcMar>
-            <w:vAlign w:val="center"/>
-          </w:tcPr>
-          <w:p>
-            <w:pPr>
-              <w:spacing w:after="0"/>
-            </w:pPr>
-            <w:r>
-              <w:rPr>
-                <w:sz w:val="19"/>
-              </w:rPr>
-              <w:t>Estado</w:t>
-            </w:r>
-          </w:p>
-        </w:tc>
-        <w:tc>
-          <w:tcPr>
-            <w:tcW w:w="7460" w:type="dxa"/>
-            <w:tcMar>
-              <w:top w:w="80" w:type="dxa"/>
-              <w:left w:w="120" w:type="dxa"/>
-              <w:bottom w:w="80" w:type="dxa"/>
-              <w:right w:w="120" w:type="dxa"/>
-            </w:tcMar>
-            <w:vAlign w:val="center"/>
-          </w:tcPr>
-          <w:p>
-            <w:pPr>
-              <w:spacing w:after="0"/>
-            </w:pPr>
-            <w:r>
-              <w:rPr>
-                <w:sz w:val="19"/>
-              </w:rPr>
-              <w:t>PENDIENTE</w:t>
-            </w:r>
-          </w:p>
-        </w:tc>
-      </w:tr>
-    </w:tbl>
-    <w:p>
-      <w:pPr>
-        <w:spacing w:after="20"/>
-      </w:pPr>
-    </w:p>
-    <w:p>
-      <w:pPr>
-        <w:pStyle w:val="Ttulo2"/>
-      </w:pPr>
-      <w:r>
-        <w:t>Práctica guiada</w:t>
-      </w:r>
-    </w:p>
-    <w:tbl>
-      <w:tblPr>
-        <w:tblW w:w="9360" w:type="dxa"/>
-        <w:tblInd w:w="120" w:type="dxa"/>
-        <w:tblLayout w:type="fixed"/>
-        <w:tblLook w:val="04A0" w:firstRow="1" w:lastRow="0" w:firstColumn="1" w:lastColumn="0" w:noHBand="0" w:noVBand="1"/>
-      </w:tblPr>
-      <w:tblGrid>
-        <w:gridCol w:w="9360"/>
-      </w:tblGrid>
-      <w:tr>
-        <w:tc>
-          <w:tcPr>
-            <w:tcW w:w="9360" w:type="dxa"/>
-            <w:shd w:val="clear" w:color="auto" w:fill="F7F8FA"/>
-            <w:tcMar>
-              <w:top w:w="80" w:type="dxa"/>
-              <w:left w:w="120" w:type="dxa"/>
-              <w:bottom w:w="80" w:type="dxa"/>
-              <w:right w:w="120" w:type="dxa"/>
-            </w:tcMar>
-            <w:vAlign w:val="center"/>
-          </w:tcPr>
-          <w:p>
-            <w:pPr>
-              <w:spacing w:after="0" w:line="252" w:lineRule="auto"/>
-            </w:pPr>
-            <w:r>
-              <w:rPr>
-                <w:rFonts w:ascii="Consolas" w:hAnsi="Consolas"/>
-                <w:color w:val="202124"/>
-                <w:sz w:val="18"/>
-              </w:rPr>
-              <w:t>Regla pura → unitaria</w:t>
-            </w:r>
-            <w:r>
-              <w:br/>
-            </w:r>
-            <w:r>
-              <w:rPr>
-                <w:rFonts w:ascii="Consolas" w:hAnsi="Consolas"/>
-                <w:color w:val="202124"/>
-                <w:sz w:val="18"/>
-              </w:rPr>
-              <w:t>Adaptador + recurso controlado → integración</w:t>
-            </w:r>
-            <w:r>
-              <w:br/>
-            </w:r>
-            <w:r>
-              <w:rPr>
-                <w:rFonts w:ascii="Consolas" w:hAnsi="Consolas"/>
-                <w:color w:val="202124"/>
-                <w:sz w:val="18"/>
-              </w:rPr>
-              <w:t>Formato/API → contrato</w:t>
-            </w:r>
-            <w:r>
-              <w:br/>
-            </w:r>
-            <w:r>
-              <w:rPr>
-                <w:rFonts w:ascii="Consolas" w:hAnsi="Consolas"/>
-                <w:color w:val="202124"/>
-                <w:sz w:val="18"/>
-              </w:rPr>
-              <w:t>Flujo completo → E2E</w:t>
-            </w:r>
-          </w:p>
-        </w:tc>
-      </w:tr>
-    </w:tbl>
-    <w:p>
-      <w:pPr>
-        <w:spacing w:after="20"/>
-      </w:pPr>
-    </w:p>
-    <w:p>
-      <w:pPr>
-        <w:pStyle w:val="Ttulo2"/>
-      </w:pPr>
-      <w:r>
-        <w:t>Criterio de avance</w:t>
-      </w:r>
-    </w:p>
-    <w:p>
-      <w:r>
-        <w:t>Clasificas una prueba por lo que ejecuta realmente, no por su nombre.</w:t>
-      </w:r>
-    </w:p>
-    <w:tbl>
-      <w:tblPr>
-        <w:tblW w:w="9360" w:type="dxa"/>
-        <w:tblInd w:w="120" w:type="dxa"/>
-        <w:tblLayout w:type="fixed"/>
-        <w:tblLook w:val="04A0" w:firstRow="1" w:lastRow="0" w:firstColumn="1" w:lastColumn="0" w:noHBand="0" w:noVBand="1"/>
-      </w:tblPr>
-      <w:tblGrid>
-        <w:gridCol w:w="9360"/>
-      </w:tblGrid>
-      <w:tr>
-        <w:tc>
-          <w:tcPr>
-            <w:tcW w:w="9360" w:type="dxa"/>
-            <w:shd w:val="clear" w:color="auto" w:fill="FFF7E6"/>
-            <w:tcMar>
-              <w:top w:w="80" w:type="dxa"/>
-              <w:left w:w="120" w:type="dxa"/>
-              <w:bottom w:w="80" w:type="dxa"/>
-              <w:right w:w="120" w:type="dxa"/>
-            </w:tcMar>
-            <w:vAlign w:val="center"/>
-          </w:tcPr>
-          <w:p>
-            <w:pPr>
-              <w:spacing w:after="0"/>
-            </w:pPr>
-            <w:r>
-              <w:rPr>
-                <w:b/>
-                <w:color w:val="1F4D78"/>
-              </w:rPr>
-              <w:t xml:space="preserve">Pausa didáctica. </w:t>
-            </w:r>
-            <w:r>
-              <w:t>No se avanza al siguiente módulo hasta ejecutar, explicar el resultado y confirmar la actualización de este documento.</w:t>
-            </w:r>
-          </w:p>
-        </w:tc>
-      </w:tr>
-    </w:tbl>
-    <w:p>
-      <w:pPr>
-        <w:spacing w:after="20"/>
-      </w:pPr>
-    </w:p>
-    <w:p>
-      <w:r>
-        <w:br w:type="page"/>
-      </w:r>
-    </w:p>
-    <w:p>
-      <w:pPr>
-        <w:pStyle w:val="Ttulo1"/>
-      </w:pPr>
-      <w:r>
-        <w:lastRenderedPageBreak/>
-        <w:t>Módulo 13 — Cobertura y calidad de las pruebas</w:t>
-      </w:r>
-    </w:p>
-    <w:tbl>
-      <w:tblPr>
-        <w:tblW w:w="9360" w:type="dxa"/>
-        <w:tblInd w:w="120" w:type="dxa"/>
-        <w:tblLayout w:type="fixed"/>
-        <w:tblLook w:val="04A0" w:firstRow="1" w:lastRow="0" w:firstColumn="1" w:lastColumn="0" w:noHBand="0" w:noVBand="1"/>
-      </w:tblPr>
-      <w:tblGrid>
-        <w:gridCol w:w="9360"/>
-      </w:tblGrid>
-      <w:tr>
-        <w:tc>
-          <w:tcPr>
-            <w:tcW w:w="9360" w:type="dxa"/>
-            <w:shd w:val="clear" w:color="auto" w:fill="F4F6F9"/>
-            <w:tcMar>
-              <w:top w:w="80" w:type="dxa"/>
-              <w:left w:w="120" w:type="dxa"/>
-              <w:bottom w:w="80" w:type="dxa"/>
-              <w:right w:w="120" w:type="dxa"/>
-            </w:tcMar>
-            <w:vAlign w:val="center"/>
-          </w:tcPr>
-          <w:p>
-            <w:pPr>
-              <w:spacing w:after="0"/>
-            </w:pPr>
-            <w:r>
-              <w:rPr>
-                <w:b/>
-                <w:color w:val="1F4D78"/>
-              </w:rPr>
-              <w:t xml:space="preserve">Aprendizaje nuevo. </w:t>
-            </w:r>
-            <w:r>
-              <w:t>La cobertura mide ejecución de líneas y ramas; no mide la fuerza de las expectativas.</w:t>
-            </w:r>
-          </w:p>
-        </w:tc>
-      </w:tr>
-    </w:tbl>
-    <w:p>
-      <w:pPr>
-        <w:spacing w:after="20"/>
-      </w:pPr>
-    </w:p>
-    <w:tbl>
-      <w:tblPr>
-        <w:tblStyle w:val="Tablaconcuadrcula"/>
-        <w:tblW w:w="9360" w:type="dxa"/>
-        <w:tblInd w:w="120" w:type="dxa"/>
-        <w:tblLayout w:type="fixed"/>
-        <w:tblLook w:val="04A0" w:firstRow="1" w:lastRow="0" w:firstColumn="1" w:lastColumn="0" w:noHBand="0" w:noVBand="1"/>
-      </w:tblPr>
-      <w:tblGrid>
-        <w:gridCol w:w="1900"/>
-        <w:gridCol w:w="7460"/>
-      </w:tblGrid>
-      <w:tr>
-        <w:trPr>
-          <w:tblHeader/>
-        </w:trPr>
-        <w:tc>
-          <w:tcPr>
-            <w:tcW w:w="1900" w:type="dxa"/>
-            <w:shd w:val="clear" w:color="auto" w:fill="E8EEF5"/>
-            <w:tcMar>
-              <w:top w:w="80" w:type="dxa"/>
-              <w:left w:w="120" w:type="dxa"/>
-              <w:bottom w:w="80" w:type="dxa"/>
-              <w:right w:w="120" w:type="dxa"/>
-            </w:tcMar>
-            <w:vAlign w:val="center"/>
-          </w:tcPr>
-          <w:p>
-            <w:pPr>
-              <w:spacing w:after="0"/>
-            </w:pPr>
-            <w:r>
-              <w:rPr>
-                <w:b/>
-                <w:color w:val="1F4D78"/>
-                <w:sz w:val="20"/>
-              </w:rPr>
-              <w:t>Pregunta</w:t>
-            </w:r>
-          </w:p>
-        </w:tc>
-        <w:tc>
-          <w:tcPr>
-            <w:tcW w:w="7460" w:type="dxa"/>
-            <w:shd w:val="clear" w:color="auto" w:fill="E8EEF5"/>
-            <w:tcMar>
-              <w:top w:w="80" w:type="dxa"/>
-              <w:left w:w="120" w:type="dxa"/>
-              <w:bottom w:w="80" w:type="dxa"/>
-              <w:right w:w="120" w:type="dxa"/>
-            </w:tcMar>
-            <w:vAlign w:val="center"/>
-          </w:tcPr>
-          <w:p>
-            <w:pPr>
-              <w:spacing w:after="0"/>
-            </w:pPr>
-            <w:r>
-              <w:rPr>
-                <w:b/>
-                <w:color w:val="1F4D78"/>
-                <w:sz w:val="20"/>
-              </w:rPr>
-              <w:t>Respuesta</w:t>
-            </w:r>
-          </w:p>
-        </w:tc>
-      </w:tr>
-      <w:tr>
-        <w:tc>
-          <w:tcPr>
-            <w:tcW w:w="1900" w:type="dxa"/>
-            <w:tcMar>
-              <w:top w:w="80" w:type="dxa"/>
-              <w:left w:w="120" w:type="dxa"/>
-              <w:bottom w:w="80" w:type="dxa"/>
-              <w:right w:w="120" w:type="dxa"/>
-            </w:tcMar>
-            <w:vAlign w:val="center"/>
-          </w:tcPr>
-          <w:p>
-            <w:pPr>
-              <w:spacing w:after="0"/>
-            </w:pPr>
-            <w:r>
-              <w:rPr>
-                <w:sz w:val="19"/>
-              </w:rPr>
-              <w:t>Qué</w:t>
-            </w:r>
-          </w:p>
-        </w:tc>
-        <w:tc>
-          <w:tcPr>
-            <w:tcW w:w="7460" w:type="dxa"/>
-            <w:tcMar>
-              <w:top w:w="80" w:type="dxa"/>
-              <w:left w:w="120" w:type="dxa"/>
-              <w:bottom w:w="80" w:type="dxa"/>
-              <w:right w:w="120" w:type="dxa"/>
-            </w:tcMar>
-            <w:vAlign w:val="center"/>
-          </w:tcPr>
-          <w:p>
-            <w:pPr>
-              <w:spacing w:after="0"/>
-            </w:pPr>
-            <w:r>
-              <w:rPr>
-                <w:sz w:val="19"/>
-              </w:rPr>
-              <w:t>La cobertura mide ejecución de líneas y ramas; no mide la fuerza de las expectativas.</w:t>
-            </w:r>
-          </w:p>
-        </w:tc>
-      </w:tr>
-      <w:tr>
-        <w:tc>
-          <w:tcPr>
-            <w:tcW w:w="1900" w:type="dxa"/>
-            <w:tcMar>
-              <w:top w:w="80" w:type="dxa"/>
-              <w:left w:w="120" w:type="dxa"/>
-              <w:bottom w:w="80" w:type="dxa"/>
-              <w:right w:w="120" w:type="dxa"/>
-            </w:tcMar>
-            <w:vAlign w:val="center"/>
-          </w:tcPr>
-          <w:p>
-            <w:pPr>
-              <w:spacing w:after="0"/>
-            </w:pPr>
-            <w:r>
-              <w:rPr>
-                <w:sz w:val="19"/>
-              </w:rPr>
-              <w:t>Por qué</w:t>
-            </w:r>
-          </w:p>
-        </w:tc>
-        <w:tc>
-          <w:tcPr>
-            <w:tcW w:w="7460" w:type="dxa"/>
-            <w:tcMar>
-              <w:top w:w="80" w:type="dxa"/>
-              <w:left w:w="120" w:type="dxa"/>
-              <w:bottom w:w="80" w:type="dxa"/>
-              <w:right w:w="120" w:type="dxa"/>
-            </w:tcMar>
-            <w:vAlign w:val="center"/>
-          </w:tcPr>
-          <w:p>
-            <w:pPr>
-              <w:spacing w:after="0"/>
-            </w:pPr>
-            <w:r>
-              <w:rPr>
-                <w:sz w:val="19"/>
-              </w:rPr>
-              <w:t>Un 100 % puede coexistir con asserts débiles o contratos incompletos.</w:t>
-            </w:r>
-          </w:p>
-        </w:tc>
-      </w:tr>
-      <w:tr>
-        <w:tc>
-          <w:tcPr>
-            <w:tcW w:w="1900" w:type="dxa"/>
-            <w:tcMar>
-              <w:top w:w="80" w:type="dxa"/>
-              <w:left w:w="120" w:type="dxa"/>
-              <w:bottom w:w="80" w:type="dxa"/>
-              <w:right w:w="120" w:type="dxa"/>
-            </w:tcMar>
-            <w:vAlign w:val="center"/>
-          </w:tcPr>
-          <w:p>
-            <w:pPr>
-              <w:spacing w:after="0"/>
-            </w:pPr>
-            <w:r>
-              <w:rPr>
-                <w:sz w:val="19"/>
-              </w:rPr>
-              <w:t>Para qué</w:t>
-            </w:r>
-          </w:p>
-        </w:tc>
-        <w:tc>
-          <w:tcPr>
-            <w:tcW w:w="7460" w:type="dxa"/>
-            <w:tcMar>
-              <w:top w:w="80" w:type="dxa"/>
-              <w:left w:w="120" w:type="dxa"/>
-              <w:bottom w:w="80" w:type="dxa"/>
-              <w:right w:w="120" w:type="dxa"/>
-            </w:tcMar>
-            <w:vAlign w:val="center"/>
-          </w:tcPr>
-          <w:p>
-            <w:pPr>
-              <w:spacing w:after="0"/>
-            </w:pPr>
-            <w:r>
-              <w:rPr>
-                <w:sz w:val="19"/>
-              </w:rPr>
-              <w:t>Usar huecos de cobertura como preguntas y no como certificado de ausencia de defectos.</w:t>
-            </w:r>
-          </w:p>
-        </w:tc>
-      </w:tr>
-      <w:tr>
-        <w:tc>
-          <w:tcPr>
-            <w:tcW w:w="1900" w:type="dxa"/>
-            <w:tcMar>
-              <w:top w:w="80" w:type="dxa"/>
-              <w:left w:w="120" w:type="dxa"/>
-              <w:bottom w:w="80" w:type="dxa"/>
-              <w:right w:w="120" w:type="dxa"/>
-            </w:tcMar>
-            <w:vAlign w:val="center"/>
-          </w:tcPr>
-          <w:p>
-            <w:pPr>
-              <w:spacing w:after="0"/>
-            </w:pPr>
-            <w:r>
-              <w:rPr>
-                <w:sz w:val="19"/>
-              </w:rPr>
-              <w:t>Qué observar</w:t>
-            </w:r>
-          </w:p>
-        </w:tc>
-        <w:tc>
-          <w:tcPr>
-            <w:tcW w:w="7460" w:type="dxa"/>
-            <w:tcMar>
-              <w:top w:w="80" w:type="dxa"/>
-              <w:left w:w="120" w:type="dxa"/>
-              <w:bottom w:w="80" w:type="dxa"/>
-              <w:right w:w="120" w:type="dxa"/>
-            </w:tcMar>
-            <w:vAlign w:val="center"/>
-          </w:tcPr>
-          <w:p>
-            <w:pPr>
-              <w:spacing w:after="0"/>
-            </w:pPr>
-            <w:r>
-              <w:rPr>
-                <w:sz w:val="19"/>
-              </w:rPr>
-              <w:t>Rama cubierta significa destino ejecutado; no necesariamente resultado correctamente comprobado.</w:t>
-            </w:r>
-          </w:p>
-        </w:tc>
-      </w:tr>
-      <w:tr>
-        <w:tc>
-          <w:tcPr>
-            <w:tcW w:w="1900" w:type="dxa"/>
-            <w:tcMar>
-              <w:top w:w="80" w:type="dxa"/>
-              <w:left w:w="120" w:type="dxa"/>
-              <w:bottom w:w="80" w:type="dxa"/>
-              <w:right w:w="120" w:type="dxa"/>
-            </w:tcMar>
-            <w:vAlign w:val="center"/>
-          </w:tcPr>
-          <w:p>
-            <w:pPr>
-              <w:spacing w:after="0"/>
-            </w:pPr>
-            <w:r>
-              <w:rPr>
-                <w:sz w:val="19"/>
-              </w:rPr>
-              <w:t>Estado</w:t>
-            </w:r>
-          </w:p>
-        </w:tc>
-        <w:tc>
-          <w:tcPr>
-            <w:tcW w:w="7460" w:type="dxa"/>
-            <w:tcMar>
-              <w:top w:w="80" w:type="dxa"/>
-              <w:left w:w="120" w:type="dxa"/>
-              <w:bottom w:w="80" w:type="dxa"/>
-              <w:right w:w="120" w:type="dxa"/>
-            </w:tcMar>
-            <w:vAlign w:val="center"/>
-          </w:tcPr>
-          <w:p>
-            <w:pPr>
-              <w:spacing w:after="0"/>
-            </w:pPr>
-            <w:r>
-              <w:rPr>
-                <w:sz w:val="19"/>
-              </w:rPr>
-              <w:t>PENDIENTE</w:t>
-            </w:r>
-          </w:p>
-        </w:tc>
-      </w:tr>
-    </w:tbl>
-    <w:p>
-      <w:pPr>
-        <w:spacing w:after="20"/>
-      </w:pPr>
-    </w:p>
-    <w:p>
-      <w:pPr>
-        <w:pStyle w:val="Ttulo2"/>
-      </w:pPr>
-      <w:r>
-        <w:t>Práctica guiada</w:t>
-      </w:r>
-    </w:p>
-    <w:tbl>
-      <w:tblPr>
-        <w:tblW w:w="9360" w:type="dxa"/>
-        <w:tblInd w:w="120" w:type="dxa"/>
-        <w:tblLayout w:type="fixed"/>
-        <w:tblLook w:val="04A0" w:firstRow="1" w:lastRow="0" w:firstColumn="1" w:lastColumn="0" w:noHBand="0" w:noVBand="1"/>
-      </w:tblPr>
-      <w:tblGrid>
-        <w:gridCol w:w="9360"/>
-      </w:tblGrid>
-      <w:tr>
-        <w:tc>
-          <w:tcPr>
-            <w:tcW w:w="9360" w:type="dxa"/>
-            <w:shd w:val="clear" w:color="auto" w:fill="F7F8FA"/>
-            <w:tcMar>
-              <w:top w:w="80" w:type="dxa"/>
-              <w:left w:w="120" w:type="dxa"/>
-              <w:bottom w:w="80" w:type="dxa"/>
-              <w:right w:w="120" w:type="dxa"/>
-            </w:tcMar>
-            <w:vAlign w:val="center"/>
-          </w:tcPr>
-          <w:p>
-            <w:pPr>
-              <w:spacing w:after="0" w:line="252" w:lineRule="auto"/>
-            </w:pPr>
-            <w:r>
-              <w:rPr>
-                <w:rFonts w:ascii="Consolas" w:hAnsi="Consolas"/>
-                <w:color w:val="202124"/>
-                <w:sz w:val="18"/>
-              </w:rPr>
-              <w:t>python -m pytest --cov=testing_lab --cov-branch</w:t>
-            </w:r>
-            <w:r>
-              <w:br/>
-            </w:r>
-            <w:r>
-              <w:rPr>
-                <w:rFonts w:ascii="Consolas" w:hAnsi="Consolas"/>
-                <w:color w:val="202124"/>
-                <w:sz w:val="18"/>
-              </w:rPr>
-              <w:t># preguntar por cada hueco antes de añadir un caso</w:t>
-            </w:r>
-          </w:p>
-        </w:tc>
-      </w:tr>
-    </w:tbl>
-    <w:p>
-      <w:pPr>
-        <w:spacing w:after="20"/>
-      </w:pPr>
-    </w:p>
-    <w:p>
-      <w:pPr>
-        <w:pStyle w:val="Ttulo2"/>
-      </w:pPr>
-      <w:r>
-        <w:t>Criterio de avance</w:t>
-      </w:r>
-    </w:p>
-    <w:p>
-      <w:r>
-        <w:t>Puedes explicar qué prueba y qué no prueba un porcentaje de cobertura.</w:t>
-      </w:r>
-    </w:p>
-    <w:tbl>
-      <w:tblPr>
-        <w:tblW w:w="9360" w:type="dxa"/>
-        <w:tblInd w:w="120" w:type="dxa"/>
-        <w:tblLayout w:type="fixed"/>
-        <w:tblLook w:val="04A0" w:firstRow="1" w:lastRow="0" w:firstColumn="1" w:lastColumn="0" w:noHBand="0" w:noVBand="1"/>
-      </w:tblPr>
-      <w:tblGrid>
-        <w:gridCol w:w="9360"/>
-      </w:tblGrid>
-      <w:tr>
-        <w:tc>
-          <w:tcPr>
-            <w:tcW w:w="9360" w:type="dxa"/>
-            <w:shd w:val="clear" w:color="auto" w:fill="FFF7E6"/>
-            <w:tcMar>
-              <w:top w:w="80" w:type="dxa"/>
-              <w:left w:w="120" w:type="dxa"/>
-              <w:bottom w:w="80" w:type="dxa"/>
-              <w:right w:w="120" w:type="dxa"/>
-            </w:tcMar>
-            <w:vAlign w:val="center"/>
-          </w:tcPr>
-          <w:p>
-            <w:pPr>
-              <w:spacing w:after="0"/>
-            </w:pPr>
-            <w:r>
-              <w:rPr>
-                <w:b/>
-                <w:color w:val="1F4D78"/>
-              </w:rPr>
-              <w:t xml:space="preserve">Pausa didáctica. </w:t>
-            </w:r>
-            <w:r>
-              <w:t>No se avanza al siguiente módulo hasta ejecutar, explicar el resultado y confirmar la actualización de este documento.</w:t>
-            </w:r>
-          </w:p>
-        </w:tc>
-      </w:tr>
-    </w:tbl>
-    <w:p>
-      <w:pPr>
-        <w:spacing w:after="20"/>
-      </w:pPr>
-    </w:p>
-    <w:p>
-      <w:r>
-        <w:br w:type="page"/>
-      </w:r>
-    </w:p>
-    <w:p>
-      <w:pPr>
-        <w:pStyle w:val="Ttulo1"/>
-      </w:pPr>
-      <w:r>
-        <w:lastRenderedPageBreak/>
-        <w:t>Módulo 14 — Automatización y definición de terminado</w:t>
-      </w:r>
-    </w:p>
-    <w:tbl>
-      <w:tblPr>
-        <w:tblW w:w="9360" w:type="dxa"/>
-        <w:tblInd w:w="120" w:type="dxa"/>
-        <w:tblLayout w:type="fixed"/>
-        <w:tblLook w:val="04A0" w:firstRow="1" w:lastRow="0" w:firstColumn="1" w:lastColumn="0" w:noHBand="0" w:noVBand="1"/>
-      </w:tblPr>
-      <w:tblGrid>
-        <w:gridCol w:w="9360"/>
-      </w:tblGrid>
-      <w:tr>
-        <w:tc>
-          <w:tcPr>
-            <w:tcW w:w="9360" w:type="dxa"/>
-            <w:shd w:val="clear" w:color="auto" w:fill="F4F6F9"/>
-            <w:tcMar>
-              <w:top w:w="80" w:type="dxa"/>
-              <w:left w:w="120" w:type="dxa"/>
-              <w:bottom w:w="80" w:type="dxa"/>
-              <w:right w:w="120" w:type="dxa"/>
-            </w:tcMar>
-            <w:vAlign w:val="center"/>
-          </w:tcPr>
-          <w:p>
-            <w:pPr>
-              <w:spacing w:after="0"/>
-            </w:pPr>
-            <w:r>
-              <w:rPr>
-                <w:b/>
-                <w:color w:val="1F4D78"/>
-              </w:rPr>
-              <w:t xml:space="preserve">Aprendizaje nuevo. </w:t>
-            </w:r>
-            <w:r>
-              <w:t>CI ejecuta controles reproducibles ante cambios; una puerta de calidad declara condiciones de aceptación.</w:t>
-            </w:r>
-          </w:p>
-        </w:tc>
-      </w:tr>
-    </w:tbl>
-    <w:p>
-      <w:pPr>
-        <w:spacing w:after="20"/>
-      </w:pPr>
-    </w:p>
-    <w:tbl>
-      <w:tblPr>
-        <w:tblStyle w:val="Tablaconcuadrcula"/>
-        <w:tblW w:w="9360" w:type="dxa"/>
-        <w:tblInd w:w="120" w:type="dxa"/>
-        <w:tblLayout w:type="fixed"/>
-        <w:tblLook w:val="04A0" w:firstRow="1" w:lastRow="0" w:firstColumn="1" w:lastColumn="0" w:noHBand="0" w:noVBand="1"/>
-      </w:tblPr>
-      <w:tblGrid>
-        <w:gridCol w:w="1900"/>
-        <w:gridCol w:w="7460"/>
-      </w:tblGrid>
-      <w:tr>
-        <w:trPr>
-          <w:tblHeader/>
-        </w:trPr>
-        <w:tc>
-          <w:tcPr>
-            <w:tcW w:w="1900" w:type="dxa"/>
-            <w:shd w:val="clear" w:color="auto" w:fill="E8EEF5"/>
-            <w:tcMar>
-              <w:top w:w="80" w:type="dxa"/>
-              <w:left w:w="120" w:type="dxa"/>
-              <w:bottom w:w="80" w:type="dxa"/>
-              <w:right w:w="120" w:type="dxa"/>
-            </w:tcMar>
-            <w:vAlign w:val="center"/>
-          </w:tcPr>
-          <w:p>
-            <w:pPr>
-              <w:spacing w:after="0"/>
-            </w:pPr>
-            <w:r>
-              <w:rPr>
-                <w:b/>
-                <w:color w:val="1F4D78"/>
-                <w:sz w:val="20"/>
-              </w:rPr>
-              <w:t>Pregunta</w:t>
-            </w:r>
-          </w:p>
-        </w:tc>
-        <w:tc>
-          <w:tcPr>
-            <w:tcW w:w="7460" w:type="dxa"/>
-            <w:shd w:val="clear" w:color="auto" w:fill="E8EEF5"/>
-            <w:tcMar>
-              <w:top w:w="80" w:type="dxa"/>
-              <w:left w:w="120" w:type="dxa"/>
-              <w:bottom w:w="80" w:type="dxa"/>
-              <w:right w:w="120" w:type="dxa"/>
-            </w:tcMar>
-            <w:vAlign w:val="center"/>
-          </w:tcPr>
-          <w:p>
-            <w:pPr>
-              <w:spacing w:after="0"/>
-            </w:pPr>
-            <w:r>
-              <w:rPr>
-                <w:b/>
-                <w:color w:val="1F4D78"/>
-                <w:sz w:val="20"/>
-              </w:rPr>
-              <w:t>Respuesta</w:t>
-            </w:r>
-          </w:p>
-        </w:tc>
-      </w:tr>
-      <w:tr>
-        <w:tc>
-          <w:tcPr>
-            <w:tcW w:w="1900" w:type="dxa"/>
-            <w:tcMar>
-              <w:top w:w="80" w:type="dxa"/>
-              <w:left w:w="120" w:type="dxa"/>
-              <w:bottom w:w="80" w:type="dxa"/>
-              <w:right w:w="120" w:type="dxa"/>
-            </w:tcMar>
-            <w:vAlign w:val="center"/>
-          </w:tcPr>
-          <w:p>
-            <w:pPr>
-              <w:spacing w:after="0"/>
-            </w:pPr>
-            <w:r>
-              <w:rPr>
-                <w:sz w:val="19"/>
-              </w:rPr>
-              <w:t>Qué</w:t>
-            </w:r>
-          </w:p>
-        </w:tc>
-        <w:tc>
-          <w:tcPr>
-            <w:tcW w:w="7460" w:type="dxa"/>
-            <w:tcMar>
-              <w:top w:w="80" w:type="dxa"/>
-              <w:left w:w="120" w:type="dxa"/>
-              <w:bottom w:w="80" w:type="dxa"/>
-              <w:right w:w="120" w:type="dxa"/>
-            </w:tcMar>
-            <w:vAlign w:val="center"/>
-          </w:tcPr>
-          <w:p>
-            <w:pPr>
-              <w:spacing w:after="0"/>
-            </w:pPr>
-            <w:r>
-              <w:rPr>
-                <w:sz w:val="19"/>
-              </w:rPr>
-              <w:t>CI ejecuta controles reproducibles ante cambios; una puerta de calidad declara condiciones de aceptación.</w:t>
-            </w:r>
-          </w:p>
-        </w:tc>
-      </w:tr>
-      <w:tr>
-        <w:tc>
-          <w:tcPr>
-            <w:tcW w:w="1900" w:type="dxa"/>
-            <w:tcMar>
-              <w:top w:w="80" w:type="dxa"/>
-              <w:left w:w="120" w:type="dxa"/>
-              <w:bottom w:w="80" w:type="dxa"/>
-              <w:right w:w="120" w:type="dxa"/>
-            </w:tcMar>
-            <w:vAlign w:val="center"/>
-          </w:tcPr>
-          <w:p>
-            <w:pPr>
-              <w:spacing w:after="0"/>
-            </w:pPr>
-            <w:r>
-              <w:rPr>
-                <w:sz w:val="19"/>
-              </w:rPr>
-              <w:t>Por qué</w:t>
-            </w:r>
-          </w:p>
-        </w:tc>
-        <w:tc>
-          <w:tcPr>
-            <w:tcW w:w="7460" w:type="dxa"/>
-            <w:tcMar>
-              <w:top w:w="80" w:type="dxa"/>
-              <w:left w:w="120" w:type="dxa"/>
-              <w:bottom w:w="80" w:type="dxa"/>
-              <w:right w:w="120" w:type="dxa"/>
-            </w:tcMar>
-            <w:vAlign w:val="center"/>
-          </w:tcPr>
-          <w:p>
-            <w:pPr>
-              <w:spacing w:after="0"/>
-            </w:pPr>
-            <w:r>
-              <w:rPr>
-                <w:sz w:val="19"/>
-              </w:rPr>
-              <w:t>Una suite que solo se ejecuta manualmente puede olvidarse o depender del equipo local.</w:t>
-            </w:r>
-          </w:p>
-        </w:tc>
-      </w:tr>
-      <w:tr>
-        <w:tc>
-          <w:tcPr>
-            <w:tcW w:w="1900" w:type="dxa"/>
-            <w:tcMar>
-              <w:top w:w="80" w:type="dxa"/>
-              <w:left w:w="120" w:type="dxa"/>
-              <w:bottom w:w="80" w:type="dxa"/>
-              <w:right w:w="120" w:type="dxa"/>
-            </w:tcMar>
-            <w:vAlign w:val="center"/>
-          </w:tcPr>
-          <w:p>
-            <w:pPr>
-              <w:spacing w:after="0"/>
-            </w:pPr>
-            <w:r>
-              <w:rPr>
-                <w:sz w:val="19"/>
-              </w:rPr>
-              <w:t>Para qué</w:t>
-            </w:r>
-          </w:p>
-        </w:tc>
-        <w:tc>
-          <w:tcPr>
-            <w:tcW w:w="7460" w:type="dxa"/>
-            <w:tcMar>
-              <w:top w:w="80" w:type="dxa"/>
-              <w:left w:w="120" w:type="dxa"/>
-              <w:bottom w:w="80" w:type="dxa"/>
-              <w:right w:w="120" w:type="dxa"/>
-            </w:tcMar>
-            <w:vAlign w:val="center"/>
-          </w:tcPr>
-          <w:p>
-            <w:pPr>
-              <w:spacing w:after="0"/>
-            </w:pPr>
-            <w:r>
-              <w:rPr>
-                <w:sz w:val="19"/>
-              </w:rPr>
-              <w:t>Convertir pruebas, estilo y cobertura razonada en evidencia repetible.</w:t>
-            </w:r>
-          </w:p>
-        </w:tc>
-      </w:tr>
-      <w:tr>
-        <w:tc>
-          <w:tcPr>
-            <w:tcW w:w="1900" w:type="dxa"/>
-            <w:tcMar>
-              <w:top w:w="80" w:type="dxa"/>
-              <w:left w:w="120" w:type="dxa"/>
-              <w:bottom w:w="80" w:type="dxa"/>
-              <w:right w:w="120" w:type="dxa"/>
-            </w:tcMar>
-            <w:vAlign w:val="center"/>
-          </w:tcPr>
-          <w:p>
-            <w:pPr>
-              <w:spacing w:after="0"/>
-            </w:pPr>
-            <w:r>
-              <w:rPr>
-                <w:sz w:val="19"/>
-              </w:rPr>
-              <w:t>Qué observar</w:t>
-            </w:r>
-          </w:p>
-        </w:tc>
-        <w:tc>
-          <w:tcPr>
-            <w:tcW w:w="7460" w:type="dxa"/>
-            <w:tcMar>
-              <w:top w:w="80" w:type="dxa"/>
-              <w:left w:w="120" w:type="dxa"/>
-              <w:bottom w:w="80" w:type="dxa"/>
-              <w:right w:w="120" w:type="dxa"/>
-            </w:tcMar>
-            <w:vAlign w:val="center"/>
-          </w:tcPr>
-          <w:p>
-            <w:pPr>
-              <w:spacing w:after="0"/>
-            </w:pPr>
-            <w:r>
-              <w:rPr>
-                <w:sz w:val="19"/>
-              </w:rPr>
-              <w:t>La automatización no mejora pruebas débiles: solo las repite con disciplina.</w:t>
-            </w:r>
-          </w:p>
-        </w:tc>
-      </w:tr>
-      <w:tr>
-        <w:tc>
-          <w:tcPr>
-            <w:tcW w:w="1900" w:type="dxa"/>
-            <w:tcMar>
-              <w:top w:w="80" w:type="dxa"/>
-              <w:left w:w="120" w:type="dxa"/>
-              <w:bottom w:w="80" w:type="dxa"/>
-              <w:right w:w="120" w:type="dxa"/>
-            </w:tcMar>
-            <w:vAlign w:val="center"/>
-          </w:tcPr>
-          <w:p>
-            <w:pPr>
-              <w:spacing w:after="0"/>
-            </w:pPr>
-            <w:r>
-              <w:rPr>
-                <w:sz w:val="19"/>
-              </w:rPr>
-              <w:t>Estado</w:t>
-            </w:r>
-          </w:p>
-        </w:tc>
-        <w:tc>
-          <w:tcPr>
-            <w:tcW w:w="7460" w:type="dxa"/>
-            <w:tcMar>
-              <w:top w:w="80" w:type="dxa"/>
-              <w:left w:w="120" w:type="dxa"/>
-              <w:bottom w:w="80" w:type="dxa"/>
-              <w:right w:w="120" w:type="dxa"/>
-            </w:tcMar>
-            <w:vAlign w:val="center"/>
-          </w:tcPr>
-          <w:p>
-            <w:pPr>
-              <w:spacing w:after="0"/>
-            </w:pPr>
-            <w:r>
-              <w:rPr>
-                <w:sz w:val="19"/>
-              </w:rPr>
-              <w:t>PENDIENTE</w:t>
-            </w:r>
-          </w:p>
-        </w:tc>
-      </w:tr>
-    </w:tbl>
-    <w:p>
-      <w:pPr>
-        <w:spacing w:after="20"/>
-      </w:pPr>
-    </w:p>
-    <w:p>
-      <w:pPr>
-        <w:pStyle w:val="Ttulo2"/>
-      </w:pPr>
-      <w:r>
-        <w:t>Práctica guiada</w:t>
-      </w:r>
-    </w:p>
-    <w:tbl>
-      <w:tblPr>
-        <w:tblW w:w="9360" w:type="dxa"/>
-        <w:tblInd w:w="120" w:type="dxa"/>
-        <w:tblLayout w:type="fixed"/>
-        <w:tblLook w:val="04A0" w:firstRow="1" w:lastRow="0" w:firstColumn="1" w:lastColumn="0" w:noHBand="0" w:noVBand="1"/>
-      </w:tblPr>
-      <w:tblGrid>
-        <w:gridCol w:w="9360"/>
-      </w:tblGrid>
-      <w:tr>
-        <w:tc>
-          <w:tcPr>
-            <w:tcW w:w="9360" w:type="dxa"/>
-            <w:shd w:val="clear" w:color="auto" w:fill="F7F8FA"/>
-            <w:tcMar>
-              <w:top w:w="80" w:type="dxa"/>
-              <w:left w:w="120" w:type="dxa"/>
-              <w:bottom w:w="80" w:type="dxa"/>
-              <w:right w:w="120" w:type="dxa"/>
-            </w:tcMar>
-            <w:vAlign w:val="center"/>
-          </w:tcPr>
-          <w:p>
-            <w:pPr>
-              <w:spacing w:after="0" w:line="252" w:lineRule="auto"/>
-            </w:pPr>
-            <w:r>
-              <w:rPr>
-                <w:rFonts w:ascii="Consolas" w:hAnsi="Consolas"/>
-                <w:color w:val="202124"/>
-                <w:sz w:val="18"/>
-              </w:rPr>
-              <w:t>push / pull request → entorno limpio → instalar → probar → informar</w:t>
-            </w:r>
-          </w:p>
-        </w:tc>
-      </w:tr>
-    </w:tbl>
-    <w:p>
-      <w:pPr>
-        <w:spacing w:after="20"/>
-      </w:pPr>
-    </w:p>
-    <w:p>
-      <w:pPr>
-        <w:pStyle w:val="Ttulo2"/>
-      </w:pPr>
-      <w:r>
-        <w:t>Criterio de avance</w:t>
-      </w:r>
-    </w:p>
-    <w:p>
-      <w:r>
-        <w:t>Puedes definir una condición de terminado que incluya comportamiento, evidencia y mantenimiento.</w:t>
-      </w:r>
-    </w:p>
-    <w:tbl>
-      <w:tblPr>
-        <w:tblW w:w="9360" w:type="dxa"/>
-        <w:tblInd w:w="120" w:type="dxa"/>
-        <w:tblLayout w:type="fixed"/>
-        <w:tblLook w:val="04A0" w:firstRow="1" w:lastRow="0" w:firstColumn="1" w:lastColumn="0" w:noHBand="0" w:noVBand="1"/>
-      </w:tblPr>
-      <w:tblGrid>
-        <w:gridCol w:w="9360"/>
-      </w:tblGrid>
-      <w:tr>
-        <w:tc>
-          <w:tcPr>
-            <w:tcW w:w="9360" w:type="dxa"/>
-            <w:shd w:val="clear" w:color="auto" w:fill="FFF7E6"/>
-            <w:tcMar>
-              <w:top w:w="80" w:type="dxa"/>
-              <w:left w:w="120" w:type="dxa"/>
-              <w:bottom w:w="80" w:type="dxa"/>
-              <w:right w:w="120" w:type="dxa"/>
-            </w:tcMar>
-            <w:vAlign w:val="center"/>
-          </w:tcPr>
-          <w:p>
-            <w:pPr>
-              <w:spacing w:after="0"/>
-            </w:pPr>
-            <w:r>
-              <w:rPr>
-                <w:b/>
-                <w:color w:val="1F4D78"/>
-              </w:rPr>
-              <w:t xml:space="preserve">Pausa didáctica. </w:t>
-            </w:r>
-            <w:r>
-              <w:t>No se avanza al siguiente módulo hasta ejecutar, explicar el resultado y confirmar la actualización de este documento.</w:t>
-            </w:r>
-          </w:p>
-        </w:tc>
-      </w:tr>
-    </w:tbl>
-    <w:p>
-      <w:pPr>
-        <w:spacing w:after="20"/>
-      </w:pPr>
-    </w:p>
-    <w:p>
-      <w:r>
-        <w:br w:type="page"/>
+        <w:t>Módulo 15 — Análisis de un proyecto y diseño de su estrategia de testing</w:t>
+      </w:r>
+    </w:p>
+    <w:p>
+      <w:r>
+        <w:t>Módulo reservado para el cierre de la formación. Integrará arquitectura, contratos, riesgos, fronteras externas, niveles de prueba, técnicas aplicables, prioridades y automatización en una matriz riesgo → prueba → evidencia.</w:t>
+      </w:r>
+    </w:p>
+    <w:p>
+      <w:r>
+        <w:t>Estado: RESERVADO.</w:t>
       </w:r>
     </w:p>
     <w:p>
@@ -10008,28 +11147,13 @@
             <w:vAlign w:val="center"/>
           </w:tcPr>
           <w:p>
-            <w:pPr>
-              <w:spacing w:after="0"/>
-            </w:pPr>
-            <w:r>
-              <w:rPr>
-                <w:b/>
-                <w:color w:val="1F4D78"/>
-              </w:rPr>
-              <w:t xml:space="preserve">Siguiente módulo operativo. </w:t>
-            </w:r>
-            <w:r>
-              <w:t>Completar y verificar pyproject.toml. Después se estudiará la clasificación de dependencias antes de instalar pytest.</w:t>
+            <w:r>
+              <w:t>Siguiente módulo operativo. Módulo 14: automatización y definición de terminado.</w:t>
             </w:r>
           </w:p>
         </w:tc>
       </w:tr>
     </w:tbl>
-    <w:p>
-      <w:pPr>
-        <w:spacing w:after="20"/>
-      </w:pPr>
-    </w:p>
     <w:sectPr>
       <w:headerReference w:type="default" r:id="rId8"/>
       <w:footerReference w:type="default" r:id="rId9"/>
@@ -10141,7 +11265,46 @@
         <w:color w:val="667085"/>
         <w:sz w:val="17"/>
       </w:rPr>
-      <w:t>LABORATORIO DE TESTING · CUADERNO VIVO</w:t>
+      <w:t>LABORATORIO DE TESTING</w:t>
+    </w:r>
+  </w:p>
+  <w:p>
+    <w:pPr>
+      <w:jc w:val="center"/>
+    </w:pPr>
+    <w:r>
+      <w:rPr>
+        <w:noProof/>
+      </w:rPr>
+      <w:pict>
+        <v:shapetype id="_x0000_t136" coordsize="21600,21600" o:spt="136" adj="10800" path="m@7,l@8,m@5,21600l@6,21600e">
+          <v:formulas>
+            <v:f eqn="sum #0 0 10800"/>
+            <v:f eqn="prod #0 2 1"/>
+            <v:f eqn="sum 21600 0 @1"/>
+            <v:f eqn="sum 0 0 @2"/>
+            <v:f eqn="sum 21600 0 @3"/>
+            <v:f eqn="if @0 @3 0"/>
+            <v:f eqn="if @0 21600 @1"/>
+            <v:f eqn="if @0 0 @2"/>
+            <v:f eqn="if @0 @4 21600"/>
+            <v:f eqn="mid @5 @6"/>
+            <v:f eqn="mid @8 @5"/>
+            <v:f eqn="mid @7 @8"/>
+            <v:f eqn="mid @6 @7"/>
+            <v:f eqn="sum @6 0 @5"/>
+          </v:formulas>
+          <v:path textpathok="t" o:connecttype="custom" o:connectlocs="@9,0;@10,10800;@11,21600;@12,10800" o:connectangles="270,180,90,0"/>
+          <v:textpath on="t" fitshape="t"/>
+          <o:lock v:ext="edit" text="t" shapetype="t"/>
+        </v:shapetype>
+        <v:shape id="PowerPlusWaterMarkObject357476642" o:spid="_x0000_s2049" type="#_x0000_t136" style="position:absolute;margin-left:0;margin-top:0;width:500pt;height:110pt;rotation:315;z-index:-251654144;mso-position-horizontal:center;mso-position-horizontal-relative:page;mso-position-vertical:center;mso-position-vertical-relative:page;mso-wrap-edited:f" fillcolor="#B7B7B7" stroked="f">
+          <v:fill opacity="0.22"/>
+          <v:textpath style="font-family:&quot;Calibri&quot;;font-size:72pt" string="José Sánchez Lobato" on="t" fitshape="t"/>
+          <v:path textpathok="t"/>
+          <o:lock v:ext="edit" aspectratio="t"/>
+        </v:shape>
+      </w:pict>
     </w:r>
   </w:p>
 </w:hdr>

--- a/docs/marco_aprendizaje_testing.docx
+++ b/docs/marco_aprendizaje_testing.docx
@@ -84,7 +84,7 @@
         <w:jc w:val="center"/>
       </w:pPr>
       <w:r>
-        <w:t>Versión inicial · julio de 2026</w:t>
+        <w:t>Edición formativa completa · julio de 2026</w:t>
       </w:r>
     </w:p>
     <w:p>
@@ -1243,14 +1243,8 @@
             <w:vAlign w:val="center"/>
           </w:tcPr>
           <w:p>
-            <w:pPr>
-              <w:spacing w:after="0"/>
-            </w:pPr>
-            <w:r>
-              <w:rPr>
-                <w:sz w:val="19"/>
-              </w:rPr>
-              <w:t>CONCEPTUAL</w:t>
+            <w:r>
+              <w:t>COMPLETADO</w:t>
             </w:r>
           </w:p>
         </w:tc>
@@ -1383,18 +1377,8 @@
             <w:vAlign w:val="center"/>
           </w:tcPr>
           <w:p>
-            <w:pPr>
-              <w:spacing w:after="0"/>
-            </w:pPr>
-            <w:r>
-              <w:rPr>
-                <w:b/>
-                <w:color w:val="1F4D78"/>
-              </w:rPr>
-              <w:t xml:space="preserve">Pausa didáctica. </w:t>
-            </w:r>
-            <w:r>
-              <w:t>No se avanza al siguiente módulo hasta ejecutar, explicar el resultado y confirmar la actualización de este documento.</w:t>
+            <w:r>
+              <w:t>Práctica de consolidación. Antes de avanzar, ejecuta el ejercicio, interpreta la evidencia y explica qué riesgo reduce la prueba.</w:t>
             </w:r>
           </w:p>
         </w:tc>
@@ -1797,14 +1781,8 @@
             <w:vAlign w:val="center"/>
           </w:tcPr>
           <w:p>
-            <w:pPr>
-              <w:spacing w:after="0"/>
-            </w:pPr>
-            <w:r>
-              <w:rPr>
-                <w:sz w:val="19"/>
-              </w:rPr>
-              <w:t>REALIZADO</w:t>
+            <w:r>
+              <w:t>COMPLETADO</w:t>
             </w:r>
           </w:p>
         </w:tc>
@@ -1904,18 +1882,8 @@
             <w:vAlign w:val="center"/>
           </w:tcPr>
           <w:p>
-            <w:pPr>
-              <w:spacing w:after="0"/>
-            </w:pPr>
-            <w:r>
-              <w:rPr>
-                <w:b/>
-                <w:color w:val="1F4D78"/>
-              </w:rPr>
-              <w:t xml:space="preserve">Pausa didáctica. </w:t>
-            </w:r>
-            <w:r>
-              <w:t>No se avanza al siguiente módulo hasta ejecutar, explicar el resultado y confirmar la actualización de este documento.</w:t>
+            <w:r>
+              <w:t>Práctica de consolidación. Antes de avanzar, ejecuta el ejercicio, interpreta la evidencia y explica qué riesgo reduce la prueba.</w:t>
             </w:r>
           </w:p>
         </w:tc>
@@ -2283,14 +2251,8 @@
             <w:vAlign w:val="center"/>
           </w:tcPr>
           <w:p>
-            <w:pPr>
-              <w:spacing w:after="0"/>
-            </w:pPr>
-            <w:r>
-              <w:rPr>
-                <w:sz w:val="19"/>
-              </w:rPr>
-              <w:t>REALIZADO</w:t>
+            <w:r>
+              <w:t>COMPLETADO</w:t>
             </w:r>
           </w:p>
         </w:tc>
@@ -2412,18 +2374,8 @@
             <w:vAlign w:val="center"/>
           </w:tcPr>
           <w:p>
-            <w:pPr>
-              <w:spacing w:after="0"/>
-            </w:pPr>
-            <w:r>
-              <w:rPr>
-                <w:b/>
-                <w:color w:val="1F4D78"/>
-              </w:rPr>
-              <w:t xml:space="preserve">Pausa didáctica. </w:t>
-            </w:r>
-            <w:r>
-              <w:t>No se avanza al siguiente módulo hasta ejecutar, explicar el resultado y confirmar la actualización de este documento.</w:t>
+            <w:r>
+              <w:t>Práctica de consolidación. Antes de avanzar, ejecuta el ejercicio, interpreta la evidencia y explica qué riesgo reduce la prueba.</w:t>
             </w:r>
           </w:p>
         </w:tc>
@@ -2809,14 +2761,8 @@
             <w:vAlign w:val="center"/>
           </w:tcPr>
           <w:p>
-            <w:pPr>
-              <w:spacing w:after="0"/>
-            </w:pPr>
-            <w:r>
-              <w:rPr>
-                <w:sz w:val="19"/>
-              </w:rPr>
-              <w:t>EN CURSO</w:t>
+            <w:r>
+              <w:t>COMPLETADO</w:t>
             </w:r>
           </w:p>
         </w:tc>
@@ -2949,18 +2895,8 @@
             <w:vAlign w:val="center"/>
           </w:tcPr>
           <w:p>
-            <w:pPr>
-              <w:spacing w:after="0"/>
-            </w:pPr>
-            <w:r>
-              <w:rPr>
-                <w:b/>
-                <w:color w:val="1F4D78"/>
-              </w:rPr>
-              <w:t xml:space="preserve">Pausa didáctica. </w:t>
-            </w:r>
-            <w:r>
-              <w:t>No se avanza al siguiente módulo hasta ejecutar, explicar el resultado y confirmar la actualización de este documento.</w:t>
+            <w:r>
+              <w:t>Práctica de consolidación. Antes de avanzar, ejecuta el ejercicio, interpreta la evidencia y explica qué riesgo reduce la prueba.</w:t>
             </w:r>
           </w:p>
         </w:tc>
@@ -5090,23 +5026,9 @@
         <w:shd w:fill="F7F8FA"/>
       </w:pPr>
       <w:r>
-        <w:rPr>
-          <w:rFonts w:ascii="Consolas" w:hAnsi="Consolas"/>
-          <w:color w:val="202124"/>
-          <w:sz w:val="18"/>
-        </w:rPr>
         <w:t>python -m pytest --colect-only -q</w:t>
-      </w:r>
-      <w:r>
         <w:br/>
-      </w:r>
-      <w:r>
-        <w:rPr>
-          <w:rFonts w:ascii="Consolas" w:hAnsi="Consolas"/>
-          <w:color w:val="202124"/>
-          <w:sz w:val="18"/>
-        </w:rPr>
-        <w:t>C:\Program Files\Python314\python.exe: No module named pytest</w:t>
+        <w:t>&lt;ruta-del-python-global&gt;\python.exe: No module named pytest</w:t>
       </w:r>
     </w:p>
     <w:p>
@@ -5232,7 +5154,7 @@
         <w:pStyle w:val="Citadestacada"/>
       </w:pPr>
       <w:r>
-        <w:t>Aprendizaje en curso. Las particiones agrupan entradas que deberían recibir el mismo tratamiento; los valores límite observan exactamente dónde cambia una regla.</w:t>
+        <w:t>Aprendizaje consolidado. Las particiones agrupan entradas que deberían recibir el mismo tratamiento; los valores límite observan exactamente dónde cambia una regla.</w:t>
       </w:r>
     </w:p>
     <w:p>
@@ -6028,14 +5950,8 @@
             <w:vAlign w:val="center"/>
           </w:tcPr>
           <w:p>
-            <w:pPr>
-              <w:spacing w:after="0"/>
-            </w:pPr>
-            <w:r>
-              <w:rPr>
-                <w:sz w:val="19"/>
-              </w:rPr>
-              <w:t>PENDIENTE</w:t>
+            <w:r>
+              <w:t>COMPLETADO</w:t>
             </w:r>
           </w:p>
         </w:tc>
@@ -6126,18 +6042,8 @@
             <w:vAlign w:val="center"/>
           </w:tcPr>
           <w:p>
-            <w:pPr>
-              <w:spacing w:after="0"/>
-            </w:pPr>
-            <w:r>
-              <w:rPr>
-                <w:b/>
-                <w:color w:val="1F4D78"/>
-              </w:rPr>
-              <w:t xml:space="preserve">Pausa didáctica. </w:t>
-            </w:r>
-            <w:r>
-              <w:t>No se avanza al siguiente módulo hasta ejecutar, explicar el resultado y confirmar la actualización de este documento.</w:t>
+            <w:r>
+              <w:t>Práctica de consolidación. Antes de avanzar, ejecuta el ejercicio, interpreta la evidencia y explica qué riesgo reduce la prueba.</w:t>
             </w:r>
           </w:p>
         </w:tc>
@@ -6148,7 +6054,7 @@
         <w:pStyle w:val="Citadestacada"/>
       </w:pPr>
       <w:r>
-        <w:t>Aprendizaje en curso. La parametrización separa el cuerpo estable de una prueba de los datos variables sin reducir los comportamientos comprobados.</w:t>
+        <w:t>Aprendizaje consolidado. La parametrización separa el cuerpo estable de una prueba de los datos variables sin reducir los comportamientos comprobados.</w:t>
       </w:r>
     </w:p>
     <w:p>
@@ -7132,18 +7038,8 @@
             <w:vAlign w:val="center"/>
           </w:tcPr>
           <w:p>
-            <w:pPr>
-              <w:spacing w:after="0"/>
-            </w:pPr>
-            <w:r>
-              <w:rPr>
-                <w:b/>
-                <w:color w:val="1F4D78"/>
-              </w:rPr>
-              <w:t xml:space="preserve">Pausa didáctica. </w:t>
-            </w:r>
-            <w:r>
-              <w:t>No se avanza al siguiente módulo hasta ejecutar, explicar el resultado y confirmar la actualización de este documento.</w:t>
+            <w:r>
+              <w:t>Práctica de consolidación. Antes de avanzar, ejecuta el ejercicio, interpreta la evidencia y explica qué riesgo reduce la prueba.</w:t>
             </w:r>
           </w:p>
         </w:tc>
@@ -7154,7 +7050,7 @@
         <w:pStyle w:val="Citadestacada"/>
       </w:pPr>
       <w:r>
-        <w:t>Aprendizaje en curso. Una excepción esperada forma parte del contrato; una excepción inesperada indica comportamiento no controlado.</w:t>
+        <w:t>Aprendizaje consolidado. Una excepción esperada forma parte del contrato; una excepción inesperada indica comportamiento no controlado.</w:t>
       </w:r>
     </w:p>
     <w:p>
@@ -8053,18 +7949,8 @@
             <w:vAlign w:val="center"/>
           </w:tcPr>
           <w:p>
-            <w:pPr>
-              <w:spacing w:after="0"/>
-            </w:pPr>
-            <w:r>
-              <w:rPr>
-                <w:b/>
-                <w:color w:val="1F4D78"/>
-              </w:rPr>
-              <w:t xml:space="preserve">Pausa didáctica. </w:t>
-            </w:r>
-            <w:r>
-              <w:t>No se avanza al siguiente módulo hasta ejecutar, explicar el resultado y confirmar la actualización de este documento.</w:t>
+            <w:r>
+              <w:t>Práctica de consolidación. Antes de avanzar, ejecuta el ejercicio, interpreta la evidencia y explica qué riesgo reduce la prueba.</w:t>
             </w:r>
           </w:p>
         </w:tc>
@@ -9932,139 +9818,1277 @@
         <w:pStyle w:val="Ttulo1"/>
       </w:pPr>
       <w:r>
-        <w:lastRenderedPageBreak/>
         <w:t>Módulo 14 — Automatización y definición de terminado</w:t>
       </w:r>
     </w:p>
     <w:p>
-      <w:pPr/>
       <w:r>
         <w:rPr>
           <w:b/>
         </w:rPr>
-        <w:t xml:space="preserve">Fuente oficial de pytest: </w:t>
-      </w:r>
-      <w:hyperlink r:id="rId22">
+        <w:t>Aprendizaje nuevo. La integración continua convierte controles locales en evidencia repetible ante cada cambio.</w:t>
+      </w:r>
+    </w:p>
+    <w:p>
+      <w:r>
+        <w:t xml:space="preserve">Fuentes oficiales: </w:t>
+      </w:r>
+      <w:hyperlink r:id="rId25">
         <w:r>
           <w:rPr>
-            <w:color w:val="0563C1"/>
+            <w:color w:val="2F75B5"/>
             <w:u w:val="single"/>
           </w:rPr>
-          <w:t>Ejecución de pytest en integración continua</w:t>
+          <w:t>GitHub Actions para Python</w:t>
         </w:r>
       </w:hyperlink>
-    </w:p>
-    <w:tbl>
-      <w:tblPr>
-        <w:tblW w:w="9360" w:type="dxa"/>
-        <w:tblInd w:w="120" w:type="dxa"/>
-        <w:tblLayout w:type="fixed"/>
-        <w:tblLook w:val="04A0" w:firstRow="1" w:lastRow="0" w:firstColumn="1" w:lastColumn="0" w:noHBand="0" w:noVBand="1"/>
-      </w:tblPr>
-      <w:tblGrid>
-        <w:gridCol w:w="9360"/>
-      </w:tblGrid>
-      <w:tr>
-        <w:tc>
-          <w:tcPr>
-            <w:tcW w:w="9360" w:type="dxa"/>
-            <w:shd w:val="clear" w:color="auto" w:fill="F4F6F9"/>
-            <w:tcMar>
-              <w:top w:w="80" w:type="dxa"/>
-              <w:left w:w="120" w:type="dxa"/>
-              <w:bottom w:w="80" w:type="dxa"/>
-              <w:right w:w="120" w:type="dxa"/>
-            </w:tcMar>
-            <w:vAlign w:val="center"/>
-          </w:tcPr>
-          <w:p>
-            <w:pPr>
-              <w:spacing w:after="0"/>
-            </w:pPr>
-            <w:r>
-              <w:rPr>
-                <w:b/>
-                <w:color w:val="1F4D78"/>
-              </w:rPr>
-              <w:t xml:space="preserve">Aprendizaje nuevo. </w:t>
-            </w:r>
-            <w:r>
-              <w:t>CI ejecuta controles reproducibles ante cambios; una puerta de calidad declara condiciones de aceptación.</w:t>
-            </w:r>
-          </w:p>
-        </w:tc>
-      </w:tr>
-    </w:tbl>
-    <w:p>
-      <w:pPr>
-        <w:spacing w:after="20"/>
-      </w:pPr>
+      <w:r>
+        <w:t xml:space="preserve"> · </w:t>
+      </w:r>
+      <w:hyperlink r:id="rId26">
+        <w:r>
+          <w:rPr>
+            <w:color w:val="2F75B5"/>
+            <w:u w:val="single"/>
+          </w:rPr>
+          <w:t>checkout</w:t>
+        </w:r>
+      </w:hyperlink>
+      <w:r>
+        <w:t xml:space="preserve"> · </w:t>
+      </w:r>
+      <w:hyperlink r:id="rId27">
+        <w:r>
+          <w:rPr>
+            <w:color w:val="2F75B5"/>
+            <w:u w:val="single"/>
+          </w:rPr>
+          <w:t>setup-python</w:t>
+        </w:r>
+      </w:hyperlink>
+    </w:p>
+    <w:p>
+      <w:pPr>
+        <w:pStyle w:val="Ttulo2"/>
+      </w:pPr>
+      <w:r>
+        <w:t>Qué automatiza la integración continua</w:t>
+      </w:r>
+    </w:p>
+    <w:p>
+      <w:r>
+        <w:t>Un push o pull request inicia una máquina Ubuntu limpia, obtiene el repositorio, prepara Python, instala el proyecto y ejecuta la suite con cobertura.</w:t>
+      </w:r>
+    </w:p>
+    <w:p>
+      <w:pPr>
+        <w:spacing w:after="0"/>
+        <w:ind w:left="360"/>
+      </w:pPr>
+      <w:r>
+        <w:rPr>
+          <w:rFonts w:ascii="Consolas" w:hAnsi="Consolas"/>
+          <w:color w:val="1F3864"/>
+          <w:sz w:val="18"/>
+        </w:rPr>
+        <w:t>push o pull request</w:t>
+      </w:r>
+    </w:p>
+    <w:p>
+      <w:pPr>
+        <w:spacing w:after="0"/>
+        <w:ind w:left="360"/>
+      </w:pPr>
+      <w:r>
+        <w:rPr>
+          <w:rFonts w:ascii="Consolas" w:hAnsi="Consolas"/>
+          <w:color w:val="1F3864"/>
+          <w:sz w:val="18"/>
+        </w:rPr>
+        <w:t>→ entorno limpio</w:t>
+      </w:r>
+    </w:p>
+    <w:p>
+      <w:pPr>
+        <w:spacing w:after="0"/>
+        <w:ind w:left="360"/>
+      </w:pPr>
+      <w:r>
+        <w:rPr>
+          <w:rFonts w:ascii="Consolas" w:hAnsi="Consolas"/>
+          <w:color w:val="1F3864"/>
+          <w:sz w:val="18"/>
+        </w:rPr>
+        <w:t>→ instalar proyecto</w:t>
+      </w:r>
+    </w:p>
+    <w:p>
+      <w:pPr>
+        <w:spacing w:after="0"/>
+        <w:ind w:left="360"/>
+      </w:pPr>
+      <w:r>
+        <w:rPr>
+          <w:rFonts w:ascii="Consolas" w:hAnsi="Consolas"/>
+          <w:color w:val="1F3864"/>
+          <w:sz w:val="18"/>
+        </w:rPr>
+        <w:t>→ ejecutar pruebas</w:t>
+      </w:r>
+    </w:p>
+    <w:p>
+      <w:pPr>
+        <w:spacing w:after="0"/>
+        <w:ind w:left="360"/>
+      </w:pPr>
+      <w:r>
+        <w:rPr>
+          <w:rFonts w:ascii="Consolas" w:hAnsi="Consolas"/>
+          <w:color w:val="1F3864"/>
+          <w:sz w:val="18"/>
+        </w:rPr>
+        <w:t>→ informar resultado</w:t>
+      </w:r>
+    </w:p>
+    <w:p>
+      <w:pPr>
+        <w:pStyle w:val="Ttulo2"/>
+      </w:pPr>
+      <w:r>
+        <w:t>Workflow mínimo</w:t>
+      </w:r>
+    </w:p>
+    <w:p>
+      <w:pPr>
+        <w:spacing w:after="0"/>
+        <w:ind w:left="360"/>
+      </w:pPr>
+      <w:r>
+        <w:rPr>
+          <w:rFonts w:ascii="Consolas" w:hAnsi="Consolas"/>
+          <w:color w:val="1F3864"/>
+          <w:sz w:val="18"/>
+        </w:rPr>
+        <w:t>name: Tests</w:t>
+      </w:r>
+    </w:p>
+    <w:p>
+      <w:pPr>
+        <w:spacing w:after="0"/>
+        <w:ind w:left="360"/>
+      </w:pPr>
+    </w:p>
+    <w:p>
+      <w:pPr>
+        <w:spacing w:after="0"/>
+        <w:ind w:left="360"/>
+      </w:pPr>
+      <w:r>
+        <w:rPr>
+          <w:rFonts w:ascii="Consolas" w:hAnsi="Consolas"/>
+          <w:color w:val="1F3864"/>
+          <w:sz w:val="18"/>
+        </w:rPr>
+        <w:t>on:</w:t>
+      </w:r>
+    </w:p>
+    <w:p>
+      <w:pPr>
+        <w:spacing w:after="0"/>
+        <w:ind w:left="360"/>
+      </w:pPr>
+      <w:r>
+        <w:rPr>
+          <w:rFonts w:ascii="Consolas" w:hAnsi="Consolas"/>
+          <w:color w:val="1F3864"/>
+          <w:sz w:val="18"/>
+        </w:rPr>
+        <w:t xml:space="preserve">  push:</w:t>
+      </w:r>
+    </w:p>
+    <w:p>
+      <w:pPr>
+        <w:spacing w:after="0"/>
+        <w:ind w:left="360"/>
+      </w:pPr>
+      <w:r>
+        <w:rPr>
+          <w:rFonts w:ascii="Consolas" w:hAnsi="Consolas"/>
+          <w:color w:val="1F3864"/>
+          <w:sz w:val="18"/>
+        </w:rPr>
+        <w:t xml:space="preserve">    branches:</w:t>
+      </w:r>
+    </w:p>
+    <w:p>
+      <w:pPr>
+        <w:spacing w:after="0"/>
+        <w:ind w:left="360"/>
+      </w:pPr>
+      <w:r>
+        <w:rPr>
+          <w:rFonts w:ascii="Consolas" w:hAnsi="Consolas"/>
+          <w:color w:val="1F3864"/>
+          <w:sz w:val="18"/>
+        </w:rPr>
+        <w:t xml:space="preserve">      - main</w:t>
+      </w:r>
+    </w:p>
+    <w:p>
+      <w:pPr>
+        <w:spacing w:after="0"/>
+        <w:ind w:left="360"/>
+      </w:pPr>
+      <w:r>
+        <w:rPr>
+          <w:rFonts w:ascii="Consolas" w:hAnsi="Consolas"/>
+          <w:color w:val="1F3864"/>
+          <w:sz w:val="18"/>
+        </w:rPr>
+        <w:t xml:space="preserve">  pull_request:</w:t>
+      </w:r>
+    </w:p>
+    <w:p>
+      <w:pPr>
+        <w:spacing w:after="0"/>
+        <w:ind w:left="360"/>
+      </w:pPr>
+      <w:r>
+        <w:rPr>
+          <w:rFonts w:ascii="Consolas" w:hAnsi="Consolas"/>
+          <w:color w:val="1F3864"/>
+          <w:sz w:val="18"/>
+        </w:rPr>
+        <w:t xml:space="preserve">    branches:</w:t>
+      </w:r>
+    </w:p>
+    <w:p>
+      <w:pPr>
+        <w:spacing w:after="0"/>
+        <w:ind w:left="360"/>
+      </w:pPr>
+      <w:r>
+        <w:rPr>
+          <w:rFonts w:ascii="Consolas" w:hAnsi="Consolas"/>
+          <w:color w:val="1F3864"/>
+          <w:sz w:val="18"/>
+        </w:rPr>
+        <w:t xml:space="preserve">      - main</w:t>
+      </w:r>
+    </w:p>
+    <w:p>
+      <w:pPr>
+        <w:spacing w:after="0"/>
+        <w:ind w:left="360"/>
+      </w:pPr>
+    </w:p>
+    <w:p>
+      <w:pPr>
+        <w:spacing w:after="0"/>
+        <w:ind w:left="360"/>
+      </w:pPr>
+      <w:r>
+        <w:rPr>
+          <w:rFonts w:ascii="Consolas" w:hAnsi="Consolas"/>
+          <w:color w:val="1F3864"/>
+          <w:sz w:val="18"/>
+        </w:rPr>
+        <w:t>permissions:</w:t>
+      </w:r>
+    </w:p>
+    <w:p>
+      <w:pPr>
+        <w:spacing w:after="0"/>
+        <w:ind w:left="360"/>
+      </w:pPr>
+      <w:r>
+        <w:rPr>
+          <w:rFonts w:ascii="Consolas" w:hAnsi="Consolas"/>
+          <w:color w:val="1F3864"/>
+          <w:sz w:val="18"/>
+        </w:rPr>
+        <w:t xml:space="preserve">  contents: read</w:t>
+      </w:r>
+    </w:p>
+    <w:p>
+      <w:pPr>
+        <w:spacing w:after="0"/>
+        <w:ind w:left="360"/>
+      </w:pPr>
+    </w:p>
+    <w:p>
+      <w:pPr>
+        <w:spacing w:after="0"/>
+        <w:ind w:left="360"/>
+      </w:pPr>
+      <w:r>
+        <w:rPr>
+          <w:rFonts w:ascii="Consolas" w:hAnsi="Consolas"/>
+          <w:color w:val="1F3864"/>
+          <w:sz w:val="18"/>
+        </w:rPr>
+        <w:t>jobs:</w:t>
+      </w:r>
+    </w:p>
+    <w:p>
+      <w:pPr>
+        <w:spacing w:after="0"/>
+        <w:ind w:left="360"/>
+      </w:pPr>
+      <w:r>
+        <w:rPr>
+          <w:rFonts w:ascii="Consolas" w:hAnsi="Consolas"/>
+          <w:color w:val="1F3864"/>
+          <w:sz w:val="18"/>
+        </w:rPr>
+        <w:t xml:space="preserve">  test:</w:t>
+      </w:r>
+    </w:p>
+    <w:p>
+      <w:pPr>
+        <w:spacing w:after="0"/>
+        <w:ind w:left="360"/>
+      </w:pPr>
+      <w:r>
+        <w:rPr>
+          <w:rFonts w:ascii="Consolas" w:hAnsi="Consolas"/>
+          <w:color w:val="1F3864"/>
+          <w:sz w:val="18"/>
+        </w:rPr>
+        <w:t xml:space="preserve">    runs-on: ubuntu-latest</w:t>
+      </w:r>
+    </w:p>
+    <w:p>
+      <w:pPr>
+        <w:spacing w:after="0"/>
+        <w:ind w:left="360"/>
+      </w:pPr>
+      <w:r>
+        <w:rPr>
+          <w:rFonts w:ascii="Consolas" w:hAnsi="Consolas"/>
+          <w:color w:val="1F3864"/>
+          <w:sz w:val="18"/>
+        </w:rPr>
+        <w:t xml:space="preserve">    steps:</w:t>
+      </w:r>
+    </w:p>
+    <w:p>
+      <w:pPr>
+        <w:spacing w:after="0"/>
+        <w:ind w:left="360"/>
+      </w:pPr>
+      <w:r>
+        <w:rPr>
+          <w:rFonts w:ascii="Consolas" w:hAnsi="Consolas"/>
+          <w:color w:val="1F3864"/>
+          <w:sz w:val="18"/>
+        </w:rPr>
+        <w:t xml:space="preserve">      - name: Obtener repositorio</w:t>
+      </w:r>
+    </w:p>
+    <w:p>
+      <w:pPr>
+        <w:spacing w:after="0"/>
+        <w:ind w:left="360"/>
+      </w:pPr>
+      <w:r>
+        <w:rPr>
+          <w:rFonts w:ascii="Consolas" w:hAnsi="Consolas"/>
+          <w:color w:val="1F3864"/>
+          <w:sz w:val="18"/>
+        </w:rPr>
+        <w:t xml:space="preserve">        uses: actions/checkout@v6</w:t>
+      </w:r>
+    </w:p>
+    <w:p>
+      <w:pPr>
+        <w:spacing w:after="0"/>
+        <w:ind w:left="360"/>
+      </w:pPr>
+      <w:r>
+        <w:rPr>
+          <w:rFonts w:ascii="Consolas" w:hAnsi="Consolas"/>
+          <w:color w:val="1F3864"/>
+          <w:sz w:val="18"/>
+        </w:rPr>
+        <w:t xml:space="preserve">      - name: Preparar Python</w:t>
+      </w:r>
+    </w:p>
+    <w:p>
+      <w:pPr>
+        <w:spacing w:after="0"/>
+        <w:ind w:left="360"/>
+      </w:pPr>
+      <w:r>
+        <w:rPr>
+          <w:rFonts w:ascii="Consolas" w:hAnsi="Consolas"/>
+          <w:color w:val="1F3864"/>
+          <w:sz w:val="18"/>
+        </w:rPr>
+        <w:t xml:space="preserve">        uses: actions/setup-python@v6</w:t>
+      </w:r>
+    </w:p>
+    <w:p>
+      <w:pPr>
+        <w:spacing w:after="0"/>
+        <w:ind w:left="360"/>
+      </w:pPr>
+      <w:r>
+        <w:rPr>
+          <w:rFonts w:ascii="Consolas" w:hAnsi="Consolas"/>
+          <w:color w:val="1F3864"/>
+          <w:sz w:val="18"/>
+        </w:rPr>
+        <w:t xml:space="preserve">        with:</w:t>
+      </w:r>
+    </w:p>
+    <w:p>
+      <w:pPr>
+        <w:spacing w:after="0"/>
+        <w:ind w:left="360"/>
+      </w:pPr>
+      <w:r>
+        <w:rPr>
+          <w:rFonts w:ascii="Consolas" w:hAnsi="Consolas"/>
+          <w:color w:val="1F3864"/>
+          <w:sz w:val="18"/>
+        </w:rPr>
+        <w:t xml:space="preserve">          python-version: "3.14"</w:t>
+      </w:r>
+    </w:p>
+    <w:p>
+      <w:pPr>
+        <w:spacing w:after="0"/>
+        <w:ind w:left="360"/>
+      </w:pPr>
+      <w:r>
+        <w:rPr>
+          <w:rFonts w:ascii="Consolas" w:hAnsi="Consolas"/>
+          <w:color w:val="1F3864"/>
+          <w:sz w:val="18"/>
+        </w:rPr>
+        <w:t xml:space="preserve">          cache: pip</w:t>
+      </w:r>
+    </w:p>
+    <w:p>
+      <w:pPr>
+        <w:spacing w:after="0"/>
+        <w:ind w:left="360"/>
+      </w:pPr>
+      <w:r>
+        <w:rPr>
+          <w:rFonts w:ascii="Consolas" w:hAnsi="Consolas"/>
+          <w:color w:val="1F3864"/>
+          <w:sz w:val="18"/>
+        </w:rPr>
+        <w:t xml:space="preserve">      - name: Instalar proyecto</w:t>
+      </w:r>
+    </w:p>
+    <w:p>
+      <w:pPr>
+        <w:spacing w:after="0"/>
+        <w:ind w:left="360"/>
+      </w:pPr>
+      <w:r>
+        <w:rPr>
+          <w:rFonts w:ascii="Consolas" w:hAnsi="Consolas"/>
+          <w:color w:val="1F3864"/>
+          <w:sz w:val="18"/>
+        </w:rPr>
+        <w:t xml:space="preserve">        run: python -m pip install -e ".[test]"</w:t>
+      </w:r>
+    </w:p>
+    <w:p>
+      <w:pPr>
+        <w:spacing w:after="0"/>
+        <w:ind w:left="360"/>
+      </w:pPr>
+      <w:r>
+        <w:rPr>
+          <w:rFonts w:ascii="Consolas" w:hAnsi="Consolas"/>
+          <w:color w:val="1F3864"/>
+          <w:sz w:val="18"/>
+        </w:rPr>
+        <w:t xml:space="preserve">      - name: Ejecutar suite</w:t>
+      </w:r>
+    </w:p>
+    <w:p>
+      <w:pPr>
+        <w:spacing w:after="0"/>
+        <w:ind w:left="360"/>
+      </w:pPr>
+      <w:r>
+        <w:rPr>
+          <w:rFonts w:ascii="Consolas" w:hAnsi="Consolas"/>
+          <w:color w:val="1F3864"/>
+          <w:sz w:val="18"/>
+        </w:rPr>
+        <w:t xml:space="preserve">        run: python -m pytest --cov=testing_lab --cov-branch --cov-report=term-missing --cov-fail-under=90</w:t>
+      </w:r>
+    </w:p>
+    <w:p>
+      <w:pPr>
+        <w:pStyle w:val="Ttulo2"/>
+      </w:pPr>
+      <w:r>
+        <w:t>Por qué el entorno limpio importa</w:t>
+      </w:r>
+    </w:p>
+    <w:p>
+      <w:r>
+        <w:t>Una ejecución remota verde demuestra que la instalación y las pruebas no dependen únicamente de la .venv, las cachés o la configuración del equipo de desarrollo.</w:t>
+      </w:r>
+    </w:p>
+    <w:p>
+      <w:pPr>
+        <w:pStyle w:val="Listaconvietas"/>
+      </w:pPr>
+      <w:r>
+        <w:t>checkout obtiene el estado versionado.</w:t>
+      </w:r>
+    </w:p>
+    <w:p>
+      <w:pPr>
+        <w:pStyle w:val="Listaconvietas"/>
+      </w:pPr>
+      <w:r>
+        <w:t>setup-python fija una versión explícita del intérprete.</w:t>
+      </w:r>
+    </w:p>
+    <w:p>
+      <w:pPr>
+        <w:pStyle w:val="Listaconvietas"/>
+      </w:pPr>
+      <w:r>
+        <w:t>La instalación editable usa las dependencias declaradas en pyproject.toml.</w:t>
+      </w:r>
+    </w:p>
+    <w:p>
+      <w:pPr>
+        <w:pStyle w:val="Listaconvietas"/>
+      </w:pPr>
+      <w:r>
+        <w:t>contents: read aplica el privilegio mínimo necesario.</w:t>
+      </w:r>
+    </w:p>
+    <w:p>
+      <w:pPr>
+        <w:pStyle w:val="Ttulo2"/>
+      </w:pPr>
+      <w:r>
+        <w:t>Puerta de cobertura</w:t>
+      </w:r>
+    </w:p>
+    <w:p>
+      <w:r>
+        <w:t>El parámetro --cov-fail-under=90 convierte el umbral en una condición automática. El 90 % funciona como señal de regresión, no como certificado de ausencia de defectos.</w:t>
+      </w:r>
+    </w:p>
+    <w:p>
+      <w:pPr>
+        <w:pStyle w:val="Listaconvietas"/>
+      </w:pPr>
+      <w:r>
+        <w:t>Prueba fallida: workflow rojo.</w:t>
+      </w:r>
+    </w:p>
+    <w:p>
+      <w:pPr>
+        <w:pStyle w:val="Listaconvietas"/>
+      </w:pPr>
+      <w:r>
+        <w:t>Error de instalación o colección: workflow rojo.</w:t>
+      </w:r>
+    </w:p>
+    <w:p>
+      <w:pPr>
+        <w:pStyle w:val="Listaconvietas"/>
+      </w:pPr>
+      <w:r>
+        <w:t>Cobertura inferior al 90 %: workflow rojo.</w:t>
+      </w:r>
+    </w:p>
+    <w:p>
+      <w:pPr>
+        <w:pStyle w:val="Listaconvietas"/>
+      </w:pPr>
+      <w:r>
+        <w:t>Todas las condiciones cumplidas: workflow verde.</w:t>
+      </w:r>
+    </w:p>
+    <w:p>
+      <w:pPr>
+        <w:pStyle w:val="Ttulo2"/>
+      </w:pPr>
+      <w:r>
+        <w:t>Incidencia didáctica: YAML inválido</w:t>
+      </w:r>
+    </w:p>
+    <w:p>
+      <w:r>
+        <w:t>Una indentación incorrecta desplazó el paso Ejecutar suite. GitHub registró una ejecución fallida; un commit posterior corrigió la estructura y produjo una ejecución verde.</w:t>
+      </w:r>
+    </w:p>
+    <w:p>
+      <w:pPr>
+        <w:spacing w:after="0"/>
+        <w:ind w:left="360"/>
+      </w:pPr>
+      <w:r>
+        <w:rPr>
+          <w:rFonts w:ascii="Consolas" w:hAnsi="Consolas"/>
+          <w:color w:val="1F3864"/>
+          <w:sz w:val="18"/>
+        </w:rPr>
+        <w:t>workflow inicial → verde</w:t>
+      </w:r>
+    </w:p>
+    <w:p>
+      <w:pPr>
+        <w:spacing w:after="0"/>
+        <w:ind w:left="360"/>
+      </w:pPr>
+      <w:r>
+        <w:rPr>
+          <w:rFonts w:ascii="Consolas" w:hAnsi="Consolas"/>
+          <w:color w:val="1F3864"/>
+          <w:sz w:val="18"/>
+        </w:rPr>
+        <w:t>indentación incorrecta → rojo</w:t>
+      </w:r>
+    </w:p>
+    <w:p>
+      <w:pPr>
+        <w:spacing w:after="0"/>
+        <w:ind w:left="360"/>
+      </w:pPr>
+      <w:r>
+        <w:rPr>
+          <w:rFonts w:ascii="Consolas" w:hAnsi="Consolas"/>
+          <w:color w:val="1F3864"/>
+          <w:sz w:val="18"/>
+        </w:rPr>
+        <w:t>corrección publicada → verde</w:t>
+      </w:r>
+    </w:p>
+    <w:p>
+      <w:r>
+        <w:t>El fallo histórico no debe ocultarse: aporta trazabilidad y demuestra que la automatización también valida su propia configuración.</w:t>
+      </w:r>
+    </w:p>
+    <w:p>
+      <w:pPr>
+        <w:pStyle w:val="Ttulo2"/>
+      </w:pPr>
+      <w:r>
+        <w:t>Definición de terminado</w:t>
+      </w:r>
+    </w:p>
+    <w:p>
+      <w:pPr>
+        <w:pStyle w:val="Listaconvietas"/>
+      </w:pPr>
+      <w:r>
+        <w:t>El comportamiento esperado está definido.</w:t>
+      </w:r>
+    </w:p>
+    <w:p>
+      <w:pPr>
+        <w:pStyle w:val="Listaconvietas"/>
+      </w:pPr>
+      <w:r>
+        <w:t>Existe una prueba adecuada al riesgo.</w:t>
+      </w:r>
+    </w:p>
+    <w:p>
+      <w:pPr>
+        <w:pStyle w:val="Listaconvietas"/>
+      </w:pPr>
+      <w:r>
+        <w:t>La suite local pasa sin regresiones.</w:t>
+      </w:r>
+    </w:p>
+    <w:p>
+      <w:pPr>
+        <w:pStyle w:val="Listaconvietas"/>
+      </w:pPr>
+      <w:r>
+        <w:t>La cobertura permanece por encima del umbral razonado.</w:t>
+      </w:r>
+    </w:p>
+    <w:p>
+      <w:pPr>
+        <w:pStyle w:val="Listaconvietas"/>
+      </w:pPr>
+      <w:r>
+        <w:t>GitHub Actions termina en verde.</w:t>
+      </w:r>
+    </w:p>
+    <w:p>
+      <w:pPr>
+        <w:pStyle w:val="Listaconvietas"/>
+      </w:pPr>
+      <w:r>
+        <w:t>No se versionan secretos ni artefactos locales.</w:t>
+      </w:r>
+    </w:p>
+    <w:p>
+      <w:pPr>
+        <w:pStyle w:val="Listaconvietas"/>
+      </w:pPr>
+      <w:r>
+        <w:t>Código y pruebas siguen siendo comprensibles.</w:t>
+      </w:r>
+    </w:p>
+    <w:p>
+      <w:pPr>
+        <w:pStyle w:val="Listaconvietas"/>
+      </w:pPr>
+      <w:r>
+        <w:t>La documentación se actualiza cuando cambia el contrato o el aprendizaje.</w:t>
+      </w:r>
+    </w:p>
+    <w:p>
+      <w:r>
+        <w:rPr>
+          <w:b/>
+        </w:rPr>
+        <w:t>Comportamiento + evidencia automatizada + mantenimiento = cambio terminado.</w:t>
+      </w:r>
+    </w:p>
+    <w:p>
+      <w:pPr>
+        <w:pStyle w:val="Ttulo2"/>
+      </w:pPr>
+      <w:r>
+        <w:t>Evidencia de cierre</w:t>
+      </w:r>
+    </w:p>
+    <w:p>
+      <w:r>
+        <w:rPr>
+          <w:b/>
+        </w:rPr>
+        <w:t>GitHub Actions: ejecución completa en Ubuntu, 30 pruebas y 3 subtests superados, cobertura del 100 % y puerta mínima del 90 % satisfecha.</w:t>
+      </w:r>
+    </w:p>
+    <w:p>
+      <w:r>
+        <w:t>Estado del módulo 14: COMPLETADO.</w:t>
+      </w:r>
+    </w:p>
+    <w:p>
+      <w:r>
+        <w:rPr>
+          <w:b/>
+        </w:rPr>
+        <w:t>Punto de reanudación. Módulo 15: analizar un proyecto y diseñar una estrategia de testing transferible.</w:t>
+      </w:r>
+    </w:p>
+    <w:p>
+      <w:pPr>
+        <w:pStyle w:val="Ttulo1"/>
+      </w:pPr>
+      <w:r>
+        <w:t>Módulo 15 — Análisis de un proyecto y diseño de su estrategia de testing</w:t>
+      </w:r>
+    </w:p>
+    <w:p>
+      <w:r>
+        <w:rPr>
+          <w:b/>
+        </w:rPr>
+        <w:t>Aprendizaje de cierre. Una estrategia de testing no se copia: se deriva de la arquitectura, los contratos, los riesgos y las fronteras concretas de cada sistema.</w:t>
+      </w:r>
+    </w:p>
+    <w:p>
+      <w:r>
+        <w:t xml:space="preserve">Fuentes metodológicas: </w:t>
+      </w:r>
+      <w:hyperlink r:id="rId28">
+        <w:r>
+          <w:rPr>
+            <w:color w:val="2F75B5"/>
+            <w:u w:val="single"/>
+          </w:rPr>
+          <w:t>ISTQB — Test Analyst</w:t>
+        </w:r>
+      </w:hyperlink>
+      <w:r>
+        <w:t xml:space="preserve"> · </w:t>
+      </w:r>
+      <w:hyperlink r:id="rId29">
+        <w:r>
+          <w:rPr>
+            <w:color w:val="2F75B5"/>
+            <w:u w:val="single"/>
+          </w:rPr>
+          <w:t>OWASP Testing Framework 4.2</w:t>
+        </w:r>
+      </w:hyperlink>
+      <w:r>
+        <w:t xml:space="preserve"> · </w:t>
+      </w:r>
+      <w:hyperlink r:id="rId30">
+        <w:r>
+          <w:rPr>
+            <w:color w:val="2F75B5"/>
+            <w:u w:val="single"/>
+          </w:rPr>
+          <w:t>pytest — documentación completa</w:t>
+        </w:r>
+      </w:hyperlink>
+    </w:p>
+    <w:p>
+      <w:pPr>
+        <w:pStyle w:val="Ttulo2"/>
+      </w:pPr>
+      <w:r>
+        <w:t>Finalidad y límite</w:t>
+      </w:r>
+    </w:p>
+    <w:p>
+      <w:r>
+        <w:t>Este módulo proporciona un guion transferible para decidir qué probar, a qué nivel y con qué técnica. No constituye una suite universal: cada proyecto tiene comportamientos, amenazas, dependencias y costes distintos.</w:t>
+      </w:r>
+    </w:p>
+    <w:p>
+      <w:r>
+        <w:rPr>
+          <w:b/>
+        </w:rPr>
+        <w:t>Principio rector. Primero se comprende el sistema; después se eligen las pruebas.</w:t>
+      </w:r>
+    </w:p>
+    <w:p>
+      <w:pPr>
+        <w:pStyle w:val="Ttulo2"/>
+      </w:pPr>
+      <w:r>
+        <w:t>Mapa del proceso</w:t>
+      </w:r>
+    </w:p>
+    <w:p>
+      <w:pPr>
+        <w:spacing w:after="0"/>
+        <w:ind w:left="360"/>
+      </w:pPr>
+      <w:r>
+        <w:rPr>
+          <w:rFonts w:ascii="Consolas" w:hAnsi="Consolas"/>
+          <w:color w:val="1F3864"/>
+          <w:sz w:val="18"/>
+        </w:rPr>
+        <w:t>Proyecto</w:t>
+      </w:r>
+    </w:p>
+    <w:p>
+      <w:pPr>
+        <w:spacing w:after="0"/>
+        <w:ind w:left="360"/>
+      </w:pPr>
+      <w:r>
+        <w:rPr>
+          <w:rFonts w:ascii="Consolas" w:hAnsi="Consolas"/>
+          <w:color w:val="1F3864"/>
+          <w:sz w:val="18"/>
+        </w:rPr>
+        <w:t>→ arquitectura y puntos de entrada</w:t>
+      </w:r>
+    </w:p>
+    <w:p>
+      <w:pPr>
+        <w:spacing w:after="0"/>
+        <w:ind w:left="360"/>
+      </w:pPr>
+      <w:r>
+        <w:rPr>
+          <w:rFonts w:ascii="Consolas" w:hAnsi="Consolas"/>
+          <w:color w:val="1F3864"/>
+          <w:sz w:val="18"/>
+        </w:rPr>
+        <w:t>→ contratos y comportamientos</w:t>
+      </w:r>
+    </w:p>
+    <w:p>
+      <w:pPr>
+        <w:spacing w:after="0"/>
+        <w:ind w:left="360"/>
+      </w:pPr>
+      <w:r>
+        <w:rPr>
+          <w:rFonts w:ascii="Consolas" w:hAnsi="Consolas"/>
+          <w:color w:val="1F3864"/>
+          <w:sz w:val="18"/>
+        </w:rPr>
+        <w:t>→ riesgos y fronteras</w:t>
+      </w:r>
+    </w:p>
+    <w:p>
+      <w:pPr>
+        <w:spacing w:after="0"/>
+        <w:ind w:left="360"/>
+      </w:pPr>
+      <w:r>
+        <w:rPr>
+          <w:rFonts w:ascii="Consolas" w:hAnsi="Consolas"/>
+          <w:color w:val="1F3864"/>
+          <w:sz w:val="18"/>
+        </w:rPr>
+        <w:t>→ niveles y técnicas</w:t>
+      </w:r>
+    </w:p>
+    <w:p>
+      <w:pPr>
+        <w:spacing w:after="0"/>
+        <w:ind w:left="360"/>
+      </w:pPr>
+      <w:r>
+        <w:rPr>
+          <w:rFonts w:ascii="Consolas" w:hAnsi="Consolas"/>
+          <w:color w:val="1F3864"/>
+          <w:sz w:val="18"/>
+        </w:rPr>
+        <w:t>→ matriz de trazabilidad</w:t>
+      </w:r>
+    </w:p>
+    <w:p>
+      <w:pPr>
+        <w:spacing w:after="0"/>
+        <w:ind w:left="360"/>
+      </w:pPr>
+      <w:r>
+        <w:rPr>
+          <w:rFonts w:ascii="Consolas" w:hAnsi="Consolas"/>
+          <w:color w:val="1F3864"/>
+          <w:sz w:val="18"/>
+        </w:rPr>
+        <w:t>→ suite mínima viable</w:t>
+      </w:r>
+    </w:p>
+    <w:p>
+      <w:pPr>
+        <w:spacing w:after="0"/>
+        <w:ind w:left="360"/>
+      </w:pPr>
+      <w:r>
+        <w:rPr>
+          <w:rFonts w:ascii="Consolas" w:hAnsi="Consolas"/>
+          <w:color w:val="1F3864"/>
+          <w:sz w:val="18"/>
+        </w:rPr>
+        <w:t>→ automatización y mantenimiento</w:t>
+      </w:r>
+    </w:p>
+    <w:p>
+      <w:pPr>
+        <w:pStyle w:val="Ttulo2"/>
+      </w:pPr>
+      <w:r>
+        <w:t>Fase 1 — Orientarse antes de escribir pruebas</w:t>
+      </w:r>
+    </w:p>
+    <w:p>
+      <w:r>
+        <w:t>El objetivo inicial es construir un mapa suficiente del proyecto, no comprender cada línea.</w:t>
+      </w:r>
+    </w:p>
+    <w:p>
+      <w:pPr>
+        <w:pStyle w:val="Listaconvietas"/>
+      </w:pPr>
+      <w:r>
+        <w:t>Leer README, pyproject.toml, configuración y documentación de arquitectura.</w:t>
+      </w:r>
+    </w:p>
+    <w:p>
+      <w:pPr>
+        <w:pStyle w:val="Listaconvietas"/>
+      </w:pPr>
+      <w:r>
+        <w:t>Localizar código de producción, pruebas, scripts, migraciones y automatización.</w:t>
+      </w:r>
+    </w:p>
+    <w:p>
+      <w:pPr>
+        <w:pStyle w:val="Listaconvietas"/>
+      </w:pPr>
+      <w:r>
+        <w:t>Identificar puntos de entrada: API, CLI, interfaz, tareas, eventos o biblioteca pública.</w:t>
+      </w:r>
+    </w:p>
+    <w:p>
+      <w:pPr>
+        <w:pStyle w:val="Listaconvietas"/>
+      </w:pPr>
+      <w:r>
+        <w:t>Seguir los flujos de datos desde la entrada hasta la persistencia o salida.</w:t>
+      </w:r>
+    </w:p>
+    <w:p>
+      <w:pPr>
+        <w:pStyle w:val="Listaconvietas"/>
+      </w:pPr>
+      <w:r>
+        <w:t>Reconocer recursos externos: red, base de datos, archivos, reloj, colas y servicios.</w:t>
+      </w:r>
+    </w:p>
+    <w:p>
+      <w:pPr>
+        <w:pStyle w:val="Listaconvietas"/>
+      </w:pPr>
+      <w:r>
+        <w:t>Ejecutar la suite existente y observar colección, duración, fallos y cobertura.</w:t>
+      </w:r>
+    </w:p>
+    <w:p>
+      <w:pPr>
+        <w:pStyle w:val="Ttulo2"/>
+      </w:pPr>
+      <w:r>
+        <w:t>Fase 2 — Extraer contratos observables</w:t>
+      </w:r>
+    </w:p>
+    <w:p>
+      <w:r>
+        <w:t>Un contrato expresa qué puede observar un consumidor. Puede incluir valores, tipos, errores, formatos, efectos de estado, llamadas externas o tiempos máximos.</w:t>
+      </w:r>
+    </w:p>
+    <w:p>
+      <w:pPr>
+        <w:pStyle w:val="Listaconvietas"/>
+      </w:pPr>
+      <w:r>
+        <w:t>Entradas válidas y resultados esperados.</w:t>
+      </w:r>
+    </w:p>
+    <w:p>
+      <w:pPr>
+        <w:pStyle w:val="Listaconvietas"/>
+      </w:pPr>
+      <w:r>
+        <w:t>Entradas inválidas y excepciones previstas.</w:t>
+      </w:r>
+    </w:p>
+    <w:p>
+      <w:pPr>
+        <w:pStyle w:val="Listaconvietas"/>
+      </w:pPr>
+      <w:r>
+        <w:t>Límites y particiones de equivalencia.</w:t>
+      </w:r>
+    </w:p>
+    <w:p>
+      <w:pPr>
+        <w:pStyle w:val="Listaconvietas"/>
+      </w:pPr>
+      <w:r>
+        <w:t>Formato de respuestas, eventos o archivos.</w:t>
+      </w:r>
+    </w:p>
+    <w:p>
+      <w:pPr>
+        <w:pStyle w:val="Listaconvietas"/>
+      </w:pPr>
+      <w:r>
+        <w:t>Cambios de estado y persistencia.</w:t>
+      </w:r>
+    </w:p>
+    <w:p>
+      <w:pPr>
+        <w:pStyle w:val="Listaconvietas"/>
+      </w:pPr>
+      <w:r>
+        <w:t>Compatibilidad que no debe romperse.</w:t>
+      </w:r>
+    </w:p>
+    <w:p>
+      <w:pPr>
+        <w:spacing w:after="0"/>
+        <w:ind w:left="360"/>
+      </w:pPr>
+      <w:r>
+        <w:rPr>
+          <w:rFonts w:ascii="Consolas" w:hAnsi="Consolas"/>
+          <w:color w:val="1F3864"/>
+          <w:sz w:val="18"/>
+        </w:rPr>
+        <w:t>Contrato = entrada + comportamiento observable + evidencia esperada</w:t>
+      </w:r>
+    </w:p>
+    <w:p>
+      <w:pPr>
+        <w:pStyle w:val="Ttulo2"/>
+      </w:pPr>
+      <w:r>
+        <w:t>Fase 3 — Priorizar por riesgo</w:t>
+      </w:r>
+    </w:p>
+    <w:p>
+      <w:r>
+        <w:t>El riesgo combina la probabilidad de fallo y su impacto. La fórmula no necesita ser matemática para ordenar el trabajo, pero sí debe hacer explícito el criterio.</w:t>
+      </w:r>
+    </w:p>
+    <w:p>
+      <w:pPr>
+        <w:spacing w:after="0"/>
+        <w:ind w:left="360"/>
+      </w:pPr>
+      <w:r>
+        <w:rPr>
+          <w:rFonts w:ascii="Consolas" w:hAnsi="Consolas"/>
+          <w:color w:val="1F3864"/>
+          <w:sz w:val="18"/>
+        </w:rPr>
+        <w:t>Riesgo relativo = probabilidad × impacto</w:t>
+      </w:r>
+    </w:p>
+    <w:p>
+      <w:pPr>
+        <w:spacing w:after="0"/>
+        <w:ind w:left="360"/>
+      </w:pPr>
+      <w:r>
+        <w:rPr>
+          <w:rFonts w:ascii="Consolas" w:hAnsi="Consolas"/>
+          <w:color w:val="1F3864"/>
+          <w:sz w:val="18"/>
+        </w:rPr>
+        <w:t>Prioridad alta → probar pronto y con evidencia fuerte</w:t>
+      </w:r>
+    </w:p>
+    <w:p>
+      <w:pPr>
+        <w:spacing w:after="0"/>
+        <w:ind w:left="360"/>
+      </w:pPr>
+      <w:r>
+        <w:rPr>
+          <w:rFonts w:ascii="Consolas" w:hAnsi="Consolas"/>
+          <w:color w:val="1F3864"/>
+          <w:sz w:val="18"/>
+        </w:rPr>
+        <w:t>Prioridad baja → cubrir después o aceptar conscientemente</w:t>
+      </w:r>
+    </w:p>
+    <w:p>
+      <w:pPr>
+        <w:pStyle w:val="Listaconvietas"/>
+      </w:pPr>
+      <w:r>
+        <w:t>Impacto funcional: pérdida de una regla central.</w:t>
+      </w:r>
+    </w:p>
+    <w:p>
+      <w:pPr>
+        <w:pStyle w:val="Listaconvietas"/>
+      </w:pPr>
+      <w:r>
+        <w:t>Impacto económico u operativo: interrupción, datos incorrectos o trabajo manual.</w:t>
+      </w:r>
+    </w:p>
+    <w:p>
+      <w:pPr>
+        <w:pStyle w:val="Listaconvietas"/>
+      </w:pPr>
+      <w:r>
+        <w:t>Impacto de seguridad y privacidad: exposición, autorización o integridad.</w:t>
+      </w:r>
+    </w:p>
+    <w:p>
+      <w:pPr>
+        <w:pStyle w:val="Listaconvietas"/>
+      </w:pPr>
+      <w:r>
+        <w:t>Probabilidad: complejidad, frecuencia de cambio, historial de defectos y dependencias.</w:t>
+      </w:r>
+    </w:p>
+    <w:p>
+      <w:pPr>
+        <w:pStyle w:val="Listaconvietas"/>
+      </w:pPr>
+      <w:r>
+        <w:t>Detectabilidad: dificultad para descubrir el fallo antes de producción.</w:t>
+      </w:r>
+    </w:p>
+    <w:p>
+      <w:pPr>
+        <w:pStyle w:val="Ttulo2"/>
+      </w:pPr>
+      <w:r>
+        <w:t>Fase 4 — Elegir el nivel más bajo suficiente</w:t>
+      </w:r>
     </w:p>
     <w:tbl>
       <w:tblPr>
         <w:tblStyle w:val="Tablaconcuadrcula"/>
-        <w:tblW w:w="9360" w:type="dxa"/>
-        <w:tblInd w:w="120" w:type="dxa"/>
+        <w:tblW w:type="auto" w:w="0"/>
         <w:tblLayout w:type="fixed"/>
-        <w:tblLook w:val="04A0" w:firstRow="1" w:lastRow="0" w:firstColumn="1" w:lastColumn="0" w:noHBand="0" w:noVBand="1"/>
+        <w:tblLook w:firstColumn="1" w:firstRow="1" w:lastColumn="0" w:lastRow="0" w:noHBand="0" w:noVBand="1" w:val="04A0"/>
       </w:tblPr>
       <w:tblGrid>
-        <w:gridCol w:w="1900"/>
-        <w:gridCol w:w="7460"/>
+        <w:gridCol w:w="3120"/>
+        <w:gridCol w:w="3120"/>
+        <w:gridCol w:w="3120"/>
       </w:tblGrid>
       <w:tr>
         <w:trPr>
-          <w:tblHeader/>
+          <w:tblHeader w:val="true"/>
         </w:trPr>
         <w:tc>
           <w:tcPr>
-            <w:tcW w:w="1900" w:type="dxa"/>
-            <w:shd w:val="clear" w:color="auto" w:fill="E8EEF5"/>
-            <w:tcMar>
-              <w:top w:w="80" w:type="dxa"/>
-              <w:left w:w="120" w:type="dxa"/>
-              <w:bottom w:w="80" w:type="dxa"/>
-              <w:right w:w="120" w:type="dxa"/>
-            </w:tcMar>
-            <w:vAlign w:val="center"/>
-          </w:tcPr>
-          <w:p>
-            <w:pPr>
-              <w:spacing w:after="0"/>
+            <w:tcW w:type="dxa" w:w="3096"/>
+            <w:vAlign w:val="center"/>
+            <w:shd w:fill="D9E2F3"/>
+          </w:tcPr>
+          <w:p>
+            <w:pPr>
+              <w:jc w:val="left"/>
             </w:pPr>
             <w:r>
               <w:rPr>
                 <w:b/>
-                <w:color w:val="1F4D78"/>
-                <w:sz w:val="20"/>
-              </w:rPr>
-              <w:t>Pregunta</w:t>
-            </w:r>
-          </w:p>
-        </w:tc>
-        <w:tc>
-          <w:tcPr>
-            <w:tcW w:w="7460" w:type="dxa"/>
-            <w:shd w:val="clear" w:color="auto" w:fill="E8EEF5"/>
-            <w:tcMar>
-              <w:top w:w="80" w:type="dxa"/>
-              <w:left w:w="120" w:type="dxa"/>
-              <w:bottom w:w="80" w:type="dxa"/>
-              <w:right w:w="120" w:type="dxa"/>
-            </w:tcMar>
-            <w:vAlign w:val="center"/>
-          </w:tcPr>
-          <w:p>
-            <w:pPr>
-              <w:spacing w:after="0"/>
+                <w:sz w:val="18"/>
+              </w:rPr>
+              <w:t>Situación</w:t>
+            </w:r>
+          </w:p>
+        </w:tc>
+        <w:tc>
+          <w:tcPr>
+            <w:tcW w:type="dxa" w:w="2088"/>
+            <w:vAlign w:val="center"/>
+            <w:shd w:fill="D9E2F3"/>
+          </w:tcPr>
+          <w:p>
+            <w:pPr>
+              <w:jc w:val="left"/>
             </w:pPr>
             <w:r>
               <w:rPr>
                 <w:b/>
-                <w:color w:val="1F4D78"/>
-                <w:sz w:val="20"/>
-              </w:rPr>
-              <w:t>Respuesta</w:t>
+                <w:sz w:val="18"/>
+              </w:rPr>
+              <w:t>Nivel recomendado</w:t>
+            </w:r>
+          </w:p>
+        </w:tc>
+        <w:tc>
+          <w:tcPr>
+            <w:tcW w:type="dxa" w:w="4536"/>
+            <w:vAlign w:val="center"/>
+            <w:shd w:fill="D9E2F3"/>
+          </w:tcPr>
+          <w:p>
+            <w:pPr>
+              <w:jc w:val="left"/>
+            </w:pPr>
+            <w:r>
+              <w:rPr>
+                <w:b/>
+                <w:sz w:val="18"/>
+              </w:rPr>
+              <w:t>Razón</w:t>
             </w:r>
           </w:p>
         </w:tc>
@@ -10072,47 +11096,52 @@
       <w:tr>
         <w:tc>
           <w:tcPr>
-            <w:tcW w:w="1900" w:type="dxa"/>
-            <w:tcMar>
-              <w:top w:w="80" w:type="dxa"/>
-              <w:left w:w="120" w:type="dxa"/>
-              <w:bottom w:w="80" w:type="dxa"/>
-              <w:right w:w="120" w:type="dxa"/>
-            </w:tcMar>
-            <w:vAlign w:val="center"/>
-          </w:tcPr>
-          <w:p>
-            <w:pPr>
-              <w:spacing w:after="0"/>
-            </w:pPr>
-            <w:r>
-              <w:rPr>
-                <w:sz w:val="19"/>
-              </w:rPr>
-              <w:t>Qué</w:t>
-            </w:r>
-          </w:p>
-        </w:tc>
-        <w:tc>
-          <w:tcPr>
-            <w:tcW w:w="7460" w:type="dxa"/>
-            <w:tcMar>
-              <w:top w:w="80" w:type="dxa"/>
-              <w:left w:w="120" w:type="dxa"/>
-              <w:bottom w:w="80" w:type="dxa"/>
-              <w:right w:w="120" w:type="dxa"/>
-            </w:tcMar>
-            <w:vAlign w:val="center"/>
-          </w:tcPr>
-          <w:p>
-            <w:pPr>
-              <w:spacing w:after="0"/>
-            </w:pPr>
-            <w:r>
-              <w:rPr>
-                <w:sz w:val="19"/>
-              </w:rPr>
-              <w:t>CI ejecuta controles reproducibles ante cambios; una puerta de calidad declara condiciones de aceptación.</w:t>
+            <w:tcW w:type="dxa" w:w="3096"/>
+            <w:vAlign w:val="center"/>
+          </w:tcPr>
+          <w:p>
+            <w:pPr>
+              <w:jc w:val="left"/>
+            </w:pPr>
+            <w:r>
+              <w:rPr>
+                <w:sz w:val="17"/>
+              </w:rPr>
+              <w:t>Regla pura</w:t>
+            </w:r>
+          </w:p>
+        </w:tc>
+        <w:tc>
+          <w:tcPr>
+            <w:tcW w:type="dxa" w:w="2088"/>
+            <w:vAlign w:val="center"/>
+          </w:tcPr>
+          <w:p>
+            <w:pPr>
+              <w:jc w:val="left"/>
+            </w:pPr>
+            <w:r>
+              <w:rPr>
+                <w:sz w:val="17"/>
+              </w:rPr>
+              <w:t>Unitaria</w:t>
+            </w:r>
+          </w:p>
+        </w:tc>
+        <w:tc>
+          <w:tcPr>
+            <w:tcW w:type="dxa" w:w="4536"/>
+            <w:vAlign w:val="center"/>
+          </w:tcPr>
+          <w:p>
+            <w:pPr>
+              <w:jc w:val="left"/>
+            </w:pPr>
+            <w:r>
+              <w:rPr>
+                <w:sz w:val="17"/>
+              </w:rPr>
+              <w:t>Aísla la decisión con diagnóstico preciso.</w:t>
             </w:r>
           </w:p>
         </w:tc>
@@ -10120,47 +11149,52 @@
       <w:tr>
         <w:tc>
           <w:tcPr>
-            <w:tcW w:w="1900" w:type="dxa"/>
-            <w:tcMar>
-              <w:top w:w="80" w:type="dxa"/>
-              <w:left w:w="120" w:type="dxa"/>
-              <w:bottom w:w="80" w:type="dxa"/>
-              <w:right w:w="120" w:type="dxa"/>
-            </w:tcMar>
-            <w:vAlign w:val="center"/>
-          </w:tcPr>
-          <w:p>
-            <w:pPr>
-              <w:spacing w:after="0"/>
-            </w:pPr>
-            <w:r>
-              <w:rPr>
-                <w:sz w:val="19"/>
-              </w:rPr>
-              <w:t>Por qué</w:t>
-            </w:r>
-          </w:p>
-        </w:tc>
-        <w:tc>
-          <w:tcPr>
-            <w:tcW w:w="7460" w:type="dxa"/>
-            <w:tcMar>
-              <w:top w:w="80" w:type="dxa"/>
-              <w:left w:w="120" w:type="dxa"/>
-              <w:bottom w:w="80" w:type="dxa"/>
-              <w:right w:w="120" w:type="dxa"/>
-            </w:tcMar>
-            <w:vAlign w:val="center"/>
-          </w:tcPr>
-          <w:p>
-            <w:pPr>
-              <w:spacing w:after="0"/>
-            </w:pPr>
-            <w:r>
-              <w:rPr>
-                <w:sz w:val="19"/>
-              </w:rPr>
-              <w:t>Una suite que solo se ejecuta manualmente puede olvidarse o depender del equipo local.</w:t>
+            <w:tcW w:type="dxa" w:w="3096"/>
+            <w:vAlign w:val="center"/>
+          </w:tcPr>
+          <w:p>
+            <w:pPr>
+              <w:jc w:val="left"/>
+            </w:pPr>
+            <w:r>
+              <w:rPr>
+                <w:sz w:val="17"/>
+              </w:rPr>
+              <w:t>Colaboración con archivo o base real</w:t>
+            </w:r>
+          </w:p>
+        </w:tc>
+        <w:tc>
+          <w:tcPr>
+            <w:tcW w:type="dxa" w:w="2088"/>
+            <w:vAlign w:val="center"/>
+          </w:tcPr>
+          <w:p>
+            <w:pPr>
+              <w:jc w:val="left"/>
+            </w:pPr>
+            <w:r>
+              <w:rPr>
+                <w:sz w:val="17"/>
+              </w:rPr>
+              <w:t>Integración</w:t>
+            </w:r>
+          </w:p>
+        </w:tc>
+        <w:tc>
+          <w:tcPr>
+            <w:tcW w:type="dxa" w:w="4536"/>
+            <w:vAlign w:val="center"/>
+          </w:tcPr>
+          <w:p>
+            <w:pPr>
+              <w:jc w:val="left"/>
+            </w:pPr>
+            <w:r>
+              <w:rPr>
+                <w:sz w:val="17"/>
+              </w:rPr>
+              <w:t>Comprueba adaptadores y recursos reales.</w:t>
             </w:r>
           </w:p>
         </w:tc>
@@ -10168,47 +11202,52 @@
       <w:tr>
         <w:tc>
           <w:tcPr>
-            <w:tcW w:w="1900" w:type="dxa"/>
-            <w:tcMar>
-              <w:top w:w="80" w:type="dxa"/>
-              <w:left w:w="120" w:type="dxa"/>
-              <w:bottom w:w="80" w:type="dxa"/>
-              <w:right w:w="120" w:type="dxa"/>
-            </w:tcMar>
-            <w:vAlign w:val="center"/>
-          </w:tcPr>
-          <w:p>
-            <w:pPr>
-              <w:spacing w:after="0"/>
-            </w:pPr>
-            <w:r>
-              <w:rPr>
-                <w:sz w:val="19"/>
-              </w:rPr>
-              <w:t>Para qué</w:t>
-            </w:r>
-          </w:p>
-        </w:tc>
-        <w:tc>
-          <w:tcPr>
-            <w:tcW w:w="7460" w:type="dxa"/>
-            <w:tcMar>
-              <w:top w:w="80" w:type="dxa"/>
-              <w:left w:w="120" w:type="dxa"/>
-              <w:bottom w:w="80" w:type="dxa"/>
-              <w:right w:w="120" w:type="dxa"/>
-            </w:tcMar>
-            <w:vAlign w:val="center"/>
-          </w:tcPr>
-          <w:p>
-            <w:pPr>
-              <w:spacing w:after="0"/>
-            </w:pPr>
-            <w:r>
-              <w:rPr>
-                <w:sz w:val="19"/>
-              </w:rPr>
-              <w:t>Convertir pruebas, estilo y cobertura razonada en evidencia repetible.</w:t>
+            <w:tcW w:type="dxa" w:w="3096"/>
+            <w:vAlign w:val="center"/>
+          </w:tcPr>
+          <w:p>
+            <w:pPr>
+              <w:jc w:val="left"/>
+            </w:pPr>
+            <w:r>
+              <w:rPr>
+                <w:sz w:val="17"/>
+              </w:rPr>
+              <w:t>JSON, evento o interfaz compartida</w:t>
+            </w:r>
+          </w:p>
+        </w:tc>
+        <w:tc>
+          <w:tcPr>
+            <w:tcW w:type="dxa" w:w="2088"/>
+            <w:vAlign w:val="center"/>
+          </w:tcPr>
+          <w:p>
+            <w:pPr>
+              <w:jc w:val="left"/>
+            </w:pPr>
+            <w:r>
+              <w:rPr>
+                <w:sz w:val="17"/>
+              </w:rPr>
+              <w:t>Contrato</w:t>
+            </w:r>
+          </w:p>
+        </w:tc>
+        <w:tc>
+          <w:tcPr>
+            <w:tcW w:type="dxa" w:w="4536"/>
+            <w:vAlign w:val="center"/>
+          </w:tcPr>
+          <w:p>
+            <w:pPr>
+              <w:jc w:val="left"/>
+            </w:pPr>
+            <w:r>
+              <w:rPr>
+                <w:sz w:val="17"/>
+              </w:rPr>
+              <w:t>Protege el acuerdo entre productor y consumidor.</w:t>
             </w:r>
           </w:p>
         </w:tc>
@@ -10216,47 +11255,145 @@
       <w:tr>
         <w:tc>
           <w:tcPr>
-            <w:tcW w:w="1900" w:type="dxa"/>
-            <w:tcMar>
-              <w:top w:w="80" w:type="dxa"/>
-              <w:left w:w="120" w:type="dxa"/>
-              <w:bottom w:w="80" w:type="dxa"/>
-              <w:right w:w="120" w:type="dxa"/>
-            </w:tcMar>
-            <w:vAlign w:val="center"/>
-          </w:tcPr>
-          <w:p>
-            <w:pPr>
-              <w:spacing w:after="0"/>
-            </w:pPr>
-            <w:r>
-              <w:rPr>
-                <w:sz w:val="19"/>
-              </w:rPr>
-              <w:t>Qué observar</w:t>
-            </w:r>
-          </w:p>
-        </w:tc>
-        <w:tc>
-          <w:tcPr>
-            <w:tcW w:w="7460" w:type="dxa"/>
-            <w:tcMar>
-              <w:top w:w="80" w:type="dxa"/>
-              <w:left w:w="120" w:type="dxa"/>
-              <w:bottom w:w="80" w:type="dxa"/>
-              <w:right w:w="120" w:type="dxa"/>
-            </w:tcMar>
-            <w:vAlign w:val="center"/>
-          </w:tcPr>
-          <w:p>
-            <w:pPr>
-              <w:spacing w:after="0"/>
-            </w:pPr>
-            <w:r>
-              <w:rPr>
-                <w:sz w:val="19"/>
-              </w:rPr>
-              <w:t>La automatización no mejora pruebas débiles: solo las repite con disciplina.</w:t>
+            <w:tcW w:type="dxa" w:w="3096"/>
+            <w:vAlign w:val="center"/>
+          </w:tcPr>
+          <w:p>
+            <w:pPr>
+              <w:jc w:val="left"/>
+            </w:pPr>
+            <w:r>
+              <w:rPr>
+                <w:sz w:val="17"/>
+              </w:rPr>
+              <w:t>Recorrido crítico completo</w:t>
+            </w:r>
+          </w:p>
+        </w:tc>
+        <w:tc>
+          <w:tcPr>
+            <w:tcW w:type="dxa" w:w="2088"/>
+            <w:vAlign w:val="center"/>
+          </w:tcPr>
+          <w:p>
+            <w:pPr>
+              <w:jc w:val="left"/>
+            </w:pPr>
+            <w:r>
+              <w:rPr>
+                <w:sz w:val="17"/>
+              </w:rPr>
+              <w:t>End-to-end</w:t>
+            </w:r>
+          </w:p>
+        </w:tc>
+        <w:tc>
+          <w:tcPr>
+            <w:tcW w:type="dxa" w:w="4536"/>
+            <w:vAlign w:val="center"/>
+          </w:tcPr>
+          <w:p>
+            <w:pPr>
+              <w:jc w:val="left"/>
+            </w:pPr>
+            <w:r>
+              <w:rPr>
+                <w:sz w:val="17"/>
+              </w:rPr>
+              <w:t>Valida el sistema desde una entrada hasta su salida.</w:t>
+            </w:r>
+          </w:p>
+        </w:tc>
+      </w:tr>
+    </w:tbl>
+    <w:p>
+      <w:pPr>
+        <w:spacing w:after="60"/>
+      </w:pPr>
+    </w:p>
+    <w:p>
+      <w:r>
+        <w:t>Se asciende de nivel solo cuando la evidencia exige una colaboración real. Repetir todos los casos en todos los niveles aumenta coste sin aumentar proporcionalmente la confianza.</w:t>
+      </w:r>
+    </w:p>
+    <w:p>
+      <w:pPr>
+        <w:pStyle w:val="Ttulo2"/>
+      </w:pPr>
+      <w:r>
+        <w:t>Fase 5 — Seleccionar la técnica</w:t>
+      </w:r>
+    </w:p>
+    <w:tbl>
+      <w:tblPr>
+        <w:tblStyle w:val="Tablaconcuadrcula"/>
+        <w:tblW w:type="auto" w:w="0"/>
+        <w:tblLayout w:type="fixed"/>
+        <w:tblLook w:firstColumn="1" w:firstRow="1" w:lastColumn="0" w:lastRow="0" w:noHBand="0" w:noVBand="1" w:val="04A0"/>
+      </w:tblPr>
+      <w:tblGrid>
+        <w:gridCol w:w="3120"/>
+        <w:gridCol w:w="3120"/>
+        <w:gridCol w:w="3120"/>
+      </w:tblGrid>
+      <w:tr>
+        <w:trPr>
+          <w:tblHeader w:val="true"/>
+        </w:trPr>
+        <w:tc>
+          <w:tcPr>
+            <w:tcW w:type="dxa" w:w="3024"/>
+            <w:vAlign w:val="center"/>
+            <w:shd w:fill="D9E2F3"/>
+          </w:tcPr>
+          <w:p>
+            <w:pPr>
+              <w:jc w:val="left"/>
+            </w:pPr>
+            <w:r>
+              <w:rPr>
+                <w:b/>
+                <w:sz w:val="18"/>
+              </w:rPr>
+              <w:t>Elemento detectado</w:t>
+            </w:r>
+          </w:p>
+        </w:tc>
+        <w:tc>
+          <w:tcPr>
+            <w:tcW w:type="dxa" w:w="2592"/>
+            <w:vAlign w:val="center"/>
+            <w:shd w:fill="D9E2F3"/>
+          </w:tcPr>
+          <w:p>
+            <w:pPr>
+              <w:jc w:val="left"/>
+            </w:pPr>
+            <w:r>
+              <w:rPr>
+                <w:b/>
+                <w:sz w:val="18"/>
+              </w:rPr>
+              <w:t>Técnica</w:t>
+            </w:r>
+          </w:p>
+        </w:tc>
+        <w:tc>
+          <w:tcPr>
+            <w:tcW w:type="dxa" w:w="4104"/>
+            <w:vAlign w:val="center"/>
+            <w:shd w:fill="D9E2F3"/>
+          </w:tcPr>
+          <w:p>
+            <w:pPr>
+              <w:jc w:val="left"/>
+            </w:pPr>
+            <w:r>
+              <w:rPr>
+                <w:b/>
+                <w:sz w:val="18"/>
+              </w:rPr>
+              <w:t>Pregunta que resuelve</w:t>
             </w:r>
           </w:p>
         </w:tc>
@@ -10264,47 +11401,582 @@
       <w:tr>
         <w:tc>
           <w:tcPr>
-            <w:tcW w:w="1900" w:type="dxa"/>
-            <w:tcMar>
-              <w:top w:w="80" w:type="dxa"/>
-              <w:left w:w="120" w:type="dxa"/>
-              <w:bottom w:w="80" w:type="dxa"/>
-              <w:right w:w="120" w:type="dxa"/>
-            </w:tcMar>
-            <w:vAlign w:val="center"/>
-          </w:tcPr>
-          <w:p>
-            <w:pPr>
-              <w:spacing w:after="0"/>
-            </w:pPr>
-            <w:r>
-              <w:rPr>
-                <w:sz w:val="19"/>
-              </w:rPr>
-              <w:t>Estado</w:t>
-            </w:r>
-          </w:p>
-        </w:tc>
-        <w:tc>
-          <w:tcPr>
-            <w:tcW w:w="7460" w:type="dxa"/>
-            <w:tcMar>
-              <w:top w:w="80" w:type="dxa"/>
-              <w:left w:w="120" w:type="dxa"/>
-              <w:bottom w:w="80" w:type="dxa"/>
-              <w:right w:w="120" w:type="dxa"/>
-            </w:tcMar>
-            <w:vAlign w:val="center"/>
-          </w:tcPr>
-          <w:p>
-            <w:pPr>
-              <w:spacing w:after="0"/>
-            </w:pPr>
-            <w:r>
-              <w:rPr>
-                <w:sz w:val="19"/>
-              </w:rPr>
-              <w:t>PENDIENTE</w:t>
+            <w:tcW w:type="dxa" w:w="3024"/>
+            <w:vAlign w:val="center"/>
+          </w:tcPr>
+          <w:p>
+            <w:pPr>
+              <w:jc w:val="left"/>
+            </w:pPr>
+            <w:r>
+              <w:rPr>
+                <w:sz w:val="17"/>
+              </w:rPr>
+              <w:t>Tabla de decisiones</w:t>
+            </w:r>
+          </w:p>
+        </w:tc>
+        <w:tc>
+          <w:tcPr>
+            <w:tcW w:type="dxa" w:w="2592"/>
+            <w:vAlign w:val="center"/>
+          </w:tcPr>
+          <w:p>
+            <w:pPr>
+              <w:jc w:val="left"/>
+            </w:pPr>
+            <w:r>
+              <w:rPr>
+                <w:sz w:val="17"/>
+              </w:rPr>
+              <w:t>Parametrización</w:t>
+            </w:r>
+          </w:p>
+        </w:tc>
+        <w:tc>
+          <w:tcPr>
+            <w:tcW w:type="dxa" w:w="4104"/>
+            <w:vAlign w:val="center"/>
+          </w:tcPr>
+          <w:p>
+            <w:pPr>
+              <w:jc w:val="left"/>
+            </w:pPr>
+            <w:r>
+              <w:rPr>
+                <w:sz w:val="17"/>
+              </w:rPr>
+              <w:t>¿Todos los casos conocidos cumplen?</w:t>
+            </w:r>
+          </w:p>
+        </w:tc>
+      </w:tr>
+      <w:tr>
+        <w:tc>
+          <w:tcPr>
+            <w:tcW w:type="dxa" w:w="3024"/>
+            <w:vAlign w:val="center"/>
+          </w:tcPr>
+          <w:p>
+            <w:pPr>
+              <w:jc w:val="left"/>
+            </w:pPr>
+            <w:r>
+              <w:rPr>
+                <w:sz w:val="17"/>
+              </w:rPr>
+              <w:t>Exploración dinámica</w:t>
+            </w:r>
+          </w:p>
+        </w:tc>
+        <w:tc>
+          <w:tcPr>
+            <w:tcW w:type="dxa" w:w="2592"/>
+            <w:vAlign w:val="center"/>
+          </w:tcPr>
+          <w:p>
+            <w:pPr>
+              <w:jc w:val="left"/>
+            </w:pPr>
+            <w:r>
+              <w:rPr>
+                <w:sz w:val="17"/>
+              </w:rPr>
+              <w:t>Subtests</w:t>
+            </w:r>
+          </w:p>
+        </w:tc>
+        <w:tc>
+          <w:tcPr>
+            <w:tcW w:type="dxa" w:w="4104"/>
+            <w:vAlign w:val="center"/>
+          </w:tcPr>
+          <w:p>
+            <w:pPr>
+              <w:jc w:val="left"/>
+            </w:pPr>
+            <w:r>
+              <w:rPr>
+                <w:sz w:val="17"/>
+              </w:rPr>
+              <w:t>¿Qué comprobaciones fallan sin detener el grupo?</w:t>
+            </w:r>
+          </w:p>
+        </w:tc>
+      </w:tr>
+      <w:tr>
+        <w:tc>
+          <w:tcPr>
+            <w:tcW w:type="dxa" w:w="3024"/>
+            <w:vAlign w:val="center"/>
+          </w:tcPr>
+          <w:p>
+            <w:pPr>
+              <w:jc w:val="left"/>
+            </w:pPr>
+            <w:r>
+              <w:rPr>
+                <w:sz w:val="17"/>
+              </w:rPr>
+              <w:t>Entrada inválida</w:t>
+            </w:r>
+          </w:p>
+        </w:tc>
+        <w:tc>
+          <w:tcPr>
+            <w:tcW w:type="dxa" w:w="2592"/>
+            <w:vAlign w:val="center"/>
+          </w:tcPr>
+          <w:p>
+            <w:pPr>
+              <w:jc w:val="left"/>
+            </w:pPr>
+            <w:r>
+              <w:rPr>
+                <w:sz w:val="17"/>
+              </w:rPr>
+              <w:t>pytest.raises</w:t>
+            </w:r>
+          </w:p>
+        </w:tc>
+        <w:tc>
+          <w:tcPr>
+            <w:tcW w:type="dxa" w:w="4104"/>
+            <w:vAlign w:val="center"/>
+          </w:tcPr>
+          <w:p>
+            <w:pPr>
+              <w:jc w:val="left"/>
+            </w:pPr>
+            <w:r>
+              <w:rPr>
+                <w:sz w:val="17"/>
+              </w:rPr>
+              <w:t>¿El error forma parte del contrato?</w:t>
+            </w:r>
+          </w:p>
+        </w:tc>
+      </w:tr>
+      <w:tr>
+        <w:tc>
+          <w:tcPr>
+            <w:tcW w:type="dxa" w:w="3024"/>
+            <w:vAlign w:val="center"/>
+          </w:tcPr>
+          <w:p>
+            <w:pPr>
+              <w:jc w:val="left"/>
+            </w:pPr>
+            <w:r>
+              <w:rPr>
+                <w:sz w:val="17"/>
+              </w:rPr>
+              <w:t>Preparación repetida</w:t>
+            </w:r>
+          </w:p>
+        </w:tc>
+        <w:tc>
+          <w:tcPr>
+            <w:tcW w:type="dxa" w:w="2592"/>
+            <w:vAlign w:val="center"/>
+          </w:tcPr>
+          <w:p>
+            <w:pPr>
+              <w:jc w:val="left"/>
+            </w:pPr>
+            <w:r>
+              <w:rPr>
+                <w:sz w:val="17"/>
+              </w:rPr>
+              <w:t>Fixture</w:t>
+            </w:r>
+          </w:p>
+        </w:tc>
+        <w:tc>
+          <w:tcPr>
+            <w:tcW w:type="dxa" w:w="4104"/>
+            <w:vAlign w:val="center"/>
+          </w:tcPr>
+          <w:p>
+            <w:pPr>
+              <w:jc w:val="left"/>
+            </w:pPr>
+            <w:r>
+              <w:rPr>
+                <w:sz w:val="17"/>
+              </w:rPr>
+              <w:t>¿Cómo obtener contexto fiable y limpiarlo?</w:t>
+            </w:r>
+          </w:p>
+        </w:tc>
+      </w:tr>
+      <w:tr>
+        <w:tc>
+          <w:tcPr>
+            <w:tcW w:type="dxa" w:w="3024"/>
+            <w:vAlign w:val="center"/>
+          </w:tcPr>
+          <w:p>
+            <w:pPr>
+              <w:jc w:val="left"/>
+            </w:pPr>
+            <w:r>
+              <w:rPr>
+                <w:sz w:val="17"/>
+              </w:rPr>
+              <w:t>Servicio externo</w:t>
+            </w:r>
+          </w:p>
+        </w:tc>
+        <w:tc>
+          <w:tcPr>
+            <w:tcW w:type="dxa" w:w="2592"/>
+            <w:vAlign w:val="center"/>
+          </w:tcPr>
+          <w:p>
+            <w:pPr>
+              <w:jc w:val="left"/>
+            </w:pPr>
+            <w:r>
+              <w:rPr>
+                <w:sz w:val="17"/>
+              </w:rPr>
+              <w:t>Stub, spy o mock</w:t>
+            </w:r>
+          </w:p>
+        </w:tc>
+        <w:tc>
+          <w:tcPr>
+            <w:tcW w:type="dxa" w:w="4104"/>
+            <w:vAlign w:val="center"/>
+          </w:tcPr>
+          <w:p>
+            <w:pPr>
+              <w:jc w:val="left"/>
+            </w:pPr>
+            <w:r>
+              <w:rPr>
+                <w:sz w:val="17"/>
+              </w:rPr>
+              <w:t>¿Cómo controlar respuesta e interacción?</w:t>
+            </w:r>
+          </w:p>
+        </w:tc>
+      </w:tr>
+      <w:tr>
+        <w:tc>
+          <w:tcPr>
+            <w:tcW w:type="dxa" w:w="3024"/>
+            <w:vAlign w:val="center"/>
+          </w:tcPr>
+          <w:p>
+            <w:pPr>
+              <w:jc w:val="left"/>
+            </w:pPr>
+            <w:r>
+              <w:rPr>
+                <w:sz w:val="17"/>
+              </w:rPr>
+              <w:t>Repositorio con estado</w:t>
+            </w:r>
+          </w:p>
+        </w:tc>
+        <w:tc>
+          <w:tcPr>
+            <w:tcW w:type="dxa" w:w="2592"/>
+            <w:vAlign w:val="center"/>
+          </w:tcPr>
+          <w:p>
+            <w:pPr>
+              <w:jc w:val="left"/>
+            </w:pPr>
+            <w:r>
+              <w:rPr>
+                <w:sz w:val="17"/>
+              </w:rPr>
+              <w:t>Fake</w:t>
+            </w:r>
+          </w:p>
+        </w:tc>
+        <w:tc>
+          <w:tcPr>
+            <w:tcW w:type="dxa" w:w="4104"/>
+            <w:vAlign w:val="center"/>
+          </w:tcPr>
+          <w:p>
+            <w:pPr>
+              <w:jc w:val="left"/>
+            </w:pPr>
+            <w:r>
+              <w:rPr>
+                <w:sz w:val="17"/>
+              </w:rPr>
+              <w:t>¿Cómo simular comportamiento sin infraestructura?</w:t>
+            </w:r>
+          </w:p>
+        </w:tc>
+      </w:tr>
+      <w:tr>
+        <w:tc>
+          <w:tcPr>
+            <w:tcW w:type="dxa" w:w="3024"/>
+            <w:vAlign w:val="center"/>
+          </w:tcPr>
+          <w:p>
+            <w:pPr>
+              <w:jc w:val="left"/>
+            </w:pPr>
+            <w:r>
+              <w:rPr>
+                <w:sz w:val="17"/>
+              </w:rPr>
+              <w:t>Entorno o atributo</w:t>
+            </w:r>
+          </w:p>
+        </w:tc>
+        <w:tc>
+          <w:tcPr>
+            <w:tcW w:type="dxa" w:w="2592"/>
+            <w:vAlign w:val="center"/>
+          </w:tcPr>
+          <w:p>
+            <w:pPr>
+              <w:jc w:val="left"/>
+            </w:pPr>
+            <w:r>
+              <w:rPr>
+                <w:sz w:val="17"/>
+              </w:rPr>
+              <w:t>monkeypatch</w:t>
+            </w:r>
+          </w:p>
+        </w:tc>
+        <w:tc>
+          <w:tcPr>
+            <w:tcW w:type="dxa" w:w="4104"/>
+            <w:vAlign w:val="center"/>
+          </w:tcPr>
+          <w:p>
+            <w:pPr>
+              <w:jc w:val="left"/>
+            </w:pPr>
+            <w:r>
+              <w:rPr>
+                <w:sz w:val="17"/>
+              </w:rPr>
+              <w:t>¿Cómo sustituirlo temporalmente?</w:t>
+            </w:r>
+          </w:p>
+        </w:tc>
+      </w:tr>
+      <w:tr>
+        <w:tc>
+          <w:tcPr>
+            <w:tcW w:type="dxa" w:w="3024"/>
+            <w:vAlign w:val="center"/>
+          </w:tcPr>
+          <w:p>
+            <w:pPr>
+              <w:jc w:val="left"/>
+            </w:pPr>
+            <w:r>
+              <w:rPr>
+                <w:sz w:val="17"/>
+              </w:rPr>
+              <w:t>Archivos temporales</w:t>
+            </w:r>
+          </w:p>
+        </w:tc>
+        <w:tc>
+          <w:tcPr>
+            <w:tcW w:type="dxa" w:w="2592"/>
+            <w:vAlign w:val="center"/>
+          </w:tcPr>
+          <w:p>
+            <w:pPr>
+              <w:jc w:val="left"/>
+            </w:pPr>
+            <w:r>
+              <w:rPr>
+                <w:sz w:val="17"/>
+              </w:rPr>
+              <w:t>tmp_path</w:t>
+            </w:r>
+          </w:p>
+        </w:tc>
+        <w:tc>
+          <w:tcPr>
+            <w:tcW w:type="dxa" w:w="4104"/>
+            <w:vAlign w:val="center"/>
+          </w:tcPr>
+          <w:p>
+            <w:pPr>
+              <w:jc w:val="left"/>
+            </w:pPr>
+            <w:r>
+              <w:rPr>
+                <w:sz w:val="17"/>
+              </w:rPr>
+              <w:t>¿Cómo integrar sin dejar residuos?</w:t>
+            </w:r>
+          </w:p>
+        </w:tc>
+      </w:tr>
+      <w:tr>
+        <w:tc>
+          <w:tcPr>
+            <w:tcW w:type="dxa" w:w="3024"/>
+            <w:vAlign w:val="center"/>
+          </w:tcPr>
+          <w:p>
+            <w:pPr>
+              <w:jc w:val="left"/>
+            </w:pPr>
+            <w:r>
+              <w:rPr>
+                <w:sz w:val="17"/>
+              </w:rPr>
+              <w:t>Subconjunto operativo</w:t>
+            </w:r>
+          </w:p>
+        </w:tc>
+        <w:tc>
+          <w:tcPr>
+            <w:tcW w:type="dxa" w:w="2592"/>
+            <w:vAlign w:val="center"/>
+          </w:tcPr>
+          <w:p>
+            <w:pPr>
+              <w:jc w:val="left"/>
+            </w:pPr>
+            <w:r>
+              <w:rPr>
+                <w:sz w:val="17"/>
+              </w:rPr>
+              <w:t>Marcadores o Node ID</w:t>
+            </w:r>
+          </w:p>
+        </w:tc>
+        <w:tc>
+          <w:tcPr>
+            <w:tcW w:type="dxa" w:w="4104"/>
+            <w:vAlign w:val="center"/>
+          </w:tcPr>
+          <w:p>
+            <w:pPr>
+              <w:jc w:val="left"/>
+            </w:pPr>
+            <w:r>
+              <w:rPr>
+                <w:sz w:val="17"/>
+              </w:rPr>
+              <w:t>¿Cómo seleccionar la ejecución?</w:t>
+            </w:r>
+          </w:p>
+        </w:tc>
+      </w:tr>
+      <w:tr>
+        <w:tc>
+          <w:tcPr>
+            <w:tcW w:type="dxa" w:w="3024"/>
+            <w:vAlign w:val="center"/>
+          </w:tcPr>
+          <w:p>
+            <w:pPr>
+              <w:jc w:val="left"/>
+            </w:pPr>
+            <w:r>
+              <w:rPr>
+                <w:sz w:val="17"/>
+              </w:rPr>
+              <w:t>Huecos de ejecución</w:t>
+            </w:r>
+          </w:p>
+        </w:tc>
+        <w:tc>
+          <w:tcPr>
+            <w:tcW w:type="dxa" w:w="2592"/>
+            <w:vAlign w:val="center"/>
+          </w:tcPr>
+          <w:p>
+            <w:pPr>
+              <w:jc w:val="left"/>
+            </w:pPr>
+            <w:r>
+              <w:rPr>
+                <w:sz w:val="17"/>
+              </w:rPr>
+              <w:t>Cobertura</w:t>
+            </w:r>
+          </w:p>
+        </w:tc>
+        <w:tc>
+          <w:tcPr>
+            <w:tcW w:type="dxa" w:w="4104"/>
+            <w:vAlign w:val="center"/>
+          </w:tcPr>
+          <w:p>
+            <w:pPr>
+              <w:jc w:val="left"/>
+            </w:pPr>
+            <w:r>
+              <w:rPr>
+                <w:sz w:val="17"/>
+              </w:rPr>
+              <w:t>¿Qué líneas o ramas no fueron recorridas?</w:t>
+            </w:r>
+          </w:p>
+        </w:tc>
+      </w:tr>
+      <w:tr>
+        <w:tc>
+          <w:tcPr>
+            <w:tcW w:type="dxa" w:w="3024"/>
+            <w:vAlign w:val="center"/>
+          </w:tcPr>
+          <w:p>
+            <w:pPr>
+              <w:jc w:val="left"/>
+            </w:pPr>
+            <w:r>
+              <w:rPr>
+                <w:sz w:val="17"/>
+              </w:rPr>
+              <w:t>Cambio compartido</w:t>
+            </w:r>
+          </w:p>
+        </w:tc>
+        <w:tc>
+          <w:tcPr>
+            <w:tcW w:type="dxa" w:w="2592"/>
+            <w:vAlign w:val="center"/>
+          </w:tcPr>
+          <w:p>
+            <w:pPr>
+              <w:jc w:val="left"/>
+            </w:pPr>
+            <w:r>
+              <w:rPr>
+                <w:sz w:val="17"/>
+              </w:rPr>
+              <w:t>CI</w:t>
+            </w:r>
+          </w:p>
+        </w:tc>
+        <w:tc>
+          <w:tcPr>
+            <w:tcW w:type="dxa" w:w="4104"/>
+            <w:vAlign w:val="center"/>
+          </w:tcPr>
+          <w:p>
+            <w:pPr>
+              <w:jc w:val="left"/>
+            </w:pPr>
+            <w:r>
+              <w:rPr>
+                <w:sz w:val="17"/>
+              </w:rPr>
+              <w:t>¿Se instala y prueba en un entorno limpio?</w:t>
             </w:r>
           </w:p>
         </w:tc>
@@ -10312,7 +11984,7 @@
     </w:tbl>
     <w:p>
       <w:pPr>
-        <w:spacing w:after="20"/>
+        <w:spacing w:after="60"/>
       </w:pPr>
     </w:p>
     <w:p>
@@ -10320,43 +11992,593 @@
         <w:pStyle w:val="Ttulo2"/>
       </w:pPr>
       <w:r>
-        <w:t>Práctica guiada</w:t>
+        <w:t>Fase 6 — Diseñar la suite mínima viable</w:t>
+      </w:r>
+    </w:p>
+    <w:p>
+      <w:r>
+        <w:t>La primera suite debe proteger los riesgos principales con el menor coste de mantenimiento razonable.</w:t>
+      </w:r>
+    </w:p>
+    <w:p>
+      <w:pPr>
+        <w:pStyle w:val="Listaconvietas"/>
+      </w:pPr>
+      <w:r>
+        <w:t>Un camino feliz por comportamiento crítico.</w:t>
+      </w:r>
+    </w:p>
+    <w:p>
+      <w:pPr>
+        <w:pStyle w:val="Listaconvietas"/>
+      </w:pPr>
+      <w:r>
+        <w:t>Límites y particiones relevantes.</w:t>
+      </w:r>
+    </w:p>
+    <w:p>
+      <w:pPr>
+        <w:pStyle w:val="Listaconvietas"/>
+      </w:pPr>
+      <w:r>
+        <w:t>Errores que formen parte del contrato.</w:t>
+      </w:r>
+    </w:p>
+    <w:p>
+      <w:pPr>
+        <w:pStyle w:val="Listaconvietas"/>
+      </w:pPr>
+      <w:r>
+        <w:t>Una prueba de integración por frontera importante.</w:t>
+      </w:r>
+    </w:p>
+    <w:p>
+      <w:pPr>
+        <w:pStyle w:val="Listaconvietas"/>
+      </w:pPr>
+      <w:r>
+        <w:t>Contratos compartidos con otros componentes.</w:t>
+      </w:r>
+    </w:p>
+    <w:p>
+      <w:pPr>
+        <w:pStyle w:val="Listaconvietas"/>
+      </w:pPr>
+      <w:r>
+        <w:t>Pocos recorridos E2E de alto valor.</w:t>
+      </w:r>
+    </w:p>
+    <w:p>
+      <w:pPr>
+        <w:pStyle w:val="Listaconvietas"/>
+      </w:pPr>
+      <w:r>
+        <w:t>Automatización reproducible desde el principio.</w:t>
+      </w:r>
+    </w:p>
+    <w:p>
+      <w:r>
+        <w:t>No se selecciona una cantidad fija de pruebas. Se detiene la expansión cuando los riesgos prioritarios tienen evidencia suficiente y el coste marginal supera el valor esperado.</w:t>
+      </w:r>
+    </w:p>
+    <w:p>
+      <w:pPr>
+        <w:pStyle w:val="Ttulo2"/>
+      </w:pPr>
+      <w:r>
+        <w:t>Fase 7 — Matriz riesgo → prueba → evidencia</w:t>
       </w:r>
     </w:p>
     <w:tbl>
       <w:tblPr>
-        <w:tblW w:w="9360" w:type="dxa"/>
-        <w:tblInd w:w="120" w:type="dxa"/>
+        <w:tblStyle w:val="Tablaconcuadrcula"/>
+        <w:tblW w:type="auto" w:w="0"/>
         <w:tblLayout w:type="fixed"/>
-        <w:tblLook w:val="04A0" w:firstRow="1" w:lastRow="0" w:firstColumn="1" w:lastColumn="0" w:noHBand="0" w:noVBand="1"/>
+        <w:tblLook w:firstColumn="1" w:firstRow="1" w:lastColumn="0" w:lastRow="0" w:noHBand="0" w:noVBand="1" w:val="04A0"/>
       </w:tblPr>
       <w:tblGrid>
-        <w:gridCol w:w="9360"/>
+        <w:gridCol w:w="2340"/>
+        <w:gridCol w:w="2340"/>
+        <w:gridCol w:w="2340"/>
+        <w:gridCol w:w="2340"/>
       </w:tblGrid>
       <w:tr>
-        <w:tc>
-          <w:tcPr>
-            <w:tcW w:w="9360" w:type="dxa"/>
-            <w:shd w:val="clear" w:color="auto" w:fill="F7F8FA"/>
-            <w:tcMar>
-              <w:top w:w="80" w:type="dxa"/>
-              <w:left w:w="120" w:type="dxa"/>
-              <w:bottom w:w="80" w:type="dxa"/>
-              <w:right w:w="120" w:type="dxa"/>
-            </w:tcMar>
-            <w:vAlign w:val="center"/>
-          </w:tcPr>
-          <w:p>
-            <w:pPr>
-              <w:spacing w:after="0" w:line="252" w:lineRule="auto"/>
-            </w:pPr>
-            <w:r>
-              <w:rPr>
-                <w:rFonts w:ascii="Consolas" w:hAnsi="Consolas"/>
-                <w:color w:val="202124"/>
+        <w:trPr>
+          <w:tblHeader w:val="true"/>
+        </w:trPr>
+        <w:tc>
+          <w:tcPr>
+            <w:tcW w:type="dxa" w:w="2448"/>
+            <w:vAlign w:val="center"/>
+            <w:shd w:fill="D9E2F3"/>
+          </w:tcPr>
+          <w:p>
+            <w:pPr>
+              <w:jc w:val="left"/>
+            </w:pPr>
+            <w:r>
+              <w:rPr>
+                <w:b/>
                 <w:sz w:val="18"/>
               </w:rPr>
-              <w:t>push / pull request → entorno limpio → instalar → probar → informar</w:t>
+              <w:t>Riesgo</w:t>
+            </w:r>
+          </w:p>
+        </w:tc>
+        <w:tc>
+          <w:tcPr>
+            <w:tcW w:type="dxa" w:w="3024"/>
+            <w:vAlign w:val="center"/>
+            <w:shd w:fill="D9E2F3"/>
+          </w:tcPr>
+          <w:p>
+            <w:pPr>
+              <w:jc w:val="left"/>
+            </w:pPr>
+            <w:r>
+              <w:rPr>
+                <w:b/>
+                <w:sz w:val="18"/>
+              </w:rPr>
+              <w:t>Contrato</w:t>
+            </w:r>
+          </w:p>
+        </w:tc>
+        <w:tc>
+          <w:tcPr>
+            <w:tcW w:type="dxa" w:w="2232"/>
+            <w:vAlign w:val="center"/>
+            <w:shd w:fill="D9E2F3"/>
+          </w:tcPr>
+          <w:p>
+            <w:pPr>
+              <w:jc w:val="left"/>
+            </w:pPr>
+            <w:r>
+              <w:rPr>
+                <w:b/>
+                <w:sz w:val="18"/>
+              </w:rPr>
+              <w:t>Nivel/técnica</w:t>
+            </w:r>
+          </w:p>
+        </w:tc>
+        <w:tc>
+          <w:tcPr>
+            <w:tcW w:type="dxa" w:w="2016"/>
+            <w:vAlign w:val="center"/>
+            <w:shd w:fill="D9E2F3"/>
+          </w:tcPr>
+          <w:p>
+            <w:pPr>
+              <w:jc w:val="left"/>
+            </w:pPr>
+            <w:r>
+              <w:rPr>
+                <w:b/>
+                <w:sz w:val="18"/>
+              </w:rPr>
+              <w:t>Evidencia</w:t>
+            </w:r>
+          </w:p>
+        </w:tc>
+      </w:tr>
+      <w:tr>
+        <w:tc>
+          <w:tcPr>
+            <w:tcW w:type="dxa" w:w="2448"/>
+            <w:vAlign w:val="center"/>
+          </w:tcPr>
+          <w:p>
+            <w:pPr>
+              <w:jc w:val="left"/>
+            </w:pPr>
+            <w:r>
+              <w:rPr>
+                <w:sz w:val="17"/>
+              </w:rPr>
+              <w:t>Clasificación incorrecta en un límite</w:t>
+            </w:r>
+          </w:p>
+        </w:tc>
+        <w:tc>
+          <w:tcPr>
+            <w:tcW w:type="dxa" w:w="3024"/>
+            <w:vAlign w:val="center"/>
+          </w:tcPr>
+          <w:p>
+            <w:pPr>
+              <w:jc w:val="left"/>
+            </w:pPr>
+            <w:r>
+              <w:rPr>
+                <w:sz w:val="17"/>
+              </w:rPr>
+              <w:t>0–100 produce la categoría acordada</w:t>
+            </w:r>
+          </w:p>
+        </w:tc>
+        <w:tc>
+          <w:tcPr>
+            <w:tcW w:type="dxa" w:w="2232"/>
+            <w:vAlign w:val="center"/>
+          </w:tcPr>
+          <w:p>
+            <w:pPr>
+              <w:jc w:val="left"/>
+            </w:pPr>
+            <w:r>
+              <w:rPr>
+                <w:sz w:val="17"/>
+              </w:rPr>
+              <w:t>Unitaria + parametrización</w:t>
+            </w:r>
+          </w:p>
+        </w:tc>
+        <w:tc>
+          <w:tcPr>
+            <w:tcW w:type="dxa" w:w="2016"/>
+            <w:vAlign w:val="center"/>
+          </w:tcPr>
+          <w:p>
+            <w:pPr>
+              <w:jc w:val="left"/>
+            </w:pPr>
+            <w:r>
+              <w:rPr>
+                <w:sz w:val="17"/>
+              </w:rPr>
+              <w:t>Casos límite independientes y seleccionables</w:t>
+            </w:r>
+          </w:p>
+        </w:tc>
+      </w:tr>
+      <w:tr>
+        <w:tc>
+          <w:tcPr>
+            <w:tcW w:type="dxa" w:w="2448"/>
+            <w:vAlign w:val="center"/>
+          </w:tcPr>
+          <w:p>
+            <w:pPr>
+              <w:jc w:val="left"/>
+            </w:pPr>
+            <w:r>
+              <w:rPr>
+                <w:sz w:val="17"/>
+              </w:rPr>
+              <w:t>Tipo o rango inválido aceptado</w:t>
+            </w:r>
+          </w:p>
+        </w:tc>
+        <w:tc>
+          <w:tcPr>
+            <w:tcW w:type="dxa" w:w="3024"/>
+            <w:vAlign w:val="center"/>
+          </w:tcPr>
+          <w:p>
+            <w:pPr>
+              <w:jc w:val="left"/>
+            </w:pPr>
+            <w:r>
+              <w:rPr>
+                <w:sz w:val="17"/>
+              </w:rPr>
+              <w:t>La entrada se rechaza con el error previsto</w:t>
+            </w:r>
+          </w:p>
+        </w:tc>
+        <w:tc>
+          <w:tcPr>
+            <w:tcW w:type="dxa" w:w="2232"/>
+            <w:vAlign w:val="center"/>
+          </w:tcPr>
+          <w:p>
+            <w:pPr>
+              <w:jc w:val="left"/>
+            </w:pPr>
+            <w:r>
+              <w:rPr>
+                <w:sz w:val="17"/>
+              </w:rPr>
+              <w:t>Unitaria + pytest.raises</w:t>
+            </w:r>
+          </w:p>
+        </w:tc>
+        <w:tc>
+          <w:tcPr>
+            <w:tcW w:type="dxa" w:w="2016"/>
+            <w:vAlign w:val="center"/>
+          </w:tcPr>
+          <w:p>
+            <w:pPr>
+              <w:jc w:val="left"/>
+            </w:pPr>
+            <w:r>
+              <w:rPr>
+                <w:sz w:val="17"/>
+              </w:rPr>
+              <w:t>Tipo y mensaje comprobados</w:t>
+            </w:r>
+          </w:p>
+        </w:tc>
+      </w:tr>
+      <w:tr>
+        <w:tc>
+          <w:tcPr>
+            <w:tcW w:type="dxa" w:w="2448"/>
+            <w:vAlign w:val="center"/>
+          </w:tcPr>
+          <w:p>
+            <w:pPr>
+              <w:jc w:val="left"/>
+            </w:pPr>
+            <w:r>
+              <w:rPr>
+                <w:sz w:val="17"/>
+              </w:rPr>
+              <w:t>Servicio llamado con un ID erróneo</w:t>
+            </w:r>
+          </w:p>
+        </w:tc>
+        <w:tc>
+          <w:tcPr>
+            <w:tcW w:type="dxa" w:w="3024"/>
+            <w:vAlign w:val="center"/>
+          </w:tcPr>
+          <w:p>
+            <w:pPr>
+              <w:jc w:val="left"/>
+            </w:pPr>
+            <w:r>
+              <w:rPr>
+                <w:sz w:val="17"/>
+              </w:rPr>
+              <w:t>Se delega exactamente el ID recibido</w:t>
+            </w:r>
+          </w:p>
+        </w:tc>
+        <w:tc>
+          <w:tcPr>
+            <w:tcW w:type="dxa" w:w="2232"/>
+            <w:vAlign w:val="center"/>
+          </w:tcPr>
+          <w:p>
+            <w:pPr>
+              <w:jc w:val="left"/>
+            </w:pPr>
+            <w:r>
+              <w:rPr>
+                <w:sz w:val="17"/>
+              </w:rPr>
+              <w:t>Unitaria + mock/spy</w:t>
+            </w:r>
+          </w:p>
+        </w:tc>
+        <w:tc>
+          <w:tcPr>
+            <w:tcW w:type="dxa" w:w="2016"/>
+            <w:vAlign w:val="center"/>
+          </w:tcPr>
+          <w:p>
+            <w:pPr>
+              <w:jc w:val="left"/>
+            </w:pPr>
+            <w:r>
+              <w:rPr>
+                <w:sz w:val="17"/>
+              </w:rPr>
+              <w:t>Llamada observada con argumento esperado</w:t>
+            </w:r>
+          </w:p>
+        </w:tc>
+      </w:tr>
+      <w:tr>
+        <w:tc>
+          <w:tcPr>
+            <w:tcW w:type="dxa" w:w="2448"/>
+            <w:vAlign w:val="center"/>
+          </w:tcPr>
+          <w:p>
+            <w:pPr>
+              <w:jc w:val="left"/>
+            </w:pPr>
+            <w:r>
+              <w:rPr>
+                <w:sz w:val="17"/>
+              </w:rPr>
+              <w:t>Archivo procesado incorrectamente</w:t>
+            </w:r>
+          </w:p>
+        </w:tc>
+        <w:tc>
+          <w:tcPr>
+            <w:tcW w:type="dxa" w:w="3024"/>
+            <w:vAlign w:val="center"/>
+          </w:tcPr>
+          <w:p>
+            <w:pPr>
+              <w:jc w:val="left"/>
+            </w:pPr>
+            <w:r>
+              <w:rPr>
+                <w:sz w:val="17"/>
+              </w:rPr>
+              <w:t>Lectura, normalización y escritura coherentes</w:t>
+            </w:r>
+          </w:p>
+        </w:tc>
+        <w:tc>
+          <w:tcPr>
+            <w:tcW w:type="dxa" w:w="2232"/>
+            <w:vAlign w:val="center"/>
+          </w:tcPr>
+          <w:p>
+            <w:pPr>
+              <w:jc w:val="left"/>
+            </w:pPr>
+            <w:r>
+              <w:rPr>
+                <w:sz w:val="17"/>
+              </w:rPr>
+              <w:t>Integración + tmp_path</w:t>
+            </w:r>
+          </w:p>
+        </w:tc>
+        <w:tc>
+          <w:tcPr>
+            <w:tcW w:type="dxa" w:w="2016"/>
+            <w:vAlign w:val="center"/>
+          </w:tcPr>
+          <w:p>
+            <w:pPr>
+              <w:jc w:val="left"/>
+            </w:pPr>
+            <w:r>
+              <w:rPr>
+                <w:sz w:val="17"/>
+              </w:rPr>
+              <w:t>Contenido real del archivo final</w:t>
+            </w:r>
+          </w:p>
+        </w:tc>
+      </w:tr>
+      <w:tr>
+        <w:tc>
+          <w:tcPr>
+            <w:tcW w:type="dxa" w:w="2448"/>
+            <w:vAlign w:val="center"/>
+          </w:tcPr>
+          <w:p>
+            <w:pPr>
+              <w:jc w:val="left"/>
+            </w:pPr>
+            <w:r>
+              <w:rPr>
+                <w:sz w:val="17"/>
+              </w:rPr>
+              <w:t>Respuesta incompatible</w:t>
+            </w:r>
+          </w:p>
+        </w:tc>
+        <w:tc>
+          <w:tcPr>
+            <w:tcW w:type="dxa" w:w="3024"/>
+            <w:vAlign w:val="center"/>
+          </w:tcPr>
+          <w:p>
+            <w:pPr>
+              <w:jc w:val="left"/>
+            </w:pPr>
+            <w:r>
+              <w:rPr>
+                <w:sz w:val="17"/>
+              </w:rPr>
+              <w:t>Claves id y status conservadas</w:t>
+            </w:r>
+          </w:p>
+        </w:tc>
+        <w:tc>
+          <w:tcPr>
+            <w:tcW w:type="dxa" w:w="2232"/>
+            <w:vAlign w:val="center"/>
+          </w:tcPr>
+          <w:p>
+            <w:pPr>
+              <w:jc w:val="left"/>
+            </w:pPr>
+            <w:r>
+              <w:rPr>
+                <w:sz w:val="17"/>
+              </w:rPr>
+              <w:t>Contrato</w:t>
+            </w:r>
+          </w:p>
+        </w:tc>
+        <w:tc>
+          <w:tcPr>
+            <w:tcW w:type="dxa" w:w="2016"/>
+            <w:vAlign w:val="center"/>
+          </w:tcPr>
+          <w:p>
+            <w:pPr>
+              <w:jc w:val="left"/>
+            </w:pPr>
+            <w:r>
+              <w:rPr>
+                <w:sz w:val="17"/>
+              </w:rPr>
+              <w:t>Estructura y valores verificados</w:t>
+            </w:r>
+          </w:p>
+        </w:tc>
+      </w:tr>
+      <w:tr>
+        <w:tc>
+          <w:tcPr>
+            <w:tcW w:type="dxa" w:w="2448"/>
+            <w:vAlign w:val="center"/>
+          </w:tcPr>
+          <w:p>
+            <w:pPr>
+              <w:jc w:val="left"/>
+            </w:pPr>
+            <w:r>
+              <w:rPr>
+                <w:sz w:val="17"/>
+              </w:rPr>
+              <w:t>Proyecto dependiente del equipo local</w:t>
+            </w:r>
+          </w:p>
+        </w:tc>
+        <w:tc>
+          <w:tcPr>
+            <w:tcW w:type="dxa" w:w="3024"/>
+            <w:vAlign w:val="center"/>
+          </w:tcPr>
+          <w:p>
+            <w:pPr>
+              <w:jc w:val="left"/>
+            </w:pPr>
+            <w:r>
+              <w:rPr>
+                <w:sz w:val="17"/>
+              </w:rPr>
+              <w:t>Instalación y suite reproducibles</w:t>
+            </w:r>
+          </w:p>
+        </w:tc>
+        <w:tc>
+          <w:tcPr>
+            <w:tcW w:type="dxa" w:w="2232"/>
+            <w:vAlign w:val="center"/>
+          </w:tcPr>
+          <w:p>
+            <w:pPr>
+              <w:jc w:val="left"/>
+            </w:pPr>
+            <w:r>
+              <w:rPr>
+                <w:sz w:val="17"/>
+              </w:rPr>
+              <w:t>CI + puerta de calidad</w:t>
+            </w:r>
+          </w:p>
+        </w:tc>
+        <w:tc>
+          <w:tcPr>
+            <w:tcW w:type="dxa" w:w="2016"/>
+            <w:vAlign w:val="center"/>
+          </w:tcPr>
+          <w:p>
+            <w:pPr>
+              <w:jc w:val="left"/>
+            </w:pPr>
+            <w:r>
+              <w:rPr>
+                <w:sz w:val="17"/>
+              </w:rPr>
+              <w:t>Trabajo remoto verde y trazable</w:t>
             </w:r>
           </w:p>
         </w:tc>
@@ -10364,7 +12586,7 @@
     </w:tbl>
     <w:p>
       <w:pPr>
-        <w:spacing w:after="20"/>
+        <w:spacing w:after="60"/>
       </w:pPr>
     </w:p>
     <w:p>
@@ -10372,50 +12594,636 @@
         <w:pStyle w:val="Ttulo2"/>
       </w:pPr>
       <w:r>
-        <w:t>Criterio de avance</w:t>
-      </w:r>
-    </w:p>
-    <w:p>
-      <w:r>
-        <w:t>Puedes definir una condición de terminado que incluya comportamiento, evidencia y mantenimiento.</w:t>
+        <w:t>Fase 8 — Revisar la calidad de las propias pruebas</w:t>
+      </w:r>
+    </w:p>
+    <w:p>
+      <w:pPr>
+        <w:pStyle w:val="Listaconvietas"/>
+      </w:pPr>
+      <w:r>
+        <w:t>El nombre describe situación y expectativa.</w:t>
+      </w:r>
+    </w:p>
+    <w:p>
+      <w:pPr>
+        <w:pStyle w:val="Listaconvietas"/>
+      </w:pPr>
+      <w:r>
+        <w:t>El assert comprueba un resultado observable, no solo ejecución.</w:t>
+      </w:r>
+    </w:p>
+    <w:p>
+      <w:pPr>
+        <w:pStyle w:val="Listaconvietas"/>
+      </w:pPr>
+      <w:r>
+        <w:t>La prueba falla por una razón comprensible.</w:t>
+      </w:r>
+    </w:p>
+    <w:p>
+      <w:pPr>
+        <w:pStyle w:val="Listaconvietas"/>
+      </w:pPr>
+      <w:r>
+        <w:t>No depende del orden ni de estado residual.</w:t>
+      </w:r>
+    </w:p>
+    <w:p>
+      <w:pPr>
+        <w:pStyle w:val="Listaconvietas"/>
+      </w:pPr>
+      <w:r>
+        <w:t>Los mocks verifican únicamente interacciones contractuales.</w:t>
+      </w:r>
+    </w:p>
+    <w:p>
+      <w:pPr>
+        <w:pStyle w:val="Listaconvietas"/>
+      </w:pPr>
+      <w:r>
+        <w:t>Las fixtures no ocultan datos esenciales ni amplían estado sin necesidad.</w:t>
+      </w:r>
+    </w:p>
+    <w:p>
+      <w:pPr>
+        <w:pStyle w:val="Listaconvietas"/>
+      </w:pPr>
+      <w:r>
+        <w:t>No se duplica el mismo caso en varios niveles sin una razón explícita.</w:t>
+      </w:r>
+    </w:p>
+    <w:p>
+      <w:pPr>
+        <w:pStyle w:val="Listaconvietas"/>
+      </w:pPr>
+      <w:r>
+        <w:t>La cobertura se interpreta como pregunta, no como objetivo aislado.</w:t>
+      </w:r>
+    </w:p>
+    <w:p>
+      <w:pPr>
+        <w:pStyle w:val="Ttulo2"/>
+      </w:pPr>
+      <w:r>
+        <w:t>Fase 9 — Automatizar y mantener</w:t>
+      </w:r>
+    </w:p>
+    <w:p>
+      <w:pPr>
+        <w:pStyle w:val="Listaconvietas"/>
+      </w:pPr>
+      <w:r>
+        <w:t>Ejecutar la suite ante push y pull request.</w:t>
+      </w:r>
+    </w:p>
+    <w:p>
+      <w:pPr>
+        <w:pStyle w:val="Listaconvietas"/>
+      </w:pPr>
+      <w:r>
+        <w:t>Fijar versiones y declarar dependencias reproducibles.</w:t>
+      </w:r>
+    </w:p>
+    <w:p>
+      <w:pPr>
+        <w:pStyle w:val="Listaconvietas"/>
+      </w:pPr>
+      <w:r>
+        <w:t>Usar umbrales como señales razonadas, no como métricas de vanidad.</w:t>
+      </w:r>
+    </w:p>
+    <w:p>
+      <w:pPr>
+        <w:pStyle w:val="Listaconvietas"/>
+      </w:pPr>
+      <w:r>
+        <w:t>Conservar fallos históricos y resultados para trazabilidad.</w:t>
+      </w:r>
+    </w:p>
+    <w:p>
+      <w:pPr>
+        <w:pStyle w:val="Listaconvietas"/>
+      </w:pPr>
+      <w:r>
+        <w:t>Revisar la matriz cuando cambien arquitectura, contratos o riesgos.</w:t>
+      </w:r>
+    </w:p>
+    <w:p>
+      <w:pPr>
+        <w:pStyle w:val="Listaconvietas"/>
+      </w:pPr>
+      <w:r>
+        <w:t>Eliminar pruebas redundantes y código obsoleto durante el mantenimiento.</w:t>
+      </w:r>
+    </w:p>
+    <w:p>
+      <w:pPr>
+        <w:pStyle w:val="Ttulo2"/>
+      </w:pPr>
+      <w:r>
+        <w:t>Caso aplicado — Auditoría del laboratorio</w:t>
+      </w:r>
+    </w:p>
+    <w:p>
+      <w:r>
+        <w:t>El laboratorio reúne funciones puras, decisiones por límites, errores esperados, dependencias inyectadas, variables de entorno, repositorios con estado, archivos, contratos y un flujo completo.</w:t>
       </w:r>
     </w:p>
     <w:tbl>
       <w:tblPr>
-        <w:tblW w:w="9360" w:type="dxa"/>
-        <w:tblInd w:w="120" w:type="dxa"/>
+        <w:tblStyle w:val="Tablaconcuadrcula"/>
+        <w:tblW w:type="auto" w:w="0"/>
         <w:tblLayout w:type="fixed"/>
-        <w:tblLook w:val="04A0" w:firstRow="1" w:lastRow="0" w:firstColumn="1" w:lastColumn="0" w:noHBand="0" w:noVBand="1"/>
+        <w:tblLook w:firstColumn="1" w:firstRow="1" w:lastColumn="0" w:lastRow="0" w:noHBand="0" w:noVBand="1" w:val="04A0"/>
       </w:tblPr>
       <w:tblGrid>
-        <w:gridCol w:w="9360"/>
+        <w:gridCol w:w="3120"/>
+        <w:gridCol w:w="3120"/>
+        <w:gridCol w:w="3120"/>
       </w:tblGrid>
       <w:tr>
-        <w:tc>
-          <w:tcPr>
-            <w:tcW w:w="9360" w:type="dxa"/>
-            <w:shd w:val="clear" w:color="auto" w:fill="FFF7E6"/>
-            <w:tcMar>
-              <w:top w:w="80" w:type="dxa"/>
-              <w:left w:w="120" w:type="dxa"/>
-              <w:bottom w:w="80" w:type="dxa"/>
-              <w:right w:w="120" w:type="dxa"/>
-            </w:tcMar>
-            <w:vAlign w:val="center"/>
-          </w:tcPr>
-          <w:p>
-            <w:pPr>
-              <w:spacing w:after="0"/>
+        <w:trPr>
+          <w:tblHeader w:val="true"/>
+        </w:trPr>
+        <w:tc>
+          <w:tcPr>
+            <w:tcW w:type="dxa" w:w="2376"/>
+            <w:vAlign w:val="center"/>
+            <w:shd w:fill="D9E2F3"/>
+          </w:tcPr>
+          <w:p>
+            <w:pPr>
+              <w:jc w:val="left"/>
             </w:pPr>
             <w:r>
               <w:rPr>
                 <w:b/>
-                <w:color w:val="1F4D78"/>
-              </w:rPr>
-              <w:t xml:space="preserve">Pausa didáctica. </w:t>
-            </w:r>
-            <w:r>
-              <w:t>No se avanza al siguiente módulo hasta ejecutar, explicar el resultado y confirmar la actualización de este documento.</w:t>
+                <w:sz w:val="18"/>
+              </w:rPr>
+              <w:t>Zona</w:t>
+            </w:r>
+          </w:p>
+        </w:tc>
+        <w:tc>
+          <w:tcPr>
+            <w:tcW w:type="dxa" w:w="3240"/>
+            <w:vAlign w:val="center"/>
+            <w:shd w:fill="D9E2F3"/>
+          </w:tcPr>
+          <w:p>
+            <w:pPr>
+              <w:jc w:val="left"/>
+            </w:pPr>
+            <w:r>
+              <w:rPr>
+                <w:b/>
+                <w:sz w:val="18"/>
+              </w:rPr>
+              <w:t>Riesgo principal</w:t>
+            </w:r>
+          </w:p>
+        </w:tc>
+        <w:tc>
+          <w:tcPr>
+            <w:tcW w:type="dxa" w:w="4104"/>
+            <w:vAlign w:val="center"/>
+            <w:shd w:fill="D9E2F3"/>
+          </w:tcPr>
+          <w:p>
+            <w:pPr>
+              <w:jc w:val="left"/>
+            </w:pPr>
+            <w:r>
+              <w:rPr>
+                <w:b/>
+                <w:sz w:val="18"/>
+              </w:rPr>
+              <w:t>Evidencia presente</w:t>
+            </w:r>
+          </w:p>
+        </w:tc>
+      </w:tr>
+      <w:tr>
+        <w:tc>
+          <w:tcPr>
+            <w:tcW w:type="dxa" w:w="2376"/>
+            <w:vAlign w:val="center"/>
+          </w:tcPr>
+          <w:p>
+            <w:pPr>
+              <w:jc w:val="left"/>
+            </w:pPr>
+            <w:r>
+              <w:rPr>
+                <w:sz w:val="17"/>
+              </w:rPr>
+              <w:t>normalize_text</w:t>
+            </w:r>
+          </w:p>
+        </w:tc>
+        <w:tc>
+          <w:tcPr>
+            <w:tcW w:type="dxa" w:w="3240"/>
+            <w:vAlign w:val="center"/>
+          </w:tcPr>
+          <w:p>
+            <w:pPr>
+              <w:jc w:val="left"/>
+            </w:pPr>
+            <w:r>
+              <w:rPr>
+                <w:sz w:val="17"/>
+              </w:rPr>
+              <w:t>Transformación incorrecta</w:t>
+            </w:r>
+          </w:p>
+        </w:tc>
+        <w:tc>
+          <w:tcPr>
+            <w:tcW w:type="dxa" w:w="4104"/>
+            <w:vAlign w:val="center"/>
+          </w:tcPr>
+          <w:p>
+            <w:pPr>
+              <w:jc w:val="left"/>
+            </w:pPr>
+            <w:r>
+              <w:rPr>
+                <w:sz w:val="17"/>
+              </w:rPr>
+              <w:t>Prueba unitaria y fixtures</w:t>
+            </w:r>
+          </w:p>
+        </w:tc>
+      </w:tr>
+      <w:tr>
+        <w:tc>
+          <w:tcPr>
+            <w:tcW w:type="dxa" w:w="2376"/>
+            <w:vAlign w:val="center"/>
+          </w:tcPr>
+          <w:p>
+            <w:pPr>
+              <w:jc w:val="left"/>
+            </w:pPr>
+            <w:r>
+              <w:rPr>
+                <w:sz w:val="17"/>
+              </w:rPr>
+              <w:t>classify_score</w:t>
+            </w:r>
+          </w:p>
+        </w:tc>
+        <w:tc>
+          <w:tcPr>
+            <w:tcW w:type="dxa" w:w="3240"/>
+            <w:vAlign w:val="center"/>
+          </w:tcPr>
+          <w:p>
+            <w:pPr>
+              <w:jc w:val="left"/>
+            </w:pPr>
+            <w:r>
+              <w:rPr>
+                <w:sz w:val="17"/>
+              </w:rPr>
+              <w:t>Límites, tipos y rangos</w:t>
+            </w:r>
+          </w:p>
+        </w:tc>
+        <w:tc>
+          <w:tcPr>
+            <w:tcW w:type="dxa" w:w="4104"/>
+            <w:vAlign w:val="center"/>
+          </w:tcPr>
+          <w:p>
+            <w:pPr>
+              <w:jc w:val="left"/>
+            </w:pPr>
+            <w:r>
+              <w:rPr>
+                <w:sz w:val="17"/>
+              </w:rPr>
+              <w:t>Parametrización y excepciones</w:t>
+            </w:r>
+          </w:p>
+        </w:tc>
+      </w:tr>
+      <w:tr>
+        <w:tc>
+          <w:tcPr>
+            <w:tcW w:type="dxa" w:w="2376"/>
+            <w:vAlign w:val="center"/>
+          </w:tcPr>
+          <w:p>
+            <w:pPr>
+              <w:jc w:val="left"/>
+            </w:pPr>
+            <w:r>
+              <w:rPr>
+                <w:sz w:val="17"/>
+              </w:rPr>
+              <w:t>get_user_status</w:t>
+            </w:r>
+          </w:p>
+        </w:tc>
+        <w:tc>
+          <w:tcPr>
+            <w:tcW w:type="dxa" w:w="3240"/>
+            <w:vAlign w:val="center"/>
+          </w:tcPr>
+          <w:p>
+            <w:pPr>
+              <w:jc w:val="left"/>
+            </w:pPr>
+            <w:r>
+              <w:rPr>
+                <w:sz w:val="17"/>
+              </w:rPr>
+              <w:t>Delegación incorrecta</w:t>
+            </w:r>
+          </w:p>
+        </w:tc>
+        <w:tc>
+          <w:tcPr>
+            <w:tcW w:type="dxa" w:w="4104"/>
+            <w:vAlign w:val="center"/>
+          </w:tcPr>
+          <w:p>
+            <w:pPr>
+              <w:jc w:val="left"/>
+            </w:pPr>
+            <w:r>
+              <w:rPr>
+                <w:sz w:val="17"/>
+              </w:rPr>
+              <w:t>Stub, spy y mock</w:t>
+            </w:r>
+          </w:p>
+        </w:tc>
+      </w:tr>
+      <w:tr>
+        <w:tc>
+          <w:tcPr>
+            <w:tcW w:type="dxa" w:w="2376"/>
+            <w:vAlign w:val="center"/>
+          </w:tcPr>
+          <w:p>
+            <w:pPr>
+              <w:jc w:val="left"/>
+            </w:pPr>
+            <w:r>
+              <w:rPr>
+                <w:sz w:val="17"/>
+              </w:rPr>
+              <w:t>register_user</w:t>
+            </w:r>
+          </w:p>
+        </w:tc>
+        <w:tc>
+          <w:tcPr>
+            <w:tcW w:type="dxa" w:w="3240"/>
+            <w:vAlign w:val="center"/>
+          </w:tcPr>
+          <w:p>
+            <w:pPr>
+              <w:jc w:val="left"/>
+            </w:pPr>
+            <w:r>
+              <w:rPr>
+                <w:sz w:val="17"/>
+              </w:rPr>
+              <w:t>Duplicidad o persistencia</w:t>
+            </w:r>
+          </w:p>
+        </w:tc>
+        <w:tc>
+          <w:tcPr>
+            <w:tcW w:type="dxa" w:w="4104"/>
+            <w:vAlign w:val="center"/>
+          </w:tcPr>
+          <w:p>
+            <w:pPr>
+              <w:jc w:val="left"/>
+            </w:pPr>
+            <w:r>
+              <w:rPr>
+                <w:sz w:val="17"/>
+              </w:rPr>
+              <w:t>Fake con estado</w:t>
+            </w:r>
+          </w:p>
+        </w:tc>
+      </w:tr>
+      <w:tr>
+        <w:tc>
+          <w:tcPr>
+            <w:tcW w:type="dxa" w:w="2376"/>
+            <w:vAlign w:val="center"/>
+          </w:tcPr>
+          <w:p>
+            <w:pPr>
+              <w:jc w:val="left"/>
+            </w:pPr>
+            <w:r>
+              <w:rPr>
+                <w:sz w:val="17"/>
+              </w:rPr>
+              <w:t>normalize_file</w:t>
+            </w:r>
+          </w:p>
+        </w:tc>
+        <w:tc>
+          <w:tcPr>
+            <w:tcW w:type="dxa" w:w="3240"/>
+            <w:vAlign w:val="center"/>
+          </w:tcPr>
+          <w:p>
+            <w:pPr>
+              <w:jc w:val="left"/>
+            </w:pPr>
+            <w:r>
+              <w:rPr>
+                <w:sz w:val="17"/>
+              </w:rPr>
+              <w:t>Fallo de lectura/escritura</w:t>
+            </w:r>
+          </w:p>
+        </w:tc>
+        <w:tc>
+          <w:tcPr>
+            <w:tcW w:type="dxa" w:w="4104"/>
+            <w:vAlign w:val="center"/>
+          </w:tcPr>
+          <w:p>
+            <w:pPr>
+              <w:jc w:val="left"/>
+            </w:pPr>
+            <w:r>
+              <w:rPr>
+                <w:sz w:val="17"/>
+              </w:rPr>
+              <w:t>Integración con tmp_path</w:t>
+            </w:r>
+          </w:p>
+        </w:tc>
+      </w:tr>
+      <w:tr>
+        <w:tc>
+          <w:tcPr>
+            <w:tcW w:type="dxa" w:w="2376"/>
+            <w:vAlign w:val="center"/>
+          </w:tcPr>
+          <w:p>
+            <w:pPr>
+              <w:jc w:val="left"/>
+            </w:pPr>
+            <w:r>
+              <w:rPr>
+                <w:sz w:val="17"/>
+              </w:rPr>
+              <w:t>build_user_response</w:t>
+            </w:r>
+          </w:p>
+        </w:tc>
+        <w:tc>
+          <w:tcPr>
+            <w:tcW w:type="dxa" w:w="3240"/>
+            <w:vAlign w:val="center"/>
+          </w:tcPr>
+          <w:p>
+            <w:pPr>
+              <w:jc w:val="left"/>
+            </w:pPr>
+            <w:r>
+              <w:rPr>
+                <w:sz w:val="17"/>
+              </w:rPr>
+              <w:t>Ruptura del formato</w:t>
+            </w:r>
+          </w:p>
+        </w:tc>
+        <w:tc>
+          <w:tcPr>
+            <w:tcW w:type="dxa" w:w="4104"/>
+            <w:vAlign w:val="center"/>
+          </w:tcPr>
+          <w:p>
+            <w:pPr>
+              <w:jc w:val="left"/>
+            </w:pPr>
+            <w:r>
+              <w:rPr>
+                <w:sz w:val="17"/>
+              </w:rPr>
+              <w:t>Prueba de contrato</w:t>
+            </w:r>
+          </w:p>
+        </w:tc>
+      </w:tr>
+      <w:tr>
+        <w:tc>
+          <w:tcPr>
+            <w:tcW w:type="dxa" w:w="2376"/>
+            <w:vAlign w:val="center"/>
+          </w:tcPr>
+          <w:p>
+            <w:pPr>
+              <w:jc w:val="left"/>
+            </w:pPr>
+            <w:r>
+              <w:rPr>
+                <w:sz w:val="17"/>
+              </w:rPr>
+              <w:t>process_user_status</w:t>
+            </w:r>
+          </w:p>
+        </w:tc>
+        <w:tc>
+          <w:tcPr>
+            <w:tcW w:type="dxa" w:w="3240"/>
+            <w:vAlign w:val="center"/>
+          </w:tcPr>
+          <w:p>
+            <w:pPr>
+              <w:jc w:val="left"/>
+            </w:pPr>
+            <w:r>
+              <w:rPr>
+                <w:sz w:val="17"/>
+              </w:rPr>
+              <w:t>Fallo del recorrido</w:t>
+            </w:r>
+          </w:p>
+        </w:tc>
+        <w:tc>
+          <w:tcPr>
+            <w:tcW w:type="dxa" w:w="4104"/>
+            <w:vAlign w:val="center"/>
+          </w:tcPr>
+          <w:p>
+            <w:pPr>
+              <w:jc w:val="left"/>
+            </w:pPr>
+            <w:r>
+              <w:rPr>
+                <w:sz w:val="17"/>
+              </w:rPr>
+              <w:t>Prueba E2E del laboratorio</w:t>
+            </w:r>
+          </w:p>
+        </w:tc>
+      </w:tr>
+      <w:tr>
+        <w:tc>
+          <w:tcPr>
+            <w:tcW w:type="dxa" w:w="2376"/>
+            <w:vAlign w:val="center"/>
+          </w:tcPr>
+          <w:p>
+            <w:pPr>
+              <w:jc w:val="left"/>
+            </w:pPr>
+            <w:r>
+              <w:rPr>
+                <w:sz w:val="17"/>
+              </w:rPr>
+              <w:t>Proyecto completo</w:t>
+            </w:r>
+          </w:p>
+        </w:tc>
+        <w:tc>
+          <w:tcPr>
+            <w:tcW w:type="dxa" w:w="3240"/>
+            <w:vAlign w:val="center"/>
+          </w:tcPr>
+          <w:p>
+            <w:pPr>
+              <w:jc w:val="left"/>
+            </w:pPr>
+            <w:r>
+              <w:rPr>
+                <w:sz w:val="17"/>
+              </w:rPr>
+              <w:t>No reproducibilidad</w:t>
+            </w:r>
+          </w:p>
+        </w:tc>
+        <w:tc>
+          <w:tcPr>
+            <w:tcW w:type="dxa" w:w="4104"/>
+            <w:vAlign w:val="center"/>
+          </w:tcPr>
+          <w:p>
+            <w:pPr>
+              <w:jc w:val="left"/>
+            </w:pPr>
+            <w:r>
+              <w:rPr>
+                <w:sz w:val="17"/>
+              </w:rPr>
+              <w:t>GitHub Actions y cobertura</w:t>
             </w:r>
           </w:p>
         </w:tc>
@@ -10423,30 +13231,259 @@
     </w:tbl>
     <w:p>
       <w:pPr>
-        <w:spacing w:after="20"/>
-      </w:pPr>
-    </w:p>
-    <w:p>
-      <w:r>
-        <w:br w:type="page"/>
-      </w:r>
-    </w:p>
-    <w:p>
-      <w:pPr>
-        <w:pStyle w:val="Ttulo1"/>
-      </w:pPr>
-      <w:r>
-        <w:t>Módulo 15 — Análisis de un proyecto y diseño de su estrategia de testing</w:t>
-      </w:r>
-    </w:p>
-    <w:p>
-      <w:r>
-        <w:t>Módulo reservado para el cierre de la formación. Integrará arquitectura, contratos, riesgos, fronteras externas, niveles de prueba, técnicas aplicables, prioridades y automatización en una matriz riesgo → prueba → evidencia.</w:t>
-      </w:r>
-    </w:p>
-    <w:p>
-      <w:r>
-        <w:t>Estado: RESERVADO.</w:t>
+        <w:spacing w:after="60"/>
+      </w:pPr>
+    </w:p>
+    <w:p>
+      <w:r>
+        <w:t>La evidencia obtenida es fuerte para el alcance didáctico, pero no demuestra seguridad, rendimiento, concurrencia, compatibilidad con sistemas reales ni comportamiento de una base de datos o servicio remoto.</w:t>
+      </w:r>
+    </w:p>
+    <w:p>
+      <w:pPr>
+        <w:pStyle w:val="Ttulo2"/>
+      </w:pPr>
+      <w:r>
+        <w:t>Señales de mantenimiento observables</w:t>
+      </w:r>
+    </w:p>
+    <w:p>
+      <w:pPr>
+        <w:pStyle w:val="Listaconvietas"/>
+      </w:pPr>
+      <w:r>
+        <w:t>Código de pruebas antiguas comentado: conviene eliminarlo cuando Git ya conserva el historial.</w:t>
+      </w:r>
+    </w:p>
+    <w:p>
+      <w:pPr>
+        <w:pStyle w:val="Listaconvietas"/>
+      </w:pPr>
+      <w:r>
+        <w:t>Fixtures con el mismo nombre en conftest.py y en un módulo: revisar si la duplicidad es intencional.</w:t>
+      </w:r>
+    </w:p>
+    <w:p>
+      <w:pPr>
+        <w:pStyle w:val="Listaconvietas"/>
+      </w:pPr>
+      <w:r>
+        <w:t>Imports separados y tardíos: unificar estilo mejora lectura, aunque no cambia el comportamiento.</w:t>
+      </w:r>
+    </w:p>
+    <w:p>
+      <w:pPr>
+        <w:pStyle w:val="Listaconvietas"/>
+      </w:pPr>
+      <w:r>
+        <w:t>Una suite pequeña puede alcanzar 100 % de cobertura sin representar los riesgos de un sistema real.</w:t>
+      </w:r>
+    </w:p>
+    <w:p>
+      <w:r>
+        <w:t>Estas señales no invalidan el laboratorio. Enseñan que auditar pruebas incluye mantenibilidad, alcance y claridad, además del resultado verde.</w:t>
+      </w:r>
+    </w:p>
+    <w:p>
+      <w:pPr>
+        <w:pStyle w:val="Ttulo2"/>
+      </w:pPr>
+      <w:r>
+        <w:t>Guion reutilizable de análisis</w:t>
+      </w:r>
+    </w:p>
+    <w:p>
+      <w:pPr>
+        <w:pStyle w:val="Listaconvietas"/>
+      </w:pPr>
+      <w:r>
+        <w:t>¿Cuál es el propósito del sistema y quién consume sus resultados?</w:t>
+      </w:r>
+    </w:p>
+    <w:p>
+      <w:pPr>
+        <w:pStyle w:val="Listaconvietas"/>
+      </w:pPr>
+      <w:r>
+        <w:t>¿Cuáles son sus puntos de entrada y salidas?</w:t>
+      </w:r>
+    </w:p>
+    <w:p>
+      <w:pPr>
+        <w:pStyle w:val="Listaconvietas"/>
+      </w:pPr>
+      <w:r>
+        <w:t>¿Qué contratos no deben romperse?</w:t>
+      </w:r>
+    </w:p>
+    <w:p>
+      <w:pPr>
+        <w:pStyle w:val="Listaconvietas"/>
+      </w:pPr>
+      <w:r>
+        <w:t>¿Qué decisiones, límites y estados contiene?</w:t>
+      </w:r>
+    </w:p>
+    <w:p>
+      <w:pPr>
+        <w:pStyle w:val="Listaconvietas"/>
+      </w:pPr>
+      <w:r>
+        <w:t>¿Qué recursos externos utiliza?</w:t>
+      </w:r>
+    </w:p>
+    <w:p>
+      <w:pPr>
+        <w:pStyle w:val="Listaconvietas"/>
+      </w:pPr>
+      <w:r>
+        <w:t>¿Qué fallos tendrían mayor impacto?</w:t>
+      </w:r>
+    </w:p>
+    <w:p>
+      <w:pPr>
+        <w:pStyle w:val="Listaconvietas"/>
+      </w:pPr>
+      <w:r>
+        <w:t>¿Qué partes cambian con más frecuencia?</w:t>
+      </w:r>
+    </w:p>
+    <w:p>
+      <w:pPr>
+        <w:pStyle w:val="Listaconvietas"/>
+      </w:pPr>
+      <w:r>
+        <w:t>¿Cuál es el nivel más bajo que aporta evidencia suficiente?</w:t>
+      </w:r>
+    </w:p>
+    <w:p>
+      <w:pPr>
+        <w:pStyle w:val="Listaconvietas"/>
+      </w:pPr>
+      <w:r>
+        <w:t>¿Qué datos y contexto necesita cada prueba?</w:t>
+      </w:r>
+    </w:p>
+    <w:p>
+      <w:pPr>
+        <w:pStyle w:val="Listaconvietas"/>
+      </w:pPr>
+      <w:r>
+        <w:t>¿Qué no está cubriendo deliberadamente la estrategia?</w:t>
+      </w:r>
+    </w:p>
+    <w:p>
+      <w:pPr>
+        <w:pStyle w:val="Listaconvietas"/>
+      </w:pPr>
+      <w:r>
+        <w:t>¿Cómo se ejecutará en un entorno limpio?</w:t>
+      </w:r>
+    </w:p>
+    <w:p>
+      <w:pPr>
+        <w:pStyle w:val="Listaconvietas"/>
+      </w:pPr>
+      <w:r>
+        <w:t>¿Qué evidencia permitirá declarar terminado un cambio?</w:t>
+      </w:r>
+    </w:p>
+    <w:p>
+      <w:pPr>
+        <w:pStyle w:val="Ttulo2"/>
+      </w:pPr>
+      <w:r>
+        <w:t>Criterio de cierre de una estrategia</w:t>
+      </w:r>
+    </w:p>
+    <w:p>
+      <w:pPr>
+        <w:pStyle w:val="Listaconvietas"/>
+      </w:pPr>
+      <w:r>
+        <w:t>Los riesgos prioritarios están identificados.</w:t>
+      </w:r>
+    </w:p>
+    <w:p>
+      <w:pPr>
+        <w:pStyle w:val="Listaconvietas"/>
+      </w:pPr>
+      <w:r>
+        <w:t>Cada riesgo importante se relaciona con un contrato y una prueba.</w:t>
+      </w:r>
+    </w:p>
+    <w:p>
+      <w:pPr>
+        <w:pStyle w:val="Listaconvietas"/>
+      </w:pPr>
+      <w:r>
+        <w:t>La distribución de niveles es coherente con coste y fidelidad.</w:t>
+      </w:r>
+    </w:p>
+    <w:p>
+      <w:pPr>
+        <w:pStyle w:val="Listaconvietas"/>
+      </w:pPr>
+      <w:r>
+        <w:t>Las fronteras principales tienen evidencia real o una exclusión justificada.</w:t>
+      </w:r>
+    </w:p>
+    <w:p>
+      <w:pPr>
+        <w:pStyle w:val="Listaconvietas"/>
+      </w:pPr>
+      <w:r>
+        <w:t>La suite es repetible, diagnóstica y mantenible.</w:t>
+      </w:r>
+    </w:p>
+    <w:p>
+      <w:pPr>
+        <w:pStyle w:val="Listaconvietas"/>
+      </w:pPr>
+      <w:r>
+        <w:t>La automatización informa de regresiones.</w:t>
+      </w:r>
+    </w:p>
+    <w:p>
+      <w:pPr>
+        <w:pStyle w:val="Listaconvietas"/>
+      </w:pPr>
+      <w:r>
+        <w:t>Las limitaciones y riesgos aceptados están documentados.</w:t>
+      </w:r>
+    </w:p>
+    <w:p>
+      <w:pPr>
+        <w:pStyle w:val="Ttulo2"/>
+      </w:pPr>
+      <w:r>
+        <w:t>Evidencia de cierre de la formación</w:t>
+      </w:r>
+    </w:p>
+    <w:p>
+      <w:r>
+        <w:rPr>
+          <w:b/>
+        </w:rPr>
+        <w:t>Laboratorio final: 30 pruebas y 3 subtests superados, 100 % de líneas y ramas recorridas, puerta mínima del 90 % y ejecución de GitHub Actions en verde.</w:t>
+      </w:r>
+    </w:p>
+    <w:p>
+      <w:r>
+        <w:t>Estado del módulo 15: COMPLETADO.</w:t>
+      </w:r>
+    </w:p>
+    <w:p>
+      <w:r>
+        <w:rPr>
+          <w:b/>
+        </w:rPr>
+        <w:t>Conclusión. Una estrategia de testing es una argumentación trazable sobre riesgos y evidencia, no una colección universal de archivos o comandos.</w:t>
+      </w:r>
+    </w:p>
+    <w:p>
+      <w:r>
+        <w:t>Cierre. La formación modular queda completada y preparada para su consulta como manual autónomo.</w:t>
       </w:r>
     </w:p>
     <w:p>
@@ -11148,7 +14185,7 @@
           </w:tcPr>
           <w:p>
             <w:r>
-              <w:t>Siguiente módulo operativo. Módulo 14: automatización y definición de terminado.</w:t>
+              <w:t>Manual formativo completado. Utiliza el guion del módulo 15 para adaptar la estrategia a otros proyectos.</w:t>
             </w:r>
           </w:p>
         </w:tc>
